--- a/Cơ sở dữ liệu/Tuan7/Exercise6_Relational Algebra.docx
+++ b/Cơ sở dữ liệu/Tuan7/Exercise6_Relational Algebra.docx
@@ -53,19 +53,7 @@
         <w:rPr>
           <w:b/>
         </w:rPr>
-        <w:t xml:space="preserve"> – </w:t>
-      </w:r>
-      <w:r>
-        <w:rPr>
-          <w:b/>
-        </w:rPr>
-        <w:t>1871020437</w:t>
-      </w:r>
-      <w:r>
-        <w:rPr>
-          <w:b/>
-        </w:rPr>
-        <w:t xml:space="preserve"> </w:t>
+        <w:t xml:space="preserve"> – 1871020437 </w:t>
       </w:r>
     </w:p>
     <w:p>
@@ -134,8 +122,21 @@
               <w:ind w:left="0" w:firstLine="0"/>
               <w:jc w:val="left"/>
             </w:pPr>
+            <w:proofErr w:type="spellStart"/>
             <w:r>
-              <w:t xml:space="preserve">Kí hiệu </w:t>
+              <w:t>Kí</w:t>
+            </w:r>
+            <w:proofErr w:type="spellEnd"/>
+            <w:r>
+              <w:t xml:space="preserve"> </w:t>
+            </w:r>
+            <w:proofErr w:type="spellStart"/>
+            <w:r>
+              <w:t>hiệu</w:t>
+            </w:r>
+            <w:proofErr w:type="spellEnd"/>
+            <w:r>
+              <w:t xml:space="preserve"> </w:t>
             </w:r>
           </w:p>
         </w:tc>
@@ -155,8 +156,21 @@
               <w:spacing w:after="0"/>
               <w:ind w:left="1" w:firstLine="0"/>
             </w:pPr>
+            <w:proofErr w:type="spellStart"/>
             <w:r>
-              <w:t xml:space="preserve">Phép toán </w:t>
+              <w:t>Phép</w:t>
+            </w:r>
+            <w:proofErr w:type="spellEnd"/>
+            <w:r>
+              <w:t xml:space="preserve"> </w:t>
+            </w:r>
+            <w:proofErr w:type="spellStart"/>
+            <w:r>
+              <w:t>toán</w:t>
+            </w:r>
+            <w:proofErr w:type="spellEnd"/>
+            <w:r>
+              <w:t xml:space="preserve"> </w:t>
             </w:r>
           </w:p>
         </w:tc>
@@ -177,8 +191,21 @@
               <w:ind w:left="1" w:firstLine="0"/>
               <w:jc w:val="left"/>
             </w:pPr>
+            <w:proofErr w:type="spellStart"/>
             <w:r>
-              <w:t xml:space="preserve">Kí hiệu </w:t>
+              <w:t>Kí</w:t>
+            </w:r>
+            <w:proofErr w:type="spellEnd"/>
+            <w:r>
+              <w:t xml:space="preserve"> </w:t>
+            </w:r>
+            <w:proofErr w:type="spellStart"/>
+            <w:r>
+              <w:t>hiệu</w:t>
+            </w:r>
+            <w:proofErr w:type="spellEnd"/>
+            <w:r>
+              <w:t xml:space="preserve"> </w:t>
             </w:r>
           </w:p>
         </w:tc>
@@ -199,8 +226,21 @@
               <w:ind w:left="1" w:firstLine="0"/>
               <w:jc w:val="left"/>
             </w:pPr>
+            <w:proofErr w:type="spellStart"/>
             <w:r>
-              <w:t xml:space="preserve">Phép toán </w:t>
+              <w:t>Phép</w:t>
+            </w:r>
+            <w:proofErr w:type="spellEnd"/>
+            <w:r>
+              <w:t xml:space="preserve"> </w:t>
+            </w:r>
+            <w:proofErr w:type="spellStart"/>
+            <w:r>
+              <w:t>toán</w:t>
+            </w:r>
+            <w:proofErr w:type="spellEnd"/>
+            <w:r>
+              <w:t xml:space="preserve"> </w:t>
             </w:r>
           </w:p>
         </w:tc>
@@ -221,8 +261,21 @@
               <w:ind w:left="1" w:firstLine="0"/>
               <w:jc w:val="left"/>
             </w:pPr>
+            <w:proofErr w:type="spellStart"/>
             <w:r>
-              <w:t xml:space="preserve">Kí hiệu </w:t>
+              <w:t>Kí</w:t>
+            </w:r>
+            <w:proofErr w:type="spellEnd"/>
+            <w:r>
+              <w:t xml:space="preserve"> </w:t>
+            </w:r>
+            <w:proofErr w:type="spellStart"/>
+            <w:r>
+              <w:t>hiệu</w:t>
+            </w:r>
+            <w:proofErr w:type="spellEnd"/>
+            <w:r>
+              <w:t xml:space="preserve"> </w:t>
             </w:r>
           </w:p>
         </w:tc>
@@ -242,8 +295,21 @@
               <w:spacing w:after="0"/>
               <w:ind w:left="1" w:firstLine="0"/>
             </w:pPr>
+            <w:proofErr w:type="spellStart"/>
             <w:r>
-              <w:t xml:space="preserve">Phép toán </w:t>
+              <w:t>Phép</w:t>
+            </w:r>
+            <w:proofErr w:type="spellEnd"/>
+            <w:r>
+              <w:t xml:space="preserve"> </w:t>
+            </w:r>
+            <w:proofErr w:type="spellStart"/>
+            <w:r>
+              <w:t>toán</w:t>
+            </w:r>
+            <w:proofErr w:type="spellEnd"/>
+            <w:r>
+              <w:t xml:space="preserve"> </w:t>
             </w:r>
           </w:p>
         </w:tc>
@@ -264,8 +330,21 @@
               <w:ind w:left="1" w:firstLine="0"/>
               <w:jc w:val="left"/>
             </w:pPr>
+            <w:proofErr w:type="spellStart"/>
             <w:r>
-              <w:t xml:space="preserve">Kí hiệu </w:t>
+              <w:t>Kí</w:t>
+            </w:r>
+            <w:proofErr w:type="spellEnd"/>
+            <w:r>
+              <w:t xml:space="preserve"> </w:t>
+            </w:r>
+            <w:proofErr w:type="spellStart"/>
+            <w:r>
+              <w:t>hiệu</w:t>
+            </w:r>
+            <w:proofErr w:type="spellEnd"/>
+            <w:r>
+              <w:t xml:space="preserve"> </w:t>
             </w:r>
           </w:p>
         </w:tc>
@@ -286,8 +365,21 @@
               <w:ind w:left="1" w:firstLine="0"/>
               <w:jc w:val="left"/>
             </w:pPr>
+            <w:proofErr w:type="spellStart"/>
             <w:r>
-              <w:t xml:space="preserve">Phép toán </w:t>
+              <w:t>Phép</w:t>
+            </w:r>
+            <w:proofErr w:type="spellEnd"/>
+            <w:r>
+              <w:t xml:space="preserve"> </w:t>
+            </w:r>
+            <w:proofErr w:type="spellStart"/>
+            <w:r>
+              <w:t>toán</w:t>
+            </w:r>
+            <w:proofErr w:type="spellEnd"/>
+            <w:r>
+              <w:t xml:space="preserve"> </w:t>
             </w:r>
           </w:p>
         </w:tc>
@@ -336,8 +428,13 @@
               <w:ind w:left="1" w:firstLine="0"/>
               <w:jc w:val="left"/>
             </w:pPr>
+            <w:proofErr w:type="spellStart"/>
             <w:r>
-              <w:t xml:space="preserve">Chiếu </w:t>
+              <w:t>Chiếu</w:t>
+            </w:r>
+            <w:proofErr w:type="spellEnd"/>
+            <w:r>
+              <w:t xml:space="preserve"> </w:t>
             </w:r>
           </w:p>
         </w:tc>
@@ -431,6 +528,7 @@
               <w:spacing w:after="0"/>
               <w:ind w:left="1" w:firstLine="0"/>
             </w:pPr>
+            <w:proofErr w:type="spellStart"/>
             <w:r>
               <w:rPr>
                 <w:rFonts w:ascii="Lucida Sans Unicode" w:eastAsia="Lucida Sans Unicode" w:hAnsi="Lucida Sans Unicode" w:cs="Lucida Sans Unicode"/>
@@ -447,7 +545,21 @@
               <w:rPr>
                 <w:rFonts w:ascii="Lucida Sans Unicode" w:eastAsia="Lucida Sans Unicode" w:hAnsi="Lucida Sans Unicode" w:cs="Lucida Sans Unicode"/>
               </w:rPr>
-              <w:t>t n</w:t>
+              <w:t>t</w:t>
+            </w:r>
+            <w:proofErr w:type="spellEnd"/>
+            <w:r>
+              <w:rPr>
+                <w:rFonts w:ascii="Lucida Sans Unicode" w:eastAsia="Lucida Sans Unicode" w:hAnsi="Lucida Sans Unicode" w:cs="Lucida Sans Unicode"/>
+              </w:rPr>
+              <w:t xml:space="preserve"> </w:t>
+            </w:r>
+            <w:proofErr w:type="spellStart"/>
+            <w:r>
+              <w:rPr>
+                <w:rFonts w:ascii="Lucida Sans Unicode" w:eastAsia="Lucida Sans Unicode" w:hAnsi="Lucida Sans Unicode" w:cs="Lucida Sans Unicode"/>
+              </w:rPr>
+              <w:t>n</w:t>
             </w:r>
             <w:r>
               <w:rPr>
@@ -459,7 +571,21 @@
               <w:rPr>
                 <w:rFonts w:ascii="Lucida Sans Unicode" w:eastAsia="Lucida Sans Unicode" w:hAnsi="Lucida Sans Unicode" w:cs="Lucida Sans Unicode"/>
               </w:rPr>
-              <w:t>i n</w:t>
+              <w:t>i</w:t>
+            </w:r>
+            <w:proofErr w:type="spellEnd"/>
+            <w:r>
+              <w:rPr>
+                <w:rFonts w:ascii="Lucida Sans Unicode" w:eastAsia="Lucida Sans Unicode" w:hAnsi="Lucida Sans Unicode" w:cs="Lucida Sans Unicode"/>
+              </w:rPr>
+              <w:t xml:space="preserve"> </w:t>
+            </w:r>
+            <w:proofErr w:type="spellStart"/>
+            <w:r>
+              <w:rPr>
+                <w:rFonts w:ascii="Lucida Sans Unicode" w:eastAsia="Lucida Sans Unicode" w:hAnsi="Lucida Sans Unicode" w:cs="Lucida Sans Unicode"/>
+              </w:rPr>
+              <w:t>n</w:t>
             </w:r>
             <w:r>
               <w:rPr>
@@ -471,7 +597,21 @@
               <w:rPr>
                 <w:rFonts w:ascii="Lucida Sans Unicode" w:eastAsia="Lucida Sans Unicode" w:hAnsi="Lucida Sans Unicode" w:cs="Lucida Sans Unicode"/>
               </w:rPr>
-              <w:t>a ph</w:t>
+              <w:t>a</w:t>
+            </w:r>
+            <w:proofErr w:type="spellEnd"/>
+            <w:r>
+              <w:rPr>
+                <w:rFonts w:ascii="Lucida Sans Unicode" w:eastAsia="Lucida Sans Unicode" w:hAnsi="Lucida Sans Unicode" w:cs="Lucida Sans Unicode"/>
+              </w:rPr>
+              <w:t xml:space="preserve"> </w:t>
+            </w:r>
+            <w:proofErr w:type="spellStart"/>
+            <w:r>
+              <w:rPr>
+                <w:rFonts w:ascii="Lucida Sans Unicode" w:eastAsia="Lucida Sans Unicode" w:hAnsi="Lucida Sans Unicode" w:cs="Lucida Sans Unicode"/>
+              </w:rPr>
+              <w:t>ph</w:t>
             </w:r>
             <w:r>
               <w:rPr>
@@ -485,6 +625,7 @@
               </w:rPr>
               <w:t>i</w:t>
             </w:r>
+            <w:proofErr w:type="spellEnd"/>
             <w:r>
               <w:t xml:space="preserve"> </w:t>
             </w:r>
@@ -533,8 +674,13 @@
               <w:ind w:left="1" w:firstLine="0"/>
               <w:jc w:val="left"/>
             </w:pPr>
+            <w:proofErr w:type="spellStart"/>
             <w:r>
-              <w:t xml:space="preserve">Phủ </w:t>
+              <w:t>Phủ</w:t>
+            </w:r>
+            <w:proofErr w:type="spellEnd"/>
+            <w:r>
+              <w:t xml:space="preserve"> </w:t>
             </w:r>
           </w:p>
         </w:tc>
@@ -583,8 +729,13 @@
               <w:ind w:left="1" w:firstLine="0"/>
               <w:jc w:val="left"/>
             </w:pPr>
+            <w:proofErr w:type="spellStart"/>
             <w:r>
-              <w:t xml:space="preserve">Chọn </w:t>
+              <w:t>Chọn</w:t>
+            </w:r>
+            <w:proofErr w:type="spellEnd"/>
+            <w:r>
+              <w:t xml:space="preserve"> </w:t>
             </w:r>
           </w:p>
         </w:tc>
@@ -680,12 +831,14 @@
               <w:ind w:left="1" w:firstLine="0"/>
               <w:jc w:val="left"/>
             </w:pPr>
+            <w:proofErr w:type="spellStart"/>
             <w:r>
               <w:rPr>
                 <w:rFonts w:ascii="Calibri" w:eastAsia="Calibri" w:hAnsi="Calibri" w:cs="Calibri"/>
               </w:rPr>
               <w:t>Thuộc</w:t>
             </w:r>
+            <w:proofErr w:type="spellEnd"/>
             <w:r>
               <w:t xml:space="preserve"> </w:t>
             </w:r>
@@ -733,8 +886,21 @@
               <w:spacing w:after="0"/>
               <w:ind w:left="1" w:firstLine="0"/>
             </w:pPr>
+            <w:proofErr w:type="spellStart"/>
             <w:r>
-              <w:t xml:space="preserve">Trùng nhau </w:t>
+              <w:t>Trùng</w:t>
+            </w:r>
+            <w:proofErr w:type="spellEnd"/>
+            <w:r>
+              <w:t xml:space="preserve"> </w:t>
+            </w:r>
+            <w:proofErr w:type="spellStart"/>
+            <w:r>
+              <w:t>nhau</w:t>
+            </w:r>
+            <w:proofErr w:type="spellEnd"/>
+            <w:r>
+              <w:t xml:space="preserve"> </w:t>
             </w:r>
           </w:p>
         </w:tc>
@@ -780,8 +946,21 @@
               <w:ind w:left="1" w:firstLine="0"/>
               <w:jc w:val="left"/>
             </w:pPr>
+            <w:proofErr w:type="spellStart"/>
             <w:r>
-              <w:t xml:space="preserve">Đổi tên </w:t>
+              <w:t>Đổi</w:t>
+            </w:r>
+            <w:proofErr w:type="spellEnd"/>
+            <w:r>
+              <w:t xml:space="preserve"> </w:t>
+            </w:r>
+            <w:proofErr w:type="spellStart"/>
+            <w:r>
+              <w:t>tên</w:t>
+            </w:r>
+            <w:proofErr w:type="spellEnd"/>
+            <w:r>
+              <w:t xml:space="preserve"> </w:t>
             </w:r>
           </w:p>
         </w:tc>
@@ -821,8 +1000,21 @@
               <w:spacing w:after="0"/>
               <w:ind w:left="1" w:firstLine="0"/>
             </w:pPr>
+            <w:proofErr w:type="spellStart"/>
             <w:r>
-              <w:t xml:space="preserve">Tích Decard </w:t>
+              <w:t>Tích</w:t>
+            </w:r>
+            <w:proofErr w:type="spellEnd"/>
+            <w:r>
+              <w:t xml:space="preserve"> </w:t>
+            </w:r>
+            <w:proofErr w:type="spellStart"/>
+            <w:r>
+              <w:t>Decard</w:t>
+            </w:r>
+            <w:proofErr w:type="spellEnd"/>
+            <w:r>
+              <w:t xml:space="preserve"> </w:t>
             </w:r>
           </w:p>
         </w:tc>
@@ -869,11 +1061,19 @@
               <w:ind w:left="1" w:firstLine="0"/>
               <w:jc w:val="left"/>
             </w:pPr>
+            <w:proofErr w:type="spellStart"/>
             <w:r>
               <w:rPr>
                 <w:rFonts w:ascii="Calibri" w:eastAsia="Calibri" w:hAnsi="Calibri" w:cs="Calibri"/>
               </w:rPr>
-              <w:t>Tập con</w:t>
+              <w:t>Tập</w:t>
+            </w:r>
+            <w:proofErr w:type="spellEnd"/>
+            <w:r>
+              <w:rPr>
+                <w:rFonts w:ascii="Calibri" w:eastAsia="Calibri" w:hAnsi="Calibri" w:cs="Calibri"/>
+              </w:rPr>
+              <w:t xml:space="preserve"> con</w:t>
             </w:r>
             <w:r>
               <w:t xml:space="preserve"> </w:t>
@@ -981,12 +1181,14 @@
               <w:ind w:left="1" w:firstLine="0"/>
               <w:jc w:val="left"/>
             </w:pPr>
+            <w:proofErr w:type="spellStart"/>
             <w:r>
               <w:rPr>
                 <w:sz w:val="28"/>
               </w:rPr>
               <w:t>Hợp</w:t>
             </w:r>
+            <w:proofErr w:type="spellEnd"/>
             <w:r>
               <w:t xml:space="preserve"> </w:t>
             </w:r>
@@ -1008,6 +1210,7 @@
               <w:ind w:left="0" w:right="79" w:firstLine="0"/>
               <w:jc w:val="center"/>
             </w:pPr>
+            <w:bookmarkStart w:id="0" w:name="_Hlk199169322"/>
             <w:r>
               <w:rPr>
                 <w:rFonts w:ascii="Lucida Sans Unicode" w:eastAsia="Lucida Sans Unicode" w:hAnsi="Lucida Sans Unicode" w:cs="Lucida Sans Unicode"/>
@@ -1017,6 +1220,7 @@
             <w:r>
               <w:t xml:space="preserve"> </w:t>
             </w:r>
+            <w:bookmarkEnd w:id="0"/>
           </w:p>
         </w:tc>
         <w:tc>
@@ -1035,8 +1239,21 @@
               <w:ind w:left="1" w:firstLine="0"/>
               <w:jc w:val="left"/>
             </w:pPr>
+            <w:proofErr w:type="spellStart"/>
             <w:r>
-              <w:t xml:space="preserve">Kết nối </w:t>
+              <w:t>Kết</w:t>
+            </w:r>
+            <w:proofErr w:type="spellEnd"/>
+            <w:r>
+              <w:t xml:space="preserve"> </w:t>
+            </w:r>
+            <w:proofErr w:type="spellStart"/>
+            <w:r>
+              <w:t>nối</w:t>
+            </w:r>
+            <w:proofErr w:type="spellEnd"/>
+            <w:r>
+              <w:t xml:space="preserve"> </w:t>
             </w:r>
           </w:p>
         </w:tc>
@@ -1080,8 +1297,13 @@
               <w:ind w:left="1" w:firstLine="0"/>
               <w:jc w:val="left"/>
             </w:pPr>
+            <w:proofErr w:type="spellStart"/>
             <w:r>
-              <w:t xml:space="preserve">Tuyển </w:t>
+              <w:t>Tuyển</w:t>
+            </w:r>
+            <w:proofErr w:type="spellEnd"/>
+            <w:r>
+              <w:t xml:space="preserve"> </w:t>
             </w:r>
           </w:p>
         </w:tc>
@@ -1124,8 +1346,21 @@
               <w:spacing w:after="44"/>
               <w:ind w:left="1" w:firstLine="0"/>
             </w:pPr>
+            <w:proofErr w:type="spellStart"/>
             <w:r>
-              <w:t xml:space="preserve">Nhỏ hơn </w:t>
+              <w:t>Nhỏ</w:t>
+            </w:r>
+            <w:proofErr w:type="spellEnd"/>
+            <w:r>
+              <w:t xml:space="preserve"> </w:t>
+            </w:r>
+            <w:proofErr w:type="spellStart"/>
+            <w:r>
+              <w:t>hơn</w:t>
+            </w:r>
+            <w:proofErr w:type="spellEnd"/>
+            <w:r>
+              <w:t xml:space="preserve"> </w:t>
             </w:r>
           </w:p>
           <w:p>
@@ -1133,8 +1368,21 @@
               <w:spacing w:after="0"/>
               <w:ind w:left="1" w:firstLine="0"/>
             </w:pPr>
+            <w:proofErr w:type="spellStart"/>
             <w:r>
-              <w:t xml:space="preserve">hoặc bằng </w:t>
+              <w:t>hoặc</w:t>
+            </w:r>
+            <w:proofErr w:type="spellEnd"/>
+            <w:r>
+              <w:t xml:space="preserve"> </w:t>
+            </w:r>
+            <w:proofErr w:type="spellStart"/>
+            <w:r>
+              <w:t>bằng</w:t>
+            </w:r>
+            <w:proofErr w:type="spellEnd"/>
+            <w:r>
+              <w:t xml:space="preserve"> </w:t>
             </w:r>
           </w:p>
         </w:tc>
@@ -1244,6 +1492,7 @@
               <w:ind w:left="0" w:firstLine="0"/>
               <w:jc w:val="left"/>
             </w:pPr>
+            <w:proofErr w:type="spellStart"/>
             <w:r>
               <w:rPr>
                 <w:rFonts w:ascii="Lucida Sans Unicode" w:eastAsia="Lucida Sans Unicode" w:hAnsi="Lucida Sans Unicode" w:cs="Lucida Sans Unicode"/>
@@ -1260,7 +1509,21 @@
               <w:rPr>
                 <w:rFonts w:ascii="Lucida Sans Unicode" w:eastAsia="Lucida Sans Unicode" w:hAnsi="Lucida Sans Unicode" w:cs="Lucida Sans Unicode"/>
               </w:rPr>
-              <w:t>t n</w:t>
+              <w:t>t</w:t>
+            </w:r>
+            <w:proofErr w:type="spellEnd"/>
+            <w:r>
+              <w:rPr>
+                <w:rFonts w:ascii="Lucida Sans Unicode" w:eastAsia="Lucida Sans Unicode" w:hAnsi="Lucida Sans Unicode" w:cs="Lucida Sans Unicode"/>
+              </w:rPr>
+              <w:t xml:space="preserve"> </w:t>
+            </w:r>
+            <w:proofErr w:type="spellStart"/>
+            <w:r>
+              <w:rPr>
+                <w:rFonts w:ascii="Lucida Sans Unicode" w:eastAsia="Lucida Sans Unicode" w:hAnsi="Lucida Sans Unicode" w:cs="Lucida Sans Unicode"/>
+              </w:rPr>
+              <w:t>n</w:t>
             </w:r>
             <w:r>
               <w:rPr>
@@ -1272,7 +1535,14 @@
               <w:rPr>
                 <w:rFonts w:ascii="Lucida Sans Unicode" w:eastAsia="Lucida Sans Unicode" w:hAnsi="Lucida Sans Unicode" w:cs="Lucida Sans Unicode"/>
               </w:rPr>
-              <w:t xml:space="preserve">i </w:t>
+              <w:t>i</w:t>
+            </w:r>
+            <w:proofErr w:type="spellEnd"/>
+            <w:r>
+              <w:rPr>
+                <w:rFonts w:ascii="Lucida Sans Unicode" w:eastAsia="Lucida Sans Unicode" w:hAnsi="Lucida Sans Unicode" w:cs="Lucida Sans Unicode"/>
+              </w:rPr>
+              <w:t xml:space="preserve"> </w:t>
             </w:r>
           </w:p>
           <w:p>
@@ -1281,6 +1551,7 @@
               <w:ind w:left="1" w:firstLine="0"/>
               <w:jc w:val="left"/>
             </w:pPr>
+            <w:proofErr w:type="spellStart"/>
             <w:r>
               <w:rPr>
                 <w:rFonts w:ascii="Lucida Sans Unicode" w:eastAsia="Lucida Sans Unicode" w:hAnsi="Lucida Sans Unicode" w:cs="Lucida Sans Unicode"/>
@@ -1297,8 +1568,23 @@
               <w:rPr>
                 <w:rFonts w:ascii="Lucida Sans Unicode" w:eastAsia="Lucida Sans Unicode" w:hAnsi="Lucida Sans Unicode" w:cs="Lucida Sans Unicode"/>
               </w:rPr>
-              <w:t>a trái</w:t>
+              <w:t>a</w:t>
             </w:r>
+            <w:proofErr w:type="spellEnd"/>
+            <w:r>
+              <w:rPr>
+                <w:rFonts w:ascii="Lucida Sans Unicode" w:eastAsia="Lucida Sans Unicode" w:hAnsi="Lucida Sans Unicode" w:cs="Lucida Sans Unicode"/>
+              </w:rPr>
+              <w:t xml:space="preserve"> </w:t>
+            </w:r>
+            <w:proofErr w:type="spellStart"/>
+            <w:r>
+              <w:rPr>
+                <w:rFonts w:ascii="Lucida Sans Unicode" w:eastAsia="Lucida Sans Unicode" w:hAnsi="Lucida Sans Unicode" w:cs="Lucida Sans Unicode"/>
+              </w:rPr>
+              <w:t>trái</w:t>
+            </w:r>
+            <w:proofErr w:type="spellEnd"/>
             <w:r>
               <w:t xml:space="preserve"> </w:t>
             </w:r>
@@ -1320,12 +1606,14 @@
               <w:ind w:left="0" w:right="78" w:firstLine="0"/>
               <w:jc w:val="center"/>
             </w:pPr>
+            <w:bookmarkStart w:id="1" w:name="_Hlk199167888"/>
             <w:r>
               <w:rPr>
                 <w:rFonts w:ascii="Segoe UI Symbol" w:eastAsia="Segoe UI Symbol" w:hAnsi="Segoe UI Symbol" w:cs="Segoe UI Symbol"/>
               </w:rPr>
               <w:sym w:font="Symbol" w:char="F0D9"/>
             </w:r>
+            <w:bookmarkEnd w:id="1"/>
           </w:p>
         </w:tc>
         <w:tc>
@@ -1344,8 +1632,13 @@
               <w:ind w:left="1" w:firstLine="0"/>
               <w:jc w:val="left"/>
             </w:pPr>
+            <w:proofErr w:type="spellStart"/>
             <w:r>
-              <w:t xml:space="preserve">Hội </w:t>
+              <w:t>Hội</w:t>
+            </w:r>
+            <w:proofErr w:type="spellEnd"/>
+            <w:r>
+              <w:t xml:space="preserve"> </w:t>
             </w:r>
           </w:p>
         </w:tc>
@@ -1406,8 +1699,21 @@
               <w:ind w:left="1" w:firstLine="0"/>
               <w:jc w:val="left"/>
             </w:pPr>
+            <w:proofErr w:type="spellStart"/>
             <w:r>
-              <w:t xml:space="preserve">Tương đương </w:t>
+              <w:t>Tương</w:t>
+            </w:r>
+            <w:proofErr w:type="spellEnd"/>
+            <w:r>
+              <w:t xml:space="preserve"> </w:t>
+            </w:r>
+            <w:proofErr w:type="spellStart"/>
+            <w:r>
+              <w:t>đương</w:t>
+            </w:r>
+            <w:proofErr w:type="spellEnd"/>
+            <w:r>
+              <w:t xml:space="preserve"> </w:t>
             </w:r>
           </w:p>
         </w:tc>
@@ -1462,25 +1768,93 @@
         <w:ind w:right="7164"/>
         <w:jc w:val="left"/>
       </w:pPr>
+      <w:proofErr w:type="spellStart"/>
       <w:r>
         <w:rPr>
           <w:b/>
         </w:rPr>
-        <w:t xml:space="preserve">Kết quả học </w:t>
-      </w:r>
+        <w:t>Kết</w:t>
+      </w:r>
+      <w:proofErr w:type="spellEnd"/>
+      <w:r>
+        <w:rPr>
+          <w:b/>
+        </w:rPr>
+        <w:t xml:space="preserve"> </w:t>
+      </w:r>
+      <w:proofErr w:type="spellStart"/>
+      <w:r>
+        <w:rPr>
+          <w:b/>
+        </w:rPr>
+        <w:t>quả</w:t>
+      </w:r>
+      <w:proofErr w:type="spellEnd"/>
+      <w:r>
+        <w:rPr>
+          <w:b/>
+        </w:rPr>
+        <w:t xml:space="preserve"> </w:t>
+      </w:r>
+      <w:proofErr w:type="spellStart"/>
+      <w:r>
+        <w:rPr>
+          <w:b/>
+        </w:rPr>
+        <w:t>học</w:t>
+      </w:r>
+      <w:proofErr w:type="spellEnd"/>
+      <w:r>
+        <w:rPr>
+          <w:b/>
+        </w:rPr>
+        <w:t xml:space="preserve"> </w:t>
+      </w:r>
+      <w:proofErr w:type="spellStart"/>
       <w:proofErr w:type="gramStart"/>
       <w:r>
         <w:rPr>
           <w:b/>
         </w:rPr>
-        <w:t xml:space="preserve">tập  </w:t>
+        <w:t>tập</w:t>
+      </w:r>
+      <w:proofErr w:type="spellEnd"/>
+      <w:r>
+        <w:rPr>
+          <w:b/>
+        </w:rPr>
+        <w:t xml:space="preserve">  </w:t>
       </w:r>
       <w:r>
         <w:t>Cho</w:t>
       </w:r>
       <w:proofErr w:type="gramEnd"/>
       <w:r>
-        <w:t xml:space="preserve"> các bảng sau: </w:t>
+        <w:t xml:space="preserve"> </w:t>
+      </w:r>
+      <w:proofErr w:type="spellStart"/>
+      <w:r>
+        <w:t>các</w:t>
+      </w:r>
+      <w:proofErr w:type="spellEnd"/>
+      <w:r>
+        <w:t xml:space="preserve"> </w:t>
+      </w:r>
+      <w:proofErr w:type="spellStart"/>
+      <w:r>
+        <w:t>bảng</w:t>
+      </w:r>
+      <w:proofErr w:type="spellEnd"/>
+      <w:r>
+        <w:t xml:space="preserve"> </w:t>
+      </w:r>
+      <w:proofErr w:type="spellStart"/>
+      <w:r>
+        <w:t>sau</w:t>
+      </w:r>
+      <w:proofErr w:type="spellEnd"/>
+      <w:r>
+        <w:t xml:space="preserve">: </w:t>
       </w:r>
     </w:p>
     <w:p>
@@ -1492,8 +1866,37 @@
         <w:ind w:right="48" w:hanging="360"/>
       </w:pPr>
       <w:r>
-        <w:t>Student (name, address, gender, birthyear) – thông tin về sinh viên</w:t>
-      </w:r>
+        <w:t xml:space="preserve">Student (name, address, gender, birthyear) – </w:t>
+      </w:r>
+      <w:proofErr w:type="spellStart"/>
+      <w:r>
+        <w:t>thông</w:t>
+      </w:r>
+      <w:proofErr w:type="spellEnd"/>
+      <w:r>
+        <w:t xml:space="preserve"> tin </w:t>
+      </w:r>
+      <w:proofErr w:type="spellStart"/>
+      <w:r>
+        <w:t>về</w:t>
+      </w:r>
+      <w:proofErr w:type="spellEnd"/>
+      <w:r>
+        <w:t xml:space="preserve"> </w:t>
+      </w:r>
+      <w:proofErr w:type="spellStart"/>
+      <w:r>
+        <w:t>sinh</w:t>
+      </w:r>
+      <w:proofErr w:type="spellEnd"/>
+      <w:r>
+        <w:t xml:space="preserve"> </w:t>
+      </w:r>
+      <w:proofErr w:type="spellStart"/>
+      <w:r>
+        <w:t>viên</w:t>
+      </w:r>
+      <w:proofErr w:type="spellEnd"/>
       <w:r>
         <w:rPr>
           <w:lang w:val="vi-VN"/>
@@ -1510,11 +1913,53 @@
         <w:ind w:right="48" w:hanging="360"/>
       </w:pPr>
       <w:r>
-        <w:t xml:space="preserve">Course (cname, dname) – thông tin về khóa </w:t>
-      </w:r>
+        <w:t>Course (</w:t>
+      </w:r>
+      <w:proofErr w:type="spellStart"/>
+      <w:r>
+        <w:t>cname</w:t>
+      </w:r>
+      <w:proofErr w:type="spellEnd"/>
+      <w:r>
+        <w:t xml:space="preserve">, </w:t>
+      </w:r>
+      <w:proofErr w:type="spellStart"/>
+      <w:r>
+        <w:t>dname</w:t>
+      </w:r>
+      <w:proofErr w:type="spellEnd"/>
+      <w:r>
+        <w:t xml:space="preserve">) – </w:t>
+      </w:r>
+      <w:proofErr w:type="spellStart"/>
+      <w:r>
+        <w:t>thông</w:t>
+      </w:r>
+      <w:proofErr w:type="spellEnd"/>
+      <w:r>
+        <w:t xml:space="preserve"> tin </w:t>
+      </w:r>
+      <w:proofErr w:type="spellStart"/>
+      <w:r>
+        <w:t>về</w:t>
+      </w:r>
+      <w:proofErr w:type="spellEnd"/>
+      <w:r>
+        <w:t xml:space="preserve"> </w:t>
+      </w:r>
+      <w:proofErr w:type="spellStart"/>
+      <w:r>
+        <w:t>khóa</w:t>
+      </w:r>
+      <w:proofErr w:type="spellEnd"/>
+      <w:r>
+        <w:t xml:space="preserve"> </w:t>
+      </w:r>
+      <w:proofErr w:type="spellStart"/>
       <w:r>
         <w:t>học</w:t>
       </w:r>
+      <w:proofErr w:type="spellEnd"/>
       <w:r>
         <w:rPr>
           <w:lang w:val="vi-VN"/>
@@ -1535,11 +1980,157 @@
         <w:ind w:right="48" w:hanging="360"/>
       </w:pPr>
       <w:r>
-        <w:t xml:space="preserve">Result (sname, cname, grade) – thông tin sinh viên đã tham gia các khóa học nào và đạt điểm số là bao nhiêu </w:t>
-      </w:r>
+        <w:t>Result (</w:t>
+      </w:r>
+      <w:proofErr w:type="spellStart"/>
+      <w:r>
+        <w:t>sname</w:t>
+      </w:r>
+      <w:proofErr w:type="spellEnd"/>
+      <w:r>
+        <w:t xml:space="preserve">, </w:t>
+      </w:r>
+      <w:proofErr w:type="spellStart"/>
+      <w:r>
+        <w:t>cname</w:t>
+      </w:r>
+      <w:proofErr w:type="spellEnd"/>
+      <w:r>
+        <w:t xml:space="preserve">, grade) – </w:t>
+      </w:r>
+      <w:proofErr w:type="spellStart"/>
+      <w:r>
+        <w:t>thông</w:t>
+      </w:r>
+      <w:proofErr w:type="spellEnd"/>
+      <w:r>
+        <w:t xml:space="preserve"> tin </w:t>
+      </w:r>
+      <w:proofErr w:type="spellStart"/>
+      <w:r>
+        <w:t>sinh</w:t>
+      </w:r>
+      <w:proofErr w:type="spellEnd"/>
+      <w:r>
+        <w:t xml:space="preserve"> </w:t>
+      </w:r>
+      <w:proofErr w:type="spellStart"/>
+      <w:r>
+        <w:t>viên</w:t>
+      </w:r>
+      <w:proofErr w:type="spellEnd"/>
+      <w:r>
+        <w:t xml:space="preserve"> </w:t>
+      </w:r>
+      <w:proofErr w:type="spellStart"/>
+      <w:r>
+        <w:t>đã</w:t>
+      </w:r>
+      <w:proofErr w:type="spellEnd"/>
+      <w:r>
+        <w:t xml:space="preserve"> </w:t>
+      </w:r>
+      <w:proofErr w:type="spellStart"/>
+      <w:r>
+        <w:t>tham</w:t>
+      </w:r>
+      <w:proofErr w:type="spellEnd"/>
+      <w:r>
+        <w:t xml:space="preserve"> </w:t>
+      </w:r>
+      <w:proofErr w:type="spellStart"/>
+      <w:r>
+        <w:t>gia</w:t>
+      </w:r>
+      <w:proofErr w:type="spellEnd"/>
+      <w:r>
+        <w:t xml:space="preserve"> </w:t>
+      </w:r>
+      <w:proofErr w:type="spellStart"/>
+      <w:r>
+        <w:t>các</w:t>
+      </w:r>
+      <w:proofErr w:type="spellEnd"/>
+      <w:r>
+        <w:t xml:space="preserve"> </w:t>
+      </w:r>
+      <w:proofErr w:type="spellStart"/>
+      <w:r>
+        <w:t>khóa</w:t>
+      </w:r>
+      <w:proofErr w:type="spellEnd"/>
+      <w:r>
+        <w:t xml:space="preserve"> </w:t>
+      </w:r>
+      <w:proofErr w:type="spellStart"/>
+      <w:r>
+        <w:t>học</w:t>
+      </w:r>
+      <w:proofErr w:type="spellEnd"/>
+      <w:r>
+        <w:t xml:space="preserve"> </w:t>
+      </w:r>
+      <w:proofErr w:type="spellStart"/>
+      <w:r>
+        <w:t>nào</w:t>
+      </w:r>
+      <w:proofErr w:type="spellEnd"/>
+      <w:r>
+        <w:t xml:space="preserve"> </w:t>
+      </w:r>
+      <w:proofErr w:type="spellStart"/>
+      <w:r>
+        <w:t>và</w:t>
+      </w:r>
+      <w:proofErr w:type="spellEnd"/>
+      <w:r>
+        <w:t xml:space="preserve"> </w:t>
+      </w:r>
+      <w:proofErr w:type="spellStart"/>
+      <w:r>
+        <w:t>đạt</w:t>
+      </w:r>
+      <w:proofErr w:type="spellEnd"/>
+      <w:r>
+        <w:t xml:space="preserve"> </w:t>
+      </w:r>
+      <w:proofErr w:type="spellStart"/>
+      <w:r>
+        <w:t>điểm</w:t>
+      </w:r>
+      <w:proofErr w:type="spellEnd"/>
+      <w:r>
+        <w:t xml:space="preserve"> </w:t>
+      </w:r>
+      <w:proofErr w:type="spellStart"/>
+      <w:r>
+        <w:t>số</w:t>
+      </w:r>
+      <w:proofErr w:type="spellEnd"/>
+      <w:r>
+        <w:t xml:space="preserve"> </w:t>
+      </w:r>
+      <w:proofErr w:type="spellStart"/>
+      <w:r>
+        <w:t>là</w:t>
+      </w:r>
+      <w:proofErr w:type="spellEnd"/>
+      <w:r>
+        <w:t xml:space="preserve"> bao </w:t>
+      </w:r>
+      <w:proofErr w:type="spellStart"/>
+      <w:r>
+        <w:t>nhiêu</w:t>
+      </w:r>
+      <w:proofErr w:type="spellEnd"/>
+      <w:r>
+        <w:t xml:space="preserve"> </w:t>
+      </w:r>
+      <w:proofErr w:type="spellStart"/>
       <w:r>
         <w:t>gồm</w:t>
       </w:r>
+      <w:proofErr w:type="spellEnd"/>
       <w:r>
         <w:rPr>
           <w:lang w:val="vi-VN"/>
@@ -1556,11 +2147,53 @@
         </w:rPr>
       </w:pPr>
       <w:r>
-        <w:t xml:space="preserve">Professor (pname, dname, address, gender, birthday) – thông tin về giáo </w:t>
-      </w:r>
+        <w:t>Professor (</w:t>
+      </w:r>
+      <w:proofErr w:type="spellStart"/>
+      <w:r>
+        <w:t>pname</w:t>
+      </w:r>
+      <w:proofErr w:type="spellEnd"/>
+      <w:r>
+        <w:t xml:space="preserve">, </w:t>
+      </w:r>
+      <w:proofErr w:type="spellStart"/>
+      <w:r>
+        <w:t>dname</w:t>
+      </w:r>
+      <w:proofErr w:type="spellEnd"/>
+      <w:r>
+        <w:t xml:space="preserve">, address, gender, birthday) – </w:t>
+      </w:r>
+      <w:proofErr w:type="spellStart"/>
+      <w:r>
+        <w:t>thông</w:t>
+      </w:r>
+      <w:proofErr w:type="spellEnd"/>
+      <w:r>
+        <w:t xml:space="preserve"> tin </w:t>
+      </w:r>
+      <w:proofErr w:type="spellStart"/>
+      <w:r>
+        <w:t>về</w:t>
+      </w:r>
+      <w:proofErr w:type="spellEnd"/>
+      <w:r>
+        <w:t xml:space="preserve"> </w:t>
+      </w:r>
+      <w:proofErr w:type="spellStart"/>
+      <w:r>
+        <w:t>giáo</w:t>
+      </w:r>
+      <w:proofErr w:type="spellEnd"/>
+      <w:r>
+        <w:t xml:space="preserve"> </w:t>
+      </w:r>
+      <w:proofErr w:type="spellStart"/>
       <w:r>
         <w:t>viên</w:t>
       </w:r>
+      <w:proofErr w:type="spellEnd"/>
       <w:r>
         <w:rPr>
           <w:lang w:val="vi-VN"/>
@@ -1660,12 +2293,6 @@
         <w:tblStyle w:val="TableGrid"/>
         <w:tblW w:w="8892" w:type="dxa"/>
         <w:tblInd w:w="828" w:type="dxa"/>
-        <w:tblCellMar>
-          <w:top w:w="0" w:type="dxa"/>
-          <w:left w:w="0" w:type="dxa"/>
-          <w:bottom w:w="0" w:type="dxa"/>
-          <w:right w:w="0" w:type="dxa"/>
-        </w:tblCellMar>
         <w:tblLook w:val="04A0" w:firstRow="1" w:lastRow="0" w:firstColumn="1" w:lastColumn="0" w:noHBand="0" w:noVBand="1"/>
       </w:tblPr>
       <w:tblGrid>
@@ -1701,7 +2328,6 @@
               <w:tblCellMar>
                 <w:top w:w="33" w:type="dxa"/>
                 <w:left w:w="106" w:type="dxa"/>
-                <w:bottom w:w="0" w:type="dxa"/>
                 <w:right w:w="50" w:type="dxa"/>
               </w:tblCellMar>
               <w:tblLook w:val="04A0" w:firstRow="1" w:lastRow="0" w:firstColumn="1" w:lastColumn="0" w:noHBand="0" w:noVBand="1"/>
@@ -1733,12 +2359,21 @@
                     <w:ind w:left="2" w:firstLine="0"/>
                     <w:jc w:val="left"/>
                   </w:pPr>
+                  <w:proofErr w:type="spellStart"/>
                   <w:r>
                     <w:rPr>
                       <w:b/>
                       <w:i/>
                     </w:rPr>
-                    <w:t xml:space="preserve">sname </w:t>
+                    <w:t>sname</w:t>
+                  </w:r>
+                  <w:proofErr w:type="spellEnd"/>
+                  <w:r>
+                    <w:rPr>
+                      <w:b/>
+                      <w:i/>
+                    </w:rPr>
+                    <w:t xml:space="preserve"> </w:t>
                   </w:r>
                 </w:p>
               </w:tc>
@@ -1987,7 +2622,15 @@
                     <w:jc w:val="left"/>
                   </w:pPr>
                   <w:r>
-                    <w:t xml:space="preserve">Trang thi </w:t>
+                    <w:t xml:space="preserve">Trang </w:t>
+                  </w:r>
+                  <w:proofErr w:type="spellStart"/>
+                  <w:r>
+                    <w:t>thi</w:t>
+                  </w:r>
+                  <w:proofErr w:type="spellEnd"/>
+                  <w:r>
+                    <w:t xml:space="preserve"> </w:t>
                   </w:r>
                 </w:p>
               </w:tc>
@@ -2315,7 +2958,15 @@
                     <w:jc w:val="left"/>
                   </w:pPr>
                   <w:r>
-                    <w:t xml:space="preserve">Nha tho </w:t>
+                    <w:t xml:space="preserve">Nha </w:t>
+                  </w:r>
+                  <w:proofErr w:type="spellStart"/>
+                  <w:r>
+                    <w:t>tho</w:t>
+                  </w:r>
+                  <w:proofErr w:type="spellEnd"/>
+                  <w:r>
+                    <w:t xml:space="preserve"> </w:t>
                   </w:r>
                 </w:p>
               </w:tc>
@@ -2421,7 +3072,15 @@
                     <w:ind w:left="2" w:firstLine="0"/>
                   </w:pPr>
                   <w:r>
-                    <w:t xml:space="preserve">Bach mai </w:t>
+                    <w:t xml:space="preserve">Bach </w:t>
+                  </w:r>
+                  <w:proofErr w:type="spellStart"/>
+                  <w:r>
+                    <w:t>mai</w:t>
+                  </w:r>
+                  <w:proofErr w:type="spellEnd"/>
+                  <w:r>
+                    <w:t xml:space="preserve"> </w:t>
                   </w:r>
                 </w:p>
               </w:tc>
@@ -2634,7 +3293,15 @@
                     <w:jc w:val="left"/>
                   </w:pPr>
                   <w:r>
-                    <w:t xml:space="preserve">Trang thi </w:t>
+                    <w:t xml:space="preserve">Trang </w:t>
+                  </w:r>
+                  <w:proofErr w:type="spellStart"/>
+                  <w:r>
+                    <w:t>thi</w:t>
+                  </w:r>
+                  <w:proofErr w:type="spellEnd"/>
+                  <w:r>
+                    <w:t xml:space="preserve"> </w:t>
                   </w:r>
                 </w:p>
               </w:tc>
@@ -2847,7 +3514,15 @@
                     <w:ind w:left="2" w:firstLine="0"/>
                   </w:pPr>
                   <w:r>
-                    <w:t xml:space="preserve">Bach mai </w:t>
+                    <w:t xml:space="preserve">Bach </w:t>
+                  </w:r>
+                  <w:proofErr w:type="spellStart"/>
+                  <w:r>
+                    <w:t>mai</w:t>
+                  </w:r>
+                  <w:proofErr w:type="spellEnd"/>
+                  <w:r>
+                    <w:t xml:space="preserve"> </w:t>
                   </w:r>
                 </w:p>
               </w:tc>
@@ -2946,7 +3621,6 @@
               <w:tblCellMar>
                 <w:top w:w="33" w:type="dxa"/>
                 <w:left w:w="108" w:type="dxa"/>
-                <w:bottom w:w="0" w:type="dxa"/>
                 <w:right w:w="89" w:type="dxa"/>
               </w:tblCellMar>
               <w:tblLook w:val="04A0" w:firstRow="1" w:lastRow="0" w:firstColumn="1" w:lastColumn="0" w:noHBand="0" w:noVBand="1"/>
@@ -2976,12 +3650,21 @@
                     <w:ind w:left="0" w:firstLine="0"/>
                     <w:jc w:val="left"/>
                   </w:pPr>
+                  <w:proofErr w:type="spellStart"/>
                   <w:r>
                     <w:rPr>
                       <w:b/>
                       <w:i/>
                     </w:rPr>
-                    <w:t xml:space="preserve">sname </w:t>
+                    <w:t>sname</w:t>
+                  </w:r>
+                  <w:proofErr w:type="spellEnd"/>
+                  <w:r>
+                    <w:rPr>
+                      <w:b/>
+                      <w:i/>
+                    </w:rPr>
+                    <w:t xml:space="preserve"> </w:t>
                   </w:r>
                 </w:p>
               </w:tc>
@@ -3001,12 +3684,21 @@
                     <w:ind w:left="0" w:firstLine="0"/>
                     <w:jc w:val="left"/>
                   </w:pPr>
+                  <w:proofErr w:type="spellStart"/>
                   <w:r>
                     <w:rPr>
                       <w:b/>
                       <w:i/>
                     </w:rPr>
-                    <w:t xml:space="preserve">cname </w:t>
+                    <w:t>cname</w:t>
+                  </w:r>
+                  <w:proofErr w:type="spellEnd"/>
+                  <w:r>
+                    <w:rPr>
+                      <w:b/>
+                      <w:i/>
+                    </w:rPr>
+                    <w:t xml:space="preserve"> </w:t>
                   </w:r>
                 </w:p>
               </w:tc>
@@ -3214,7 +3906,15 @@
                     <w:jc w:val="left"/>
                   </w:pPr>
                   <w:r>
-                    <w:t xml:space="preserve">Tai chinh </w:t>
+                    <w:t xml:space="preserve">Tai </w:t>
+                  </w:r>
+                  <w:proofErr w:type="spellStart"/>
+                  <w:r>
+                    <w:t>chinh</w:t>
+                  </w:r>
+                  <w:proofErr w:type="spellEnd"/>
+                  <w:r>
+                    <w:t xml:space="preserve"> </w:t>
                   </w:r>
                 </w:p>
               </w:tc>
@@ -3418,7 +4118,15 @@
                     <w:jc w:val="left"/>
                   </w:pPr>
                   <w:r>
-                    <w:t xml:space="preserve">Vi mo </w:t>
+                    <w:t xml:space="preserve">Vi </w:t>
+                  </w:r>
+                  <w:proofErr w:type="spellStart"/>
+                  <w:r>
+                    <w:t>mo</w:t>
+                  </w:r>
+                  <w:proofErr w:type="spellEnd"/>
+                  <w:r>
+                    <w:t xml:space="preserve"> </w:t>
                   </w:r>
                 </w:p>
               </w:tc>
@@ -3689,7 +4397,15 @@
                     <w:jc w:val="left"/>
                   </w:pPr>
                   <w:r>
-                    <w:t xml:space="preserve">Tai chinh </w:t>
+                    <w:t xml:space="preserve">Tai </w:t>
+                  </w:r>
+                  <w:proofErr w:type="spellStart"/>
+                  <w:r>
+                    <w:t>chinh</w:t>
+                  </w:r>
+                  <w:proofErr w:type="spellEnd"/>
+                  <w:r>
+                    <w:t xml:space="preserve"> </w:t>
                   </w:r>
                 </w:p>
               </w:tc>
@@ -3890,7 +4606,15 @@
                     <w:jc w:val="left"/>
                   </w:pPr>
                   <w:r>
-                    <w:t xml:space="preserve">Vi mo </w:t>
+                    <w:t xml:space="preserve">Vi </w:t>
+                  </w:r>
+                  <w:proofErr w:type="spellStart"/>
+                  <w:r>
+                    <w:t>mo</w:t>
+                  </w:r>
+                  <w:proofErr w:type="spellEnd"/>
+                  <w:r>
+                    <w:t xml:space="preserve"> </w:t>
                   </w:r>
                 </w:p>
               </w:tc>
@@ -4032,12 +4756,6 @@
         <w:tblStyle w:val="TableGrid"/>
         <w:tblW w:w="8882" w:type="dxa"/>
         <w:tblInd w:w="828" w:type="dxa"/>
-        <w:tblCellMar>
-          <w:top w:w="0" w:type="dxa"/>
-          <w:left w:w="0" w:type="dxa"/>
-          <w:bottom w:w="0" w:type="dxa"/>
-          <w:right w:w="0" w:type="dxa"/>
-        </w:tblCellMar>
         <w:tblLook w:val="04A0" w:firstRow="1" w:lastRow="0" w:firstColumn="1" w:lastColumn="0" w:noHBand="0" w:noVBand="1"/>
       </w:tblPr>
       <w:tblGrid>
@@ -4073,7 +4791,6 @@
               <w:tblCellMar>
                 <w:top w:w="33" w:type="dxa"/>
                 <w:left w:w="108" w:type="dxa"/>
-                <w:bottom w:w="0" w:type="dxa"/>
                 <w:right w:w="46" w:type="dxa"/>
               </w:tblCellMar>
               <w:tblLook w:val="04A0" w:firstRow="1" w:lastRow="0" w:firstColumn="1" w:lastColumn="0" w:noHBand="0" w:noVBand="1"/>
@@ -4105,12 +4822,21 @@
                     <w:ind w:left="0" w:firstLine="0"/>
                     <w:jc w:val="left"/>
                   </w:pPr>
+                  <w:proofErr w:type="spellStart"/>
                   <w:r>
                     <w:rPr>
                       <w:b/>
                       <w:i/>
                     </w:rPr>
-                    <w:t xml:space="preserve">pname </w:t>
+                    <w:t>pname</w:t>
+                  </w:r>
+                  <w:proofErr w:type="spellEnd"/>
+                  <w:r>
+                    <w:rPr>
+                      <w:b/>
+                      <w:i/>
+                    </w:rPr>
+                    <w:t xml:space="preserve"> </w:t>
                   </w:r>
                 </w:p>
               </w:tc>
@@ -4130,12 +4856,21 @@
                     <w:ind w:left="0" w:firstLine="0"/>
                     <w:jc w:val="left"/>
                   </w:pPr>
+                  <w:proofErr w:type="spellStart"/>
                   <w:r>
                     <w:rPr>
                       <w:b/>
                       <w:i/>
                     </w:rPr>
-                    <w:t xml:space="preserve">dname </w:t>
+                    <w:t>dname</w:t>
+                  </w:r>
+                  <w:proofErr w:type="spellEnd"/>
+                  <w:r>
+                    <w:rPr>
+                      <w:b/>
+                      <w:i/>
+                    </w:rPr>
+                    <w:t xml:space="preserve"> </w:t>
                   </w:r>
                 </w:p>
               </w:tc>
@@ -4384,7 +5119,15 @@
                     <w:jc w:val="left"/>
                   </w:pPr>
                   <w:r>
-                    <w:t xml:space="preserve">Trang thi </w:t>
+                    <w:t xml:space="preserve">Trang </w:t>
+                  </w:r>
+                  <w:proofErr w:type="spellStart"/>
+                  <w:r>
+                    <w:t>thi</w:t>
+                  </w:r>
+                  <w:proofErr w:type="spellEnd"/>
+                  <w:r>
+                    <w:t xml:space="preserve"> </w:t>
                   </w:r>
                 </w:p>
               </w:tc>
@@ -4717,7 +5460,15 @@
                     <w:jc w:val="left"/>
                   </w:pPr>
                   <w:r>
-                    <w:t xml:space="preserve">Nha tho </w:t>
+                    <w:t xml:space="preserve">Nha </w:t>
+                  </w:r>
+                  <w:proofErr w:type="spellStart"/>
+                  <w:r>
+                    <w:t>tho</w:t>
+                  </w:r>
+                  <w:proofErr w:type="spellEnd"/>
+                  <w:r>
+                    <w:t xml:space="preserve"> </w:t>
                   </w:r>
                 </w:p>
               </w:tc>
@@ -4805,7 +5556,15 @@
                     <w:jc w:val="left"/>
                   </w:pPr>
                   <w:r>
-                    <w:t xml:space="preserve">Kinh te </w:t>
+                    <w:t xml:space="preserve">Kinh </w:t>
+                  </w:r>
+                  <w:proofErr w:type="spellStart"/>
+                  <w:r>
+                    <w:t>te</w:t>
+                  </w:r>
+                  <w:proofErr w:type="spellEnd"/>
+                  <w:r>
+                    <w:t xml:space="preserve"> </w:t>
                   </w:r>
                 </w:p>
               </w:tc>
@@ -4825,7 +5584,15 @@
                     <w:ind w:left="0" w:firstLine="0"/>
                   </w:pPr>
                   <w:r>
-                    <w:t xml:space="preserve">Bach mai </w:t>
+                    <w:t xml:space="preserve">Bach </w:t>
+                  </w:r>
+                  <w:proofErr w:type="spellStart"/>
+                  <w:r>
+                    <w:t>mai</w:t>
+                  </w:r>
+                  <w:proofErr w:type="spellEnd"/>
+                  <w:r>
+                    <w:t xml:space="preserve"> </w:t>
                   </w:r>
                 </w:p>
               </w:tc>
@@ -4912,7 +5679,15 @@
                     <w:jc w:val="left"/>
                   </w:pPr>
                   <w:r>
-                    <w:t xml:space="preserve">Kinh te </w:t>
+                    <w:t xml:space="preserve">Kinh </w:t>
+                  </w:r>
+                  <w:proofErr w:type="spellStart"/>
+                  <w:r>
+                    <w:t>te</w:t>
+                  </w:r>
+                  <w:proofErr w:type="spellEnd"/>
+                  <w:r>
+                    <w:t xml:space="preserve"> </w:t>
                   </w:r>
                 </w:p>
               </w:tc>
@@ -5008,7 +5783,6 @@
               <w:tblCellMar>
                 <w:top w:w="33" w:type="dxa"/>
                 <w:left w:w="108" w:type="dxa"/>
-                <w:bottom w:w="0" w:type="dxa"/>
                 <w:right w:w="89" w:type="dxa"/>
               </w:tblCellMar>
               <w:tblLook w:val="04A0" w:firstRow="1" w:lastRow="0" w:firstColumn="1" w:lastColumn="0" w:noHBand="0" w:noVBand="1"/>
@@ -5037,12 +5811,21 @@
                     <w:ind w:left="0" w:firstLine="0"/>
                     <w:jc w:val="left"/>
                   </w:pPr>
+                  <w:proofErr w:type="spellStart"/>
                   <w:r>
                     <w:rPr>
                       <w:b/>
                       <w:i/>
                     </w:rPr>
-                    <w:t xml:space="preserve">cname </w:t>
+                    <w:t>cname</w:t>
+                  </w:r>
+                  <w:proofErr w:type="spellEnd"/>
+                  <w:r>
+                    <w:rPr>
+                      <w:b/>
+                      <w:i/>
+                    </w:rPr>
+                    <w:t xml:space="preserve"> </w:t>
                   </w:r>
                 </w:p>
               </w:tc>
@@ -5062,12 +5845,21 @@
                     <w:ind w:left="0" w:firstLine="0"/>
                     <w:jc w:val="left"/>
                   </w:pPr>
+                  <w:proofErr w:type="spellStart"/>
                   <w:r>
                     <w:rPr>
                       <w:b/>
                       <w:i/>
                     </w:rPr>
-                    <w:t xml:space="preserve">dname </w:t>
+                    <w:t>dname</w:t>
+                  </w:r>
+                  <w:proofErr w:type="spellEnd"/>
+                  <w:r>
+                    <w:rPr>
+                      <w:b/>
+                      <w:i/>
+                    </w:rPr>
+                    <w:t xml:space="preserve"> </w:t>
                   </w:r>
                 </w:p>
               </w:tc>
@@ -5371,7 +6163,15 @@
                     <w:jc w:val="left"/>
                   </w:pPr>
                   <w:r>
-                    <w:t xml:space="preserve">Vi mo </w:t>
+                    <w:t xml:space="preserve">Vi </w:t>
+                  </w:r>
+                  <w:proofErr w:type="spellStart"/>
+                  <w:r>
+                    <w:t>mo</w:t>
+                  </w:r>
+                  <w:proofErr w:type="spellEnd"/>
+                  <w:r>
+                    <w:t xml:space="preserve"> </w:t>
                   </w:r>
                 </w:p>
               </w:tc>
@@ -5392,7 +6192,15 @@
                     <w:jc w:val="left"/>
                   </w:pPr>
                   <w:r>
-                    <w:t xml:space="preserve">Kinh te </w:t>
+                    <w:t xml:space="preserve">Kinh </w:t>
+                  </w:r>
+                  <w:proofErr w:type="spellStart"/>
+                  <w:r>
+                    <w:t>te</w:t>
+                  </w:r>
+                  <w:proofErr w:type="spellEnd"/>
+                  <w:r>
+                    <w:t xml:space="preserve"> </w:t>
                   </w:r>
                 </w:p>
               </w:tc>
@@ -5461,7 +6269,15 @@
       </w:r>
       <w:r>
         <w:tab/>
-        <w:t xml:space="preserve">Tai chinh </w:t>
+        <w:t xml:space="preserve">Tai </w:t>
+      </w:r>
+      <w:proofErr w:type="spellStart"/>
+      <w:r>
+        <w:t>chinh</w:t>
+      </w:r>
+      <w:proofErr w:type="spellEnd"/>
+      <w:r>
+        <w:t xml:space="preserve"> </w:t>
       </w:r>
       <w:r>
         <w:rPr>
@@ -5562,7 +6378,15 @@
         </mc:AlternateContent>
       </w:r>
       <w:r>
-        <w:t xml:space="preserve"> Kinh te </w:t>
+        <w:t xml:space="preserve"> Kinh </w:t>
+      </w:r>
+      <w:proofErr w:type="spellStart"/>
+      <w:r>
+        <w:t>te</w:t>
+      </w:r>
+      <w:proofErr w:type="spellEnd"/>
+      <w:r>
+        <w:t xml:space="preserve"> </w:t>
       </w:r>
     </w:p>
     <w:p>
@@ -5574,7 +6398,103 @@
         <w:ind w:right="48" w:hanging="720"/>
       </w:pPr>
       <w:r>
-        <w:t xml:space="preserve">Hiển thị Tên, địa chỉ và năm sinh của các nữ sinh viên.  </w:t>
+        <w:t xml:space="preserve">Hiển </w:t>
+      </w:r>
+      <w:proofErr w:type="spellStart"/>
+      <w:r>
+        <w:t>thị</w:t>
+      </w:r>
+      <w:proofErr w:type="spellEnd"/>
+      <w:r>
+        <w:t xml:space="preserve"> </w:t>
+      </w:r>
+      <w:proofErr w:type="spellStart"/>
+      <w:r>
+        <w:t>Tên</w:t>
+      </w:r>
+      <w:proofErr w:type="spellEnd"/>
+      <w:r>
+        <w:t xml:space="preserve">, </w:t>
+      </w:r>
+      <w:proofErr w:type="spellStart"/>
+      <w:r>
+        <w:t>địa</w:t>
+      </w:r>
+      <w:proofErr w:type="spellEnd"/>
+      <w:r>
+        <w:t xml:space="preserve"> </w:t>
+      </w:r>
+      <w:proofErr w:type="spellStart"/>
+      <w:r>
+        <w:t>chỉ</w:t>
+      </w:r>
+      <w:proofErr w:type="spellEnd"/>
+      <w:r>
+        <w:t xml:space="preserve"> </w:t>
+      </w:r>
+      <w:proofErr w:type="spellStart"/>
+      <w:r>
+        <w:t>và</w:t>
+      </w:r>
+      <w:proofErr w:type="spellEnd"/>
+      <w:r>
+        <w:t xml:space="preserve"> </w:t>
+      </w:r>
+      <w:proofErr w:type="spellStart"/>
+      <w:r>
+        <w:t>năm</w:t>
+      </w:r>
+      <w:proofErr w:type="spellEnd"/>
+      <w:r>
+        <w:t xml:space="preserve"> </w:t>
+      </w:r>
+      <w:proofErr w:type="spellStart"/>
+      <w:r>
+        <w:t>sinh</w:t>
+      </w:r>
+      <w:proofErr w:type="spellEnd"/>
+      <w:r>
+        <w:t xml:space="preserve"> </w:t>
+      </w:r>
+      <w:proofErr w:type="spellStart"/>
+      <w:r>
+        <w:t>của</w:t>
+      </w:r>
+      <w:proofErr w:type="spellEnd"/>
+      <w:r>
+        <w:t xml:space="preserve"> </w:t>
+      </w:r>
+      <w:proofErr w:type="spellStart"/>
+      <w:r>
+        <w:t>các</w:t>
+      </w:r>
+      <w:proofErr w:type="spellEnd"/>
+      <w:r>
+        <w:t xml:space="preserve"> </w:t>
+      </w:r>
+      <w:proofErr w:type="spellStart"/>
+      <w:r>
+        <w:t>nữ</w:t>
+      </w:r>
+      <w:proofErr w:type="spellEnd"/>
+      <w:r>
+        <w:t xml:space="preserve"> </w:t>
+      </w:r>
+      <w:proofErr w:type="spellStart"/>
+      <w:r>
+        <w:t>sinh</w:t>
+      </w:r>
+      <w:proofErr w:type="spellEnd"/>
+      <w:r>
+        <w:t xml:space="preserve"> </w:t>
+      </w:r>
+      <w:proofErr w:type="spellStart"/>
+      <w:r>
+        <w:t>viên</w:t>
+      </w:r>
+      <w:proofErr w:type="spellEnd"/>
+      <w:r>
+        <w:t xml:space="preserve">.  </w:t>
       </w:r>
     </w:p>
     <w:p>
@@ -5593,34 +6513,91 @@
       <w:r>
         <w:sym w:font="Symbol" w:char="F050"/>
       </w:r>
+      <w:proofErr w:type="spellStart"/>
       <w:r>
         <w:rPr>
           <w:vertAlign w:val="subscript"/>
           <w:lang w:val="vi-VN"/>
         </w:rPr>
-        <w:t>sname, address, birthyear</w:t>
-      </w:r>
-      <w:r>
-        <w:rPr>
-          <w:lang w:val="vi-VN"/>
-        </w:rPr>
-        <w:t xml:space="preserve">( </w:t>
-      </w:r>
-      <w:r>
-        <w:sym w:font="Symbol" w:char="F073"/>
-      </w:r>
+        <w:t>sname</w:t>
+      </w:r>
+      <w:proofErr w:type="spellEnd"/>
       <w:r>
         <w:rPr>
           <w:vertAlign w:val="subscript"/>
           <w:lang w:val="vi-VN"/>
         </w:rPr>
-        <w:t>gender = F</w:t>
-      </w:r>
-      <w:r>
-        <w:rPr>
+        <w:t xml:space="preserve">, </w:t>
+      </w:r>
+      <w:proofErr w:type="spellStart"/>
+      <w:r>
+        <w:rPr>
+          <w:vertAlign w:val="subscript"/>
           <w:lang w:val="vi-VN"/>
         </w:rPr>
-        <w:t xml:space="preserve"> (Student))</w:t>
+        <w:t>address</w:t>
+      </w:r>
+      <w:proofErr w:type="spellEnd"/>
+      <w:r>
+        <w:rPr>
+          <w:vertAlign w:val="subscript"/>
+          <w:lang w:val="vi-VN"/>
+        </w:rPr>
+        <w:t xml:space="preserve">, </w:t>
+      </w:r>
+      <w:proofErr w:type="spellStart"/>
+      <w:r>
+        <w:rPr>
+          <w:vertAlign w:val="subscript"/>
+          <w:lang w:val="vi-VN"/>
+        </w:rPr>
+        <w:t>birthyear</w:t>
+      </w:r>
+      <w:proofErr w:type="spellEnd"/>
+      <w:r>
+        <w:rPr>
+          <w:lang w:val="vi-VN"/>
+        </w:rPr>
+        <w:t xml:space="preserve">( </w:t>
+      </w:r>
+      <w:r>
+        <w:sym w:font="Symbol" w:char="F073"/>
+      </w:r>
+      <w:proofErr w:type="spellStart"/>
+      <w:r>
+        <w:rPr>
+          <w:vertAlign w:val="subscript"/>
+          <w:lang w:val="vi-VN"/>
+        </w:rPr>
+        <w:t>gender</w:t>
+      </w:r>
+      <w:proofErr w:type="spellEnd"/>
+      <w:r>
+        <w:rPr>
+          <w:vertAlign w:val="subscript"/>
+          <w:lang w:val="vi-VN"/>
+        </w:rPr>
+        <w:t xml:space="preserve"> = F</w:t>
+      </w:r>
+      <w:r>
+        <w:rPr>
+          <w:lang w:val="vi-VN"/>
+        </w:rPr>
+        <w:t xml:space="preserve"> (</w:t>
+      </w:r>
+      <w:proofErr w:type="spellStart"/>
+      <w:r>
+        <w:rPr>
+          <w:lang w:val="vi-VN"/>
+        </w:rPr>
+        <w:t>Student</w:t>
+      </w:r>
+      <w:proofErr w:type="spellEnd"/>
+      <w:r>
+        <w:rPr>
+          <w:lang w:val="vi-VN"/>
+        </w:rPr>
+        <w:t>))</w:t>
       </w:r>
     </w:p>
     <w:p>
@@ -5632,7 +6609,95 @@
         <w:ind w:right="48" w:hanging="720"/>
       </w:pPr>
       <w:r>
-        <w:t xml:space="preserve">Hiển thị Tên, địa chỉ của những sinh viên nữ sinh năm 1980. </w:t>
+        <w:t xml:space="preserve">Hiển </w:t>
+      </w:r>
+      <w:proofErr w:type="spellStart"/>
+      <w:r>
+        <w:t>thị</w:t>
+      </w:r>
+      <w:proofErr w:type="spellEnd"/>
+      <w:r>
+        <w:t xml:space="preserve"> </w:t>
+      </w:r>
+      <w:proofErr w:type="spellStart"/>
+      <w:r>
+        <w:t>Tên</w:t>
+      </w:r>
+      <w:proofErr w:type="spellEnd"/>
+      <w:r>
+        <w:t xml:space="preserve">, </w:t>
+      </w:r>
+      <w:proofErr w:type="spellStart"/>
+      <w:r>
+        <w:t>địa</w:t>
+      </w:r>
+      <w:proofErr w:type="spellEnd"/>
+      <w:r>
+        <w:t xml:space="preserve"> </w:t>
+      </w:r>
+      <w:proofErr w:type="spellStart"/>
+      <w:r>
+        <w:t>chỉ</w:t>
+      </w:r>
+      <w:proofErr w:type="spellEnd"/>
+      <w:r>
+        <w:t xml:space="preserve"> </w:t>
+      </w:r>
+      <w:proofErr w:type="spellStart"/>
+      <w:r>
+        <w:t>của</w:t>
+      </w:r>
+      <w:proofErr w:type="spellEnd"/>
+      <w:r>
+        <w:t xml:space="preserve"> </w:t>
+      </w:r>
+      <w:proofErr w:type="spellStart"/>
+      <w:r>
+        <w:t>những</w:t>
+      </w:r>
+      <w:proofErr w:type="spellEnd"/>
+      <w:r>
+        <w:t xml:space="preserve"> </w:t>
+      </w:r>
+      <w:proofErr w:type="spellStart"/>
+      <w:r>
+        <w:t>sinh</w:t>
+      </w:r>
+      <w:proofErr w:type="spellEnd"/>
+      <w:r>
+        <w:t xml:space="preserve"> </w:t>
+      </w:r>
+      <w:proofErr w:type="spellStart"/>
+      <w:r>
+        <w:t>viên</w:t>
+      </w:r>
+      <w:proofErr w:type="spellEnd"/>
+      <w:r>
+        <w:t xml:space="preserve"> </w:t>
+      </w:r>
+      <w:proofErr w:type="spellStart"/>
+      <w:r>
+        <w:t>nữ</w:t>
+      </w:r>
+      <w:proofErr w:type="spellEnd"/>
+      <w:r>
+        <w:t xml:space="preserve"> </w:t>
+      </w:r>
+      <w:proofErr w:type="spellStart"/>
+      <w:r>
+        <w:t>sinh</w:t>
+      </w:r>
+      <w:proofErr w:type="spellEnd"/>
+      <w:r>
+        <w:t xml:space="preserve"> </w:t>
+      </w:r>
+      <w:proofErr w:type="spellStart"/>
+      <w:r>
+        <w:t>năm</w:t>
+      </w:r>
+      <w:proofErr w:type="spellEnd"/>
+      <w:r>
+        <w:t xml:space="preserve"> 1980. </w:t>
       </w:r>
     </w:p>
     <w:p>
@@ -5652,60 +6717,117 @@
       <w:r>
         <w:sym w:font="Symbol" w:char="F050"/>
       </w:r>
+      <w:proofErr w:type="spellStart"/>
       <w:r>
         <w:rPr>
           <w:vertAlign w:val="subscript"/>
           <w:lang w:val="vi-VN"/>
         </w:rPr>
-        <w:t>sname, address</w:t>
-      </w:r>
-      <w:r>
-        <w:rPr>
-          <w:lang w:val="vi-VN"/>
-        </w:rPr>
-        <w:t xml:space="preserve">( </w:t>
-      </w:r>
-      <w:r>
-        <w:sym w:font="Symbol" w:char="F073"/>
-      </w:r>
+        <w:t>sname</w:t>
+      </w:r>
+      <w:proofErr w:type="spellEnd"/>
       <w:r>
         <w:rPr>
           <w:vertAlign w:val="subscript"/>
           <w:lang w:val="vi-VN"/>
         </w:rPr>
-        <w:t>gender = F</w:t>
-      </w:r>
+        <w:t xml:space="preserve">, </w:t>
+      </w:r>
+      <w:proofErr w:type="spellStart"/>
       <w:r>
         <w:rPr>
           <w:vertAlign w:val="subscript"/>
           <w:lang w:val="vi-VN"/>
         </w:rPr>
-        <w:t xml:space="preserve"> </w:t>
-      </w:r>
-      <w:r>
-        <w:rPr>
-          <w:vertAlign w:val="subscript"/>
-        </w:rPr>
-        <w:sym w:font="Symbol" w:char="F0D9"/>
-      </w:r>
-      <w:r>
-        <w:rPr>
-          <w:vertAlign w:val="subscript"/>
-        </w:rPr>
-        <w:t xml:space="preserve"> </w:t>
-      </w:r>
+        <w:t>address</w:t>
+      </w:r>
+      <w:proofErr w:type="spellEnd"/>
+      <w:r>
+        <w:rPr>
+          <w:lang w:val="vi-VN"/>
+        </w:rPr>
+        <w:t xml:space="preserve">( </w:t>
+      </w:r>
+      <w:r>
+        <w:sym w:font="Symbol" w:char="F073"/>
+      </w:r>
+      <w:proofErr w:type="spellStart"/>
       <w:r>
         <w:rPr>
           <w:vertAlign w:val="subscript"/>
           <w:lang w:val="vi-VN"/>
         </w:rPr>
-        <w:t xml:space="preserve"> birthyear = 1980</w:t>
-      </w:r>
-      <w:r>
-        <w:rPr>
+        <w:t>gender</w:t>
+      </w:r>
+      <w:proofErr w:type="spellEnd"/>
+      <w:r>
+        <w:rPr>
+          <w:vertAlign w:val="subscript"/>
           <w:lang w:val="vi-VN"/>
         </w:rPr>
-        <w:t xml:space="preserve"> (Student))</w:t>
+        <w:t xml:space="preserve"> = F</w:t>
+      </w:r>
+      <w:r>
+        <w:rPr>
+          <w:vertAlign w:val="subscript"/>
+          <w:lang w:val="vi-VN"/>
+        </w:rPr>
+        <w:t xml:space="preserve"> </w:t>
+      </w:r>
+      <w:r>
+        <w:rPr>
+          <w:vertAlign w:val="subscript"/>
+        </w:rPr>
+        <w:sym w:font="Symbol" w:char="F0D9"/>
+      </w:r>
+      <w:r>
+        <w:rPr>
+          <w:vertAlign w:val="subscript"/>
+        </w:rPr>
+        <w:t xml:space="preserve"> </w:t>
+      </w:r>
+      <w:r>
+        <w:rPr>
+          <w:vertAlign w:val="subscript"/>
+          <w:lang w:val="vi-VN"/>
+        </w:rPr>
+        <w:t xml:space="preserve"> </w:t>
+      </w:r>
+      <w:proofErr w:type="spellStart"/>
+      <w:r>
+        <w:rPr>
+          <w:vertAlign w:val="subscript"/>
+          <w:lang w:val="vi-VN"/>
+        </w:rPr>
+        <w:t>birthyear</w:t>
+      </w:r>
+      <w:proofErr w:type="spellEnd"/>
+      <w:r>
+        <w:rPr>
+          <w:vertAlign w:val="subscript"/>
+          <w:lang w:val="vi-VN"/>
+        </w:rPr>
+        <w:t xml:space="preserve"> = 1980</w:t>
+      </w:r>
+      <w:r>
+        <w:rPr>
+          <w:lang w:val="vi-VN"/>
+        </w:rPr>
+        <w:t xml:space="preserve"> (</w:t>
+      </w:r>
+      <w:proofErr w:type="spellStart"/>
+      <w:r>
+        <w:rPr>
+          <w:lang w:val="vi-VN"/>
+        </w:rPr>
+        <w:t>Student</w:t>
+      </w:r>
+      <w:proofErr w:type="spellEnd"/>
+      <w:r>
+        <w:rPr>
+          <w:lang w:val="vi-VN"/>
+        </w:rPr>
+        <w:t>))</w:t>
       </w:r>
     </w:p>
     <w:p>
@@ -5718,7 +6840,63 @@
       </w:pPr>
       <w:r>
         <w:lastRenderedPageBreak/>
-        <w:t xml:space="preserve">Hiển thị tên những môn do Khoa Toán tin tổ chức. </w:t>
+        <w:t xml:space="preserve">Hiển </w:t>
+      </w:r>
+      <w:proofErr w:type="spellStart"/>
+      <w:r>
+        <w:t>thị</w:t>
+      </w:r>
+      <w:proofErr w:type="spellEnd"/>
+      <w:r>
+        <w:t xml:space="preserve"> </w:t>
+      </w:r>
+      <w:proofErr w:type="spellStart"/>
+      <w:r>
+        <w:t>tên</w:t>
+      </w:r>
+      <w:proofErr w:type="spellEnd"/>
+      <w:r>
+        <w:t xml:space="preserve"> </w:t>
+      </w:r>
+      <w:proofErr w:type="spellStart"/>
+      <w:r>
+        <w:t>những</w:t>
+      </w:r>
+      <w:proofErr w:type="spellEnd"/>
+      <w:r>
+        <w:t xml:space="preserve"> </w:t>
+      </w:r>
+      <w:proofErr w:type="spellStart"/>
+      <w:r>
+        <w:t>môn</w:t>
+      </w:r>
+      <w:proofErr w:type="spellEnd"/>
+      <w:r>
+        <w:t xml:space="preserve"> do Khoa </w:t>
+      </w:r>
+      <w:proofErr w:type="spellStart"/>
+      <w:r>
+        <w:t>Toán</w:t>
+      </w:r>
+      <w:proofErr w:type="spellEnd"/>
+      <w:r>
+        <w:t xml:space="preserve"> tin </w:t>
+      </w:r>
+      <w:proofErr w:type="spellStart"/>
+      <w:r>
+        <w:t>tổ</w:t>
+      </w:r>
+      <w:proofErr w:type="spellEnd"/>
+      <w:r>
+        <w:t xml:space="preserve"> </w:t>
+      </w:r>
+      <w:proofErr w:type="spellStart"/>
+      <w:r>
+        <w:t>chức</w:t>
+      </w:r>
+      <w:proofErr w:type="spellEnd"/>
+      <w:r>
+        <w:t xml:space="preserve">. </w:t>
       </w:r>
     </w:p>
     <w:p>
@@ -5737,41 +6915,59 @@
       <w:r>
         <w:sym w:font="Symbol" w:char="F050"/>
       </w:r>
+      <w:proofErr w:type="spellStart"/>
       <w:r>
         <w:rPr>
           <w:vertAlign w:val="subscript"/>
           <w:lang w:val="vi-VN"/>
         </w:rPr>
-        <w:t xml:space="preserve">cname </w:t>
-      </w:r>
-      <w:r>
-        <w:rPr>
-          <w:lang w:val="vi-VN"/>
-        </w:rPr>
-        <w:t>(</w:t>
-      </w:r>
-      <w:r>
-        <w:sym w:font="Symbol" w:char="F073"/>
-      </w:r>
+        <w:t>cname</w:t>
+      </w:r>
+      <w:proofErr w:type="spellEnd"/>
       <w:r>
         <w:rPr>
           <w:vertAlign w:val="subscript"/>
           <w:lang w:val="vi-VN"/>
         </w:rPr>
-        <w:t xml:space="preserve">dname </w:t>
-      </w:r>
+        <w:t xml:space="preserve"> </w:t>
+      </w:r>
+      <w:r>
+        <w:rPr>
+          <w:lang w:val="vi-VN"/>
+        </w:rPr>
+        <w:t>(</w:t>
+      </w:r>
+      <w:r>
+        <w:sym w:font="Symbol" w:char="F073"/>
+      </w:r>
+      <w:proofErr w:type="spellStart"/>
       <w:r>
         <w:rPr>
           <w:vertAlign w:val="subscript"/>
           <w:lang w:val="vi-VN"/>
         </w:rPr>
-        <w:t xml:space="preserve"> = </w:t>
-      </w:r>
+        <w:t>dname</w:t>
+      </w:r>
+      <w:proofErr w:type="spellEnd"/>
       <w:r>
         <w:rPr>
           <w:vertAlign w:val="subscript"/>
           <w:lang w:val="vi-VN"/>
         </w:rPr>
+        <w:t xml:space="preserve"> </w:t>
+      </w:r>
+      <w:r>
+        <w:rPr>
+          <w:vertAlign w:val="subscript"/>
+          <w:lang w:val="vi-VN"/>
+        </w:rPr>
+        <w:t xml:space="preserve"> = </w:t>
+      </w:r>
+      <w:r>
+        <w:rPr>
+          <w:vertAlign w:val="subscript"/>
+          <w:lang w:val="vi-VN"/>
+        </w:rPr>
         <w:t>‘Toan Tin’</w:t>
       </w:r>
       <w:r>
@@ -5780,23 +6976,19 @@
         </w:rPr>
         <w:t xml:space="preserve"> (</w:t>
       </w:r>
+      <w:proofErr w:type="spellStart"/>
       <w:r>
         <w:rPr>
           <w:lang w:val="vi-VN"/>
         </w:rPr>
         <w:t>Course</w:t>
       </w:r>
+      <w:proofErr w:type="spellEnd"/>
       <w:r>
         <w:rPr>
           <w:lang w:val="vi-VN"/>
         </w:rPr>
-        <w:t>))</w:t>
-      </w:r>
-      <w:r>
-        <w:rPr>
-          <w:lang w:val="vi-VN"/>
-        </w:rPr>
-        <w:t xml:space="preserve"> </w:t>
+        <w:t xml:space="preserve">)) </w:t>
       </w:r>
     </w:p>
     <w:p>
@@ -5809,7 +7001,87 @@
         <w:ind w:right="48" w:hanging="720"/>
       </w:pPr>
       <w:r>
-        <w:t xml:space="preserve">Hiển thị Tên môn, Tên khoa các môn do Khoa Toán tin hoặc Khoa Anh tổ chức. </w:t>
+        <w:t xml:space="preserve">Hiển </w:t>
+      </w:r>
+      <w:proofErr w:type="spellStart"/>
+      <w:r>
+        <w:t>thị</w:t>
+      </w:r>
+      <w:proofErr w:type="spellEnd"/>
+      <w:r>
+        <w:t xml:space="preserve"> </w:t>
+      </w:r>
+      <w:proofErr w:type="spellStart"/>
+      <w:r>
+        <w:t>Tên</w:t>
+      </w:r>
+      <w:proofErr w:type="spellEnd"/>
+      <w:r>
+        <w:t xml:space="preserve"> </w:t>
+      </w:r>
+      <w:proofErr w:type="spellStart"/>
+      <w:r>
+        <w:t>môn</w:t>
+      </w:r>
+      <w:proofErr w:type="spellEnd"/>
+      <w:r>
+        <w:t xml:space="preserve">, </w:t>
+      </w:r>
+      <w:proofErr w:type="spellStart"/>
+      <w:r>
+        <w:t>Tên</w:t>
+      </w:r>
+      <w:proofErr w:type="spellEnd"/>
+      <w:r>
+        <w:t xml:space="preserve"> khoa </w:t>
+      </w:r>
+      <w:proofErr w:type="spellStart"/>
+      <w:r>
+        <w:t>các</w:t>
+      </w:r>
+      <w:proofErr w:type="spellEnd"/>
+      <w:r>
+        <w:t xml:space="preserve"> </w:t>
+      </w:r>
+      <w:proofErr w:type="spellStart"/>
+      <w:r>
+        <w:t>môn</w:t>
+      </w:r>
+      <w:proofErr w:type="spellEnd"/>
+      <w:r>
+        <w:t xml:space="preserve"> do Khoa </w:t>
+      </w:r>
+      <w:proofErr w:type="spellStart"/>
+      <w:r>
+        <w:t>Toán</w:t>
+      </w:r>
+      <w:proofErr w:type="spellEnd"/>
+      <w:r>
+        <w:t xml:space="preserve"> tin </w:t>
+      </w:r>
+      <w:proofErr w:type="spellStart"/>
+      <w:r>
+        <w:t>hoặc</w:t>
+      </w:r>
+      <w:proofErr w:type="spellEnd"/>
+      <w:r>
+        <w:t xml:space="preserve"> Khoa Anh </w:t>
+      </w:r>
+      <w:proofErr w:type="spellStart"/>
+      <w:r>
+        <w:t>tổ</w:t>
+      </w:r>
+      <w:proofErr w:type="spellEnd"/>
+      <w:r>
+        <w:t xml:space="preserve"> </w:t>
+      </w:r>
+      <w:proofErr w:type="spellStart"/>
+      <w:r>
+        <w:t>chức</w:t>
+      </w:r>
+      <w:proofErr w:type="spellEnd"/>
+      <w:r>
+        <w:t xml:space="preserve">. </w:t>
       </w:r>
     </w:p>
     <w:p>
@@ -5829,6 +7101,7 @@
       <w:r>
         <w:sym w:font="Symbol" w:char="F050"/>
       </w:r>
+      <w:proofErr w:type="spellStart"/>
       <w:r>
         <w:rPr>
           <w:vertAlign w:val="subscript"/>
@@ -5836,6 +7109,7 @@
         </w:rPr>
         <w:t>sname</w:t>
       </w:r>
+      <w:proofErr w:type="spellEnd"/>
       <w:r>
         <w:rPr>
           <w:lang w:val="vi-VN"/>
@@ -5845,6 +7119,7 @@
       <w:r>
         <w:sym w:font="Symbol" w:char="F073"/>
       </w:r>
+      <w:proofErr w:type="spellStart"/>
       <w:r>
         <w:rPr>
           <w:vertAlign w:val="subscript"/>
@@ -5852,6 +7127,7 @@
         </w:rPr>
         <w:t>dname</w:t>
       </w:r>
+      <w:proofErr w:type="spellEnd"/>
       <w:r>
         <w:rPr>
           <w:vertAlign w:val="subscript"/>
@@ -5892,25 +7168,36 @@
         </w:rPr>
         <w:t xml:space="preserve"> </w:t>
       </w:r>
+      <w:proofErr w:type="spellStart"/>
       <w:r>
         <w:rPr>
           <w:vertAlign w:val="subscript"/>
           <w:lang w:val="vi-VN"/>
         </w:rPr>
-        <w:t>dname = ‘Anh’</w:t>
-      </w:r>
-      <w:r>
-        <w:rPr>
+        <w:t>dname</w:t>
+      </w:r>
+      <w:proofErr w:type="spellEnd"/>
+      <w:r>
+        <w:rPr>
+          <w:vertAlign w:val="subscript"/>
           <w:lang w:val="vi-VN"/>
         </w:rPr>
+        <w:t xml:space="preserve"> = ‘Anh’</w:t>
+      </w:r>
+      <w:r>
+        <w:rPr>
+          <w:lang w:val="vi-VN"/>
+        </w:rPr>
         <w:t xml:space="preserve"> (</w:t>
       </w:r>
+      <w:proofErr w:type="spellStart"/>
       <w:r>
         <w:rPr>
           <w:lang w:val="vi-VN"/>
         </w:rPr>
         <w:t>Course</w:t>
       </w:r>
+      <w:proofErr w:type="spellEnd"/>
       <w:r>
         <w:rPr>
           <w:lang w:val="vi-VN"/>
@@ -5926,8 +7213,85 @@
         </w:numPr>
         <w:ind w:right="48" w:hanging="720"/>
       </w:pPr>
-      <w:r>
-        <w:t xml:space="preserve">Tìm những sv (Tên sv) nhà ở Bạch Mai và sinh sau năm 1984. </w:t>
+      <w:proofErr w:type="spellStart"/>
+      <w:r>
+        <w:t>Tìm</w:t>
+      </w:r>
+      <w:proofErr w:type="spellEnd"/>
+      <w:r>
+        <w:t xml:space="preserve"> </w:t>
+      </w:r>
+      <w:proofErr w:type="spellStart"/>
+      <w:r>
+        <w:t>những</w:t>
+      </w:r>
+      <w:proofErr w:type="spellEnd"/>
+      <w:r>
+        <w:t xml:space="preserve"> </w:t>
+      </w:r>
+      <w:proofErr w:type="spellStart"/>
+      <w:r>
+        <w:t>sv</w:t>
+      </w:r>
+      <w:proofErr w:type="spellEnd"/>
+      <w:r>
+        <w:t xml:space="preserve"> (</w:t>
+      </w:r>
+      <w:proofErr w:type="spellStart"/>
+      <w:r>
+        <w:t>Tên</w:t>
+      </w:r>
+      <w:proofErr w:type="spellEnd"/>
+      <w:r>
+        <w:t xml:space="preserve"> </w:t>
+      </w:r>
+      <w:proofErr w:type="spellStart"/>
+      <w:r>
+        <w:t>sv</w:t>
+      </w:r>
+      <w:proofErr w:type="spellEnd"/>
+      <w:r>
+        <w:t xml:space="preserve">) </w:t>
+      </w:r>
+      <w:proofErr w:type="spellStart"/>
+      <w:r>
+        <w:t>nhà</w:t>
+      </w:r>
+      <w:proofErr w:type="spellEnd"/>
+      <w:r>
+        <w:t xml:space="preserve"> ở Bạch Mai </w:t>
+      </w:r>
+      <w:proofErr w:type="spellStart"/>
+      <w:r>
+        <w:t>và</w:t>
+      </w:r>
+      <w:proofErr w:type="spellEnd"/>
+      <w:r>
+        <w:t xml:space="preserve"> </w:t>
+      </w:r>
+      <w:proofErr w:type="spellStart"/>
+      <w:r>
+        <w:t>sinh</w:t>
+      </w:r>
+      <w:proofErr w:type="spellEnd"/>
+      <w:r>
+        <w:t xml:space="preserve"> </w:t>
+      </w:r>
+      <w:proofErr w:type="spellStart"/>
+      <w:r>
+        <w:t>sau</w:t>
+      </w:r>
+      <w:proofErr w:type="spellEnd"/>
+      <w:r>
+        <w:t xml:space="preserve"> </w:t>
+      </w:r>
+      <w:proofErr w:type="spellStart"/>
+      <w:r>
+        <w:t>năm</w:t>
+      </w:r>
+      <w:proofErr w:type="spellEnd"/>
+      <w:r>
+        <w:t xml:space="preserve"> 1984. </w:t>
       </w:r>
     </w:p>
     <w:p>
@@ -5947,6 +7311,7 @@
       <w:r>
         <w:sym w:font="Symbol" w:char="F050"/>
       </w:r>
+      <w:proofErr w:type="spellStart"/>
       <w:r>
         <w:rPr>
           <w:vertAlign w:val="subscript"/>
@@ -5954,6 +7319,7 @@
         </w:rPr>
         <w:t>sname</w:t>
       </w:r>
+      <w:proofErr w:type="spellEnd"/>
       <w:r>
         <w:rPr>
           <w:lang w:val="vi-VN"/>
@@ -5963,6 +7329,7 @@
       <w:r>
         <w:sym w:font="Symbol" w:char="F073"/>
       </w:r>
+      <w:proofErr w:type="spellStart"/>
       <w:r>
         <w:rPr>
           <w:vertAlign w:val="subscript"/>
@@ -5970,6 +7337,7 @@
         </w:rPr>
         <w:t>address</w:t>
       </w:r>
+      <w:proofErr w:type="spellEnd"/>
       <w:r>
         <w:rPr>
           <w:vertAlign w:val="subscript"/>
@@ -5984,19 +7352,21 @@
         </w:rPr>
         <w:t>‘</w:t>
       </w:r>
+      <w:proofErr w:type="spellStart"/>
       <w:r>
         <w:rPr>
           <w:vertAlign w:val="subscript"/>
           <w:lang w:val="vi-VN"/>
         </w:rPr>
-        <w:t>Bach Mai</w:t>
-      </w:r>
+        <w:t>Bach</w:t>
+      </w:r>
+      <w:proofErr w:type="spellEnd"/>
       <w:r>
         <w:rPr>
           <w:vertAlign w:val="subscript"/>
           <w:lang w:val="vi-VN"/>
         </w:rPr>
-        <w:t xml:space="preserve">’ </w:t>
+        <w:t xml:space="preserve"> Mai’ </w:t>
       </w:r>
       <w:r>
         <w:rPr>
@@ -6016,6 +7386,7 @@
         </w:rPr>
         <w:t xml:space="preserve"> </w:t>
       </w:r>
+      <w:proofErr w:type="spellStart"/>
       <w:r>
         <w:rPr>
           <w:vertAlign w:val="subscript"/>
@@ -6023,6 +7394,7 @@
         </w:rPr>
         <w:t>birthyear</w:t>
       </w:r>
+      <w:proofErr w:type="spellEnd"/>
       <w:r>
         <w:rPr>
           <w:vertAlign w:val="subscript"/>
@@ -6042,34 +7414,22 @@
           <w:vertAlign w:val="subscript"/>
           <w:lang w:val="vi-VN"/>
         </w:rPr>
-        <w:t xml:space="preserve"> ‘</w:t>
-      </w:r>
-      <w:r>
-        <w:rPr>
-          <w:vertAlign w:val="subscript"/>
+        <w:t xml:space="preserve"> ‘1984’</w:t>
+      </w:r>
+      <w:r>
+        <w:rPr>
           <w:lang w:val="vi-VN"/>
         </w:rPr>
-        <w:t>1984</w:t>
-      </w:r>
-      <w:r>
-        <w:rPr>
-          <w:vertAlign w:val="subscript"/>
+        <w:t xml:space="preserve"> (</w:t>
+      </w:r>
+      <w:proofErr w:type="spellStart"/>
+      <w:r>
+        <w:rPr>
           <w:lang w:val="vi-VN"/>
         </w:rPr>
-        <w:t>’</w:t>
-      </w:r>
-      <w:r>
-        <w:rPr>
-          <w:lang w:val="vi-VN"/>
-        </w:rPr>
-        <w:t xml:space="preserve"> (</w:t>
-      </w:r>
-      <w:r>
-        <w:rPr>
-          <w:lang w:val="vi-VN"/>
-        </w:rPr>
         <w:t>Student</w:t>
       </w:r>
+      <w:proofErr w:type="spellEnd"/>
       <w:r>
         <w:rPr>
           <w:lang w:val="vi-VN"/>
@@ -6085,8 +7445,101 @@
         </w:numPr>
         <w:ind w:right="48" w:hanging="720"/>
       </w:pPr>
-      <w:r>
-        <w:t xml:space="preserve">Tìm tên và địa chỉ của các giáo viên khoa Toán Tin và Tiếng Anh. </w:t>
+      <w:proofErr w:type="spellStart"/>
+      <w:r>
+        <w:t>Tìm</w:t>
+      </w:r>
+      <w:proofErr w:type="spellEnd"/>
+      <w:r>
+        <w:t xml:space="preserve"> </w:t>
+      </w:r>
+      <w:proofErr w:type="spellStart"/>
+      <w:r>
+        <w:t>tên</w:t>
+      </w:r>
+      <w:proofErr w:type="spellEnd"/>
+      <w:r>
+        <w:t xml:space="preserve"> </w:t>
+      </w:r>
+      <w:proofErr w:type="spellStart"/>
+      <w:r>
+        <w:t>và</w:t>
+      </w:r>
+      <w:proofErr w:type="spellEnd"/>
+      <w:r>
+        <w:t xml:space="preserve"> </w:t>
+      </w:r>
+      <w:proofErr w:type="spellStart"/>
+      <w:r>
+        <w:t>địa</w:t>
+      </w:r>
+      <w:proofErr w:type="spellEnd"/>
+      <w:r>
+        <w:t xml:space="preserve"> </w:t>
+      </w:r>
+      <w:proofErr w:type="spellStart"/>
+      <w:r>
+        <w:t>chỉ</w:t>
+      </w:r>
+      <w:proofErr w:type="spellEnd"/>
+      <w:r>
+        <w:t xml:space="preserve"> </w:t>
+      </w:r>
+      <w:proofErr w:type="spellStart"/>
+      <w:r>
+        <w:t>của</w:t>
+      </w:r>
+      <w:proofErr w:type="spellEnd"/>
+      <w:r>
+        <w:t xml:space="preserve"> </w:t>
+      </w:r>
+      <w:proofErr w:type="spellStart"/>
+      <w:r>
+        <w:t>các</w:t>
+      </w:r>
+      <w:proofErr w:type="spellEnd"/>
+      <w:r>
+        <w:t xml:space="preserve"> </w:t>
+      </w:r>
+      <w:proofErr w:type="spellStart"/>
+      <w:r>
+        <w:t>giáo</w:t>
+      </w:r>
+      <w:proofErr w:type="spellEnd"/>
+      <w:r>
+        <w:t xml:space="preserve"> </w:t>
+      </w:r>
+      <w:proofErr w:type="spellStart"/>
+      <w:r>
+        <w:t>viên</w:t>
+      </w:r>
+      <w:proofErr w:type="spellEnd"/>
+      <w:r>
+        <w:t xml:space="preserve"> khoa </w:t>
+      </w:r>
+      <w:proofErr w:type="spellStart"/>
+      <w:r>
+        <w:t>Toán</w:t>
+      </w:r>
+      <w:proofErr w:type="spellEnd"/>
+      <w:r>
+        <w:t xml:space="preserve"> Tin </w:t>
+      </w:r>
+      <w:proofErr w:type="spellStart"/>
+      <w:r>
+        <w:t>và</w:t>
+      </w:r>
+      <w:proofErr w:type="spellEnd"/>
+      <w:r>
+        <w:t xml:space="preserve"> </w:t>
+      </w:r>
+      <w:proofErr w:type="spellStart"/>
+      <w:r>
+        <w:t>Tiếng</w:t>
+      </w:r>
+      <w:proofErr w:type="spellEnd"/>
+      <w:r>
+        <w:t xml:space="preserve"> Anh. </w:t>
       </w:r>
     </w:p>
     <w:p>
@@ -6105,6 +7558,7 @@
       <w:r>
         <w:sym w:font="Symbol" w:char="F050"/>
       </w:r>
+      <w:proofErr w:type="spellStart"/>
       <w:r>
         <w:rPr>
           <w:vertAlign w:val="subscript"/>
@@ -6112,6 +7566,7 @@
         </w:rPr>
         <w:t>pname,address</w:t>
       </w:r>
+      <w:proofErr w:type="spellEnd"/>
       <w:r>
         <w:rPr>
           <w:lang w:val="vi-VN"/>
@@ -6121,6 +7576,7 @@
       <w:r>
         <w:sym w:font="Symbol" w:char="F073"/>
       </w:r>
+      <w:proofErr w:type="spellStart"/>
       <w:r>
         <w:rPr>
           <w:vertAlign w:val="subscript"/>
@@ -6128,6 +7584,7 @@
         </w:rPr>
         <w:t>dname</w:t>
       </w:r>
+      <w:proofErr w:type="spellEnd"/>
       <w:r>
         <w:rPr>
           <w:vertAlign w:val="subscript"/>
@@ -6154,25 +7611,36 @@
         </w:rPr>
         <w:t xml:space="preserve"> </w:t>
       </w:r>
+      <w:proofErr w:type="spellStart"/>
       <w:r>
         <w:rPr>
           <w:vertAlign w:val="subscript"/>
           <w:lang w:val="vi-VN"/>
         </w:rPr>
-        <w:t>dname = ‘Anh’</w:t>
-      </w:r>
-      <w:r>
-        <w:rPr>
+        <w:t>dname</w:t>
+      </w:r>
+      <w:proofErr w:type="spellEnd"/>
+      <w:r>
+        <w:rPr>
+          <w:vertAlign w:val="subscript"/>
           <w:lang w:val="vi-VN"/>
         </w:rPr>
+        <w:t xml:space="preserve"> = ‘Anh’</w:t>
+      </w:r>
+      <w:r>
+        <w:rPr>
+          <w:lang w:val="vi-VN"/>
+        </w:rPr>
         <w:t xml:space="preserve"> (</w:t>
       </w:r>
+      <w:proofErr w:type="spellStart"/>
       <w:r>
         <w:rPr>
           <w:lang w:val="vi-VN"/>
         </w:rPr>
         <w:t>Professor</w:t>
       </w:r>
+      <w:proofErr w:type="spellEnd"/>
       <w:r>
         <w:rPr>
           <w:lang w:val="vi-VN"/>
@@ -6188,8 +7656,117 @@
         </w:numPr>
         <w:ind w:right="48" w:hanging="720"/>
       </w:pPr>
-      <w:r>
-        <w:t xml:space="preserve">Hiện kết quả học tập của các sv có điểm Toán 1 &gt;= 8 hoặc môn Vi mô &gt;= 8. </w:t>
+      <w:proofErr w:type="spellStart"/>
+      <w:r>
+        <w:t>Hiện</w:t>
+      </w:r>
+      <w:proofErr w:type="spellEnd"/>
+      <w:r>
+        <w:t xml:space="preserve"> </w:t>
+      </w:r>
+      <w:proofErr w:type="spellStart"/>
+      <w:r>
+        <w:t>kết</w:t>
+      </w:r>
+      <w:proofErr w:type="spellEnd"/>
+      <w:r>
+        <w:t xml:space="preserve"> </w:t>
+      </w:r>
+      <w:proofErr w:type="spellStart"/>
+      <w:r>
+        <w:t>quả</w:t>
+      </w:r>
+      <w:proofErr w:type="spellEnd"/>
+      <w:r>
+        <w:t xml:space="preserve"> </w:t>
+      </w:r>
+      <w:proofErr w:type="spellStart"/>
+      <w:r>
+        <w:t>học</w:t>
+      </w:r>
+      <w:proofErr w:type="spellEnd"/>
+      <w:r>
+        <w:t xml:space="preserve"> </w:t>
+      </w:r>
+      <w:proofErr w:type="spellStart"/>
+      <w:r>
+        <w:t>tập</w:t>
+      </w:r>
+      <w:proofErr w:type="spellEnd"/>
+      <w:r>
+        <w:t xml:space="preserve"> </w:t>
+      </w:r>
+      <w:proofErr w:type="spellStart"/>
+      <w:r>
+        <w:t>của</w:t>
+      </w:r>
+      <w:proofErr w:type="spellEnd"/>
+      <w:r>
+        <w:t xml:space="preserve"> </w:t>
+      </w:r>
+      <w:proofErr w:type="spellStart"/>
+      <w:r>
+        <w:t>các</w:t>
+      </w:r>
+      <w:proofErr w:type="spellEnd"/>
+      <w:r>
+        <w:t xml:space="preserve"> </w:t>
+      </w:r>
+      <w:proofErr w:type="spellStart"/>
+      <w:r>
+        <w:t>sv</w:t>
+      </w:r>
+      <w:proofErr w:type="spellEnd"/>
+      <w:r>
+        <w:t xml:space="preserve"> </w:t>
+      </w:r>
+      <w:proofErr w:type="spellStart"/>
+      <w:r>
+        <w:t>có</w:t>
+      </w:r>
+      <w:proofErr w:type="spellEnd"/>
+      <w:r>
+        <w:t xml:space="preserve"> </w:t>
+      </w:r>
+      <w:proofErr w:type="spellStart"/>
+      <w:r>
+        <w:t>điểm</w:t>
+      </w:r>
+      <w:proofErr w:type="spellEnd"/>
+      <w:r>
+        <w:t xml:space="preserve"> </w:t>
+      </w:r>
+      <w:proofErr w:type="spellStart"/>
+      <w:r>
+        <w:t>Toán</w:t>
+      </w:r>
+      <w:proofErr w:type="spellEnd"/>
+      <w:r>
+        <w:t xml:space="preserve"> 1 &gt;= 8 </w:t>
+      </w:r>
+      <w:proofErr w:type="spellStart"/>
+      <w:r>
+        <w:t>hoặc</w:t>
+      </w:r>
+      <w:proofErr w:type="spellEnd"/>
+      <w:r>
+        <w:t xml:space="preserve"> </w:t>
+      </w:r>
+      <w:proofErr w:type="spellStart"/>
+      <w:r>
+        <w:t>môn</w:t>
+      </w:r>
+      <w:proofErr w:type="spellEnd"/>
+      <w:r>
+        <w:t xml:space="preserve"> Vi </w:t>
+      </w:r>
+      <w:proofErr w:type="spellStart"/>
+      <w:r>
+        <w:t>mô</w:t>
+      </w:r>
+      <w:proofErr w:type="spellEnd"/>
+      <w:r>
+        <w:t xml:space="preserve"> &gt;= 8. </w:t>
       </w:r>
     </w:p>
     <w:p>
@@ -6214,6 +7791,7 @@
       <w:r>
         <w:sym w:font="Symbol" w:char="F050"/>
       </w:r>
+      <w:proofErr w:type="spellStart"/>
       <w:r>
         <w:rPr>
           <w:vertAlign w:val="subscript"/>
@@ -6221,6 +7799,7 @@
         </w:rPr>
         <w:t>sname,cname,grade</w:t>
       </w:r>
+      <w:proofErr w:type="spellEnd"/>
       <w:r>
         <w:rPr>
           <w:lang w:val="vi-VN"/>
@@ -6237,60 +7816,70 @@
         </w:rPr>
         <w:t>(</w:t>
       </w:r>
+      <w:proofErr w:type="spellStart"/>
       <w:r>
         <w:rPr>
           <w:vertAlign w:val="subscript"/>
           <w:lang w:val="vi-VN"/>
         </w:rPr>
-        <w:t>c</w:t>
-      </w:r>
+        <w:t>cname</w:t>
+      </w:r>
+      <w:proofErr w:type="spellEnd"/>
       <w:r>
         <w:rPr>
           <w:vertAlign w:val="subscript"/>
           <w:lang w:val="vi-VN"/>
         </w:rPr>
-        <w:t>name</w:t>
+        <w:t xml:space="preserve"> = </w:t>
       </w:r>
       <w:r>
         <w:rPr>
           <w:vertAlign w:val="subscript"/>
           <w:lang w:val="vi-VN"/>
         </w:rPr>
-        <w:t xml:space="preserve"> = </w:t>
+        <w:t>‘Toan 1’</w:t>
       </w:r>
       <w:r>
         <w:rPr>
           <w:vertAlign w:val="subscript"/>
           <w:lang w:val="vi-VN"/>
         </w:rPr>
-        <w:t xml:space="preserve">‘Toan </w:t>
+        <w:t xml:space="preserve">  </w:t>
+      </w:r>
+      <w:r>
+        <w:rPr>
+          <w:vertAlign w:val="subscript"/>
+        </w:rPr>
+        <w:sym w:font="Symbol" w:char="F0D9"/>
       </w:r>
       <w:r>
         <w:rPr>
           <w:vertAlign w:val="subscript"/>
           <w:lang w:val="vi-VN"/>
         </w:rPr>
-        <w:t>1’</w:t>
-      </w:r>
+        <w:t xml:space="preserve"> </w:t>
+      </w:r>
+      <w:proofErr w:type="spellStart"/>
       <w:r>
         <w:rPr>
           <w:vertAlign w:val="subscript"/>
           <w:lang w:val="vi-VN"/>
         </w:rPr>
-        <w:t xml:space="preserve"> </w:t>
-      </w:r>
+        <w:t>grade</w:t>
+      </w:r>
+      <w:proofErr w:type="spellEnd"/>
       <w:r>
         <w:rPr>
           <w:vertAlign w:val="subscript"/>
           <w:lang w:val="vi-VN"/>
         </w:rPr>
-        <w:t xml:space="preserve"> </w:t>
+        <w:t xml:space="preserve"> &gt;=</w:t>
       </w:r>
       <w:r>
         <w:rPr>
           <w:vertAlign w:val="subscript"/>
         </w:rPr>
-        <w:sym w:font="Symbol" w:char="F0D9"/>
+        <w:t xml:space="preserve"> </w:t>
       </w:r>
       <w:r>
         <w:rPr>
@@ -6304,13 +7893,7 @@
           <w:vertAlign w:val="subscript"/>
           <w:lang w:val="vi-VN"/>
         </w:rPr>
-        <w:t>grade &gt;=</w:t>
-      </w:r>
-      <w:r>
-        <w:rPr>
-          <w:vertAlign w:val="subscript"/>
-        </w:rPr>
-        <w:t xml:space="preserve"> </w:t>
+        <w:t>8)</w:t>
       </w:r>
       <w:r>
         <w:rPr>
@@ -6322,9 +7905,8 @@
       <w:r>
         <w:rPr>
           <w:vertAlign w:val="subscript"/>
-          <w:lang w:val="vi-VN"/>
-        </w:rPr>
-        <w:t>8)</w:t>
+        </w:rPr>
+        <w:sym w:font="Symbol" w:char="F0DA"/>
       </w:r>
       <w:r>
         <w:rPr>
@@ -6336,29 +7918,38 @@
       <w:r>
         <w:rPr>
           <w:vertAlign w:val="subscript"/>
-        </w:rPr>
-        <w:sym w:font="Symbol" w:char="F0DA"/>
-      </w:r>
+          <w:lang w:val="vi-VN"/>
+        </w:rPr>
+        <w:t>(</w:t>
+      </w:r>
+      <w:proofErr w:type="spellStart"/>
       <w:r>
         <w:rPr>
           <w:vertAlign w:val="subscript"/>
           <w:lang w:val="vi-VN"/>
         </w:rPr>
-        <w:t xml:space="preserve"> </w:t>
-      </w:r>
+        <w:t>cname</w:t>
+      </w:r>
+      <w:proofErr w:type="spellEnd"/>
       <w:r>
         <w:rPr>
           <w:vertAlign w:val="subscript"/>
           <w:lang w:val="vi-VN"/>
         </w:rPr>
-        <w:t>(</w:t>
+        <w:t xml:space="preserve"> = ‘Vi mo’</w:t>
       </w:r>
       <w:r>
         <w:rPr>
           <w:vertAlign w:val="subscript"/>
           <w:lang w:val="vi-VN"/>
         </w:rPr>
-        <w:t>cname = ‘Vi mo’</w:t>
+        <w:t xml:space="preserve"> </w:t>
+      </w:r>
+      <w:r>
+        <w:rPr>
+          <w:vertAlign w:val="subscript"/>
+        </w:rPr>
+        <w:sym w:font="Symbol" w:char="F0D9"/>
       </w:r>
       <w:r>
         <w:rPr>
@@ -6367,31 +7958,34 @@
         </w:rPr>
         <w:t xml:space="preserve"> </w:t>
       </w:r>
-      <w:r>
-        <w:rPr>
-          <w:vertAlign w:val="subscript"/>
-        </w:rPr>
-        <w:sym w:font="Symbol" w:char="F0D9"/>
-      </w:r>
+      <w:proofErr w:type="spellStart"/>
       <w:r>
         <w:rPr>
           <w:vertAlign w:val="subscript"/>
           <w:lang w:val="vi-VN"/>
         </w:rPr>
-        <w:t xml:space="preserve"> grade &gt;=</w:t>
-      </w:r>
+        <w:t>grade</w:t>
+      </w:r>
+      <w:proofErr w:type="spellEnd"/>
       <w:r>
         <w:rPr>
           <w:vertAlign w:val="subscript"/>
           <w:lang w:val="vi-VN"/>
         </w:rPr>
-        <w:t xml:space="preserve">  </w:t>
+        <w:t xml:space="preserve"> &gt;=</w:t>
       </w:r>
       <w:r>
         <w:rPr>
           <w:vertAlign w:val="subscript"/>
           <w:lang w:val="vi-VN"/>
         </w:rPr>
+        <w:t xml:space="preserve">  </w:t>
+      </w:r>
+      <w:r>
+        <w:rPr>
+          <w:vertAlign w:val="subscript"/>
+          <w:lang w:val="vi-VN"/>
+        </w:rPr>
         <w:t>8)</w:t>
       </w:r>
       <w:r>
@@ -6400,12 +7994,14 @@
         </w:rPr>
         <w:t xml:space="preserve"> (</w:t>
       </w:r>
+      <w:proofErr w:type="spellStart"/>
       <w:r>
         <w:rPr>
           <w:lang w:val="vi-VN"/>
         </w:rPr>
         <w:t>Result</w:t>
       </w:r>
+      <w:proofErr w:type="spellEnd"/>
       <w:r>
         <w:rPr>
           <w:lang w:val="vi-VN"/>
@@ -6444,6 +8040,7 @@
       <w:r>
         <w:sym w:font="Symbol" w:char="F050"/>
       </w:r>
+      <w:proofErr w:type="spellStart"/>
       <w:r>
         <w:rPr>
           <w:vertAlign w:val="subscript"/>
@@ -6451,6 +8048,7 @@
         </w:rPr>
         <w:t>sname,cname,grade</w:t>
       </w:r>
+      <w:proofErr w:type="spellEnd"/>
       <w:r>
         <w:rPr>
           <w:lang w:val="vi-VN"/>
@@ -6465,34 +8063,59 @@
           <w:vertAlign w:val="subscript"/>
           <w:lang w:val="vi-VN"/>
         </w:rPr>
-        <w:t>(cname</w:t>
-      </w:r>
+        <w:t>(</w:t>
+      </w:r>
+      <w:proofErr w:type="spellStart"/>
       <w:r>
         <w:rPr>
           <w:vertAlign w:val="subscript"/>
           <w:lang w:val="vi-VN"/>
         </w:rPr>
-        <w:t xml:space="preserve"> = </w:t>
-      </w:r>
+        <w:t>cname</w:t>
+      </w:r>
+      <w:proofErr w:type="spellEnd"/>
       <w:r>
         <w:rPr>
           <w:vertAlign w:val="subscript"/>
           <w:lang w:val="vi-VN"/>
         </w:rPr>
-        <w:t xml:space="preserve">‘Toan 1’  </w:t>
-      </w:r>
-      <w:r>
-        <w:rPr>
-          <w:vertAlign w:val="subscript"/>
-        </w:rPr>
-        <w:sym w:font="Symbol" w:char="F0D9"/>
+        <w:t xml:space="preserve"> = </w:t>
       </w:r>
       <w:r>
         <w:rPr>
           <w:vertAlign w:val="subscript"/>
           <w:lang w:val="vi-VN"/>
         </w:rPr>
-        <w:t xml:space="preserve"> grade &gt;=</w:t>
+        <w:t xml:space="preserve">‘Toan 1’  </w:t>
+      </w:r>
+      <w:r>
+        <w:rPr>
+          <w:vertAlign w:val="subscript"/>
+        </w:rPr>
+        <w:sym w:font="Symbol" w:char="F0D9"/>
+      </w:r>
+      <w:r>
+        <w:rPr>
+          <w:vertAlign w:val="subscript"/>
+          <w:lang w:val="vi-VN"/>
+        </w:rPr>
+        <w:t xml:space="preserve"> </w:t>
+      </w:r>
+      <w:proofErr w:type="spellStart"/>
+      <w:r>
+        <w:rPr>
+          <w:vertAlign w:val="subscript"/>
+          <w:lang w:val="vi-VN"/>
+        </w:rPr>
+        <w:t>grade</w:t>
+      </w:r>
+      <w:proofErr w:type="spellEnd"/>
+      <w:r>
+        <w:rPr>
+          <w:vertAlign w:val="subscript"/>
+          <w:lang w:val="vi-VN"/>
+        </w:rPr>
+        <w:t xml:space="preserve"> &gt;=</w:t>
       </w:r>
       <w:r>
         <w:rPr>
@@ -6528,6 +8151,7 @@
       <w:r>
         <w:sym w:font="Symbol" w:char="F050"/>
       </w:r>
+      <w:proofErr w:type="spellStart"/>
       <w:proofErr w:type="gramStart"/>
       <w:r>
         <w:rPr>
@@ -6544,6 +8168,7 @@
         </w:rPr>
         <w:t>,grade</w:t>
       </w:r>
+      <w:proofErr w:type="spellEnd"/>
       <w:r>
         <w:rPr>
           <w:lang w:val="vi-VN"/>
@@ -6558,48 +8183,59 @@
           <w:vertAlign w:val="subscript"/>
           <w:lang w:val="vi-VN"/>
         </w:rPr>
-        <w:t>(cname</w:t>
-      </w:r>
+        <w:t>(</w:t>
+      </w:r>
+      <w:proofErr w:type="spellStart"/>
       <w:r>
         <w:rPr>
           <w:vertAlign w:val="subscript"/>
           <w:lang w:val="vi-VN"/>
         </w:rPr>
-        <w:t xml:space="preserve"> = </w:t>
-      </w:r>
+        <w:t>cname</w:t>
+      </w:r>
+      <w:proofErr w:type="spellEnd"/>
       <w:r>
         <w:rPr>
           <w:vertAlign w:val="subscript"/>
           <w:lang w:val="vi-VN"/>
         </w:rPr>
-        <w:t>‘</w:t>
+        <w:t xml:space="preserve"> = </w:t>
       </w:r>
       <w:r>
         <w:rPr>
           <w:vertAlign w:val="subscript"/>
           <w:lang w:val="vi-VN"/>
         </w:rPr>
-        <w:t>Vi mo</w:t>
+        <w:t xml:space="preserve">‘Vi mo’  </w:t>
+      </w:r>
+      <w:r>
+        <w:rPr>
+          <w:vertAlign w:val="subscript"/>
+        </w:rPr>
+        <w:sym w:font="Symbol" w:char="F0D9"/>
       </w:r>
       <w:r>
         <w:rPr>
           <w:vertAlign w:val="subscript"/>
           <w:lang w:val="vi-VN"/>
         </w:rPr>
-        <w:t xml:space="preserve">’  </w:t>
-      </w:r>
-      <w:r>
-        <w:rPr>
-          <w:vertAlign w:val="subscript"/>
-        </w:rPr>
-        <w:sym w:font="Symbol" w:char="F0D9"/>
-      </w:r>
+        <w:t xml:space="preserve"> </w:t>
+      </w:r>
+      <w:proofErr w:type="spellStart"/>
       <w:r>
         <w:rPr>
           <w:vertAlign w:val="subscript"/>
           <w:lang w:val="vi-VN"/>
         </w:rPr>
-        <w:t xml:space="preserve"> grade &gt;</w:t>
+        <w:t>grade</w:t>
+      </w:r>
+      <w:proofErr w:type="spellEnd"/>
+      <w:r>
+        <w:rPr>
+          <w:vertAlign w:val="subscript"/>
+          <w:lang w:val="vi-VN"/>
+        </w:rPr>
+        <w:t xml:space="preserve"> &gt;</w:t>
       </w:r>
       <w:proofErr w:type="gramStart"/>
       <w:r>
@@ -6676,8 +8312,93 @@
         </w:numPr>
         <w:ind w:right="48" w:hanging="720"/>
       </w:pPr>
-      <w:r>
-        <w:t xml:space="preserve">Tìm những sv có điểm Toán 1 = 9 và điểm Anh 2 = 8 (sử dụng phép chia). </w:t>
+      <w:proofErr w:type="spellStart"/>
+      <w:r>
+        <w:t>Tìm</w:t>
+      </w:r>
+      <w:proofErr w:type="spellEnd"/>
+      <w:r>
+        <w:t xml:space="preserve"> </w:t>
+      </w:r>
+      <w:proofErr w:type="spellStart"/>
+      <w:r>
+        <w:t>những</w:t>
+      </w:r>
+      <w:proofErr w:type="spellEnd"/>
+      <w:r>
+        <w:t xml:space="preserve"> </w:t>
+      </w:r>
+      <w:proofErr w:type="spellStart"/>
+      <w:r>
+        <w:t>sv</w:t>
+      </w:r>
+      <w:proofErr w:type="spellEnd"/>
+      <w:r>
+        <w:t xml:space="preserve"> </w:t>
+      </w:r>
+      <w:proofErr w:type="spellStart"/>
+      <w:r>
+        <w:t>có</w:t>
+      </w:r>
+      <w:proofErr w:type="spellEnd"/>
+      <w:r>
+        <w:t xml:space="preserve"> </w:t>
+      </w:r>
+      <w:proofErr w:type="spellStart"/>
+      <w:r>
+        <w:t>điểm</w:t>
+      </w:r>
+      <w:proofErr w:type="spellEnd"/>
+      <w:r>
+        <w:t xml:space="preserve"> </w:t>
+      </w:r>
+      <w:proofErr w:type="spellStart"/>
+      <w:r>
+        <w:t>Toán</w:t>
+      </w:r>
+      <w:proofErr w:type="spellEnd"/>
+      <w:r>
+        <w:t xml:space="preserve"> 1 = 9 </w:t>
+      </w:r>
+      <w:proofErr w:type="spellStart"/>
+      <w:r>
+        <w:t>và</w:t>
+      </w:r>
+      <w:proofErr w:type="spellEnd"/>
+      <w:r>
+        <w:t xml:space="preserve"> </w:t>
+      </w:r>
+      <w:proofErr w:type="spellStart"/>
+      <w:r>
+        <w:t>điểm</w:t>
+      </w:r>
+      <w:proofErr w:type="spellEnd"/>
+      <w:r>
+        <w:t xml:space="preserve"> Anh 2 = 8 (</w:t>
+      </w:r>
+      <w:proofErr w:type="spellStart"/>
+      <w:r>
+        <w:t>sử</w:t>
+      </w:r>
+      <w:proofErr w:type="spellEnd"/>
+      <w:r>
+        <w:t xml:space="preserve"> </w:t>
+      </w:r>
+      <w:proofErr w:type="spellStart"/>
+      <w:r>
+        <w:t>dụng</w:t>
+      </w:r>
+      <w:proofErr w:type="spellEnd"/>
+      <w:r>
+        <w:t xml:space="preserve"> </w:t>
+      </w:r>
+      <w:proofErr w:type="spellStart"/>
+      <w:r>
+        <w:t>phép</w:t>
+      </w:r>
+      <w:proofErr w:type="spellEnd"/>
+      <w:r>
+        <w:t xml:space="preserve"> chia). </w:t>
       </w:r>
     </w:p>
     <w:p>
@@ -6693,8 +8414,133 @@
         </w:numPr>
         <w:ind w:right="48" w:hanging="720"/>
       </w:pPr>
-      <w:r>
-        <w:t xml:space="preserve">Hiện thông tin cá nhân và kết quả học tập của các sv có đăng ký học. </w:t>
+      <w:proofErr w:type="spellStart"/>
+      <w:r>
+        <w:t>Hiện</w:t>
+      </w:r>
+      <w:proofErr w:type="spellEnd"/>
+      <w:r>
+        <w:t xml:space="preserve"> </w:t>
+      </w:r>
+      <w:proofErr w:type="spellStart"/>
+      <w:r>
+        <w:t>thông</w:t>
+      </w:r>
+      <w:proofErr w:type="spellEnd"/>
+      <w:r>
+        <w:t xml:space="preserve"> tin </w:t>
+      </w:r>
+      <w:proofErr w:type="spellStart"/>
+      <w:r>
+        <w:t>cá</w:t>
+      </w:r>
+      <w:proofErr w:type="spellEnd"/>
+      <w:r>
+        <w:t xml:space="preserve"> </w:t>
+      </w:r>
+      <w:proofErr w:type="spellStart"/>
+      <w:r>
+        <w:t>nhân</w:t>
+      </w:r>
+      <w:proofErr w:type="spellEnd"/>
+      <w:r>
+        <w:t xml:space="preserve"> </w:t>
+      </w:r>
+      <w:proofErr w:type="spellStart"/>
+      <w:r>
+        <w:t>và</w:t>
+      </w:r>
+      <w:proofErr w:type="spellEnd"/>
+      <w:r>
+        <w:t xml:space="preserve"> </w:t>
+      </w:r>
+      <w:proofErr w:type="spellStart"/>
+      <w:r>
+        <w:t>kết</w:t>
+      </w:r>
+      <w:proofErr w:type="spellEnd"/>
+      <w:r>
+        <w:t xml:space="preserve"> </w:t>
+      </w:r>
+      <w:proofErr w:type="spellStart"/>
+      <w:r>
+        <w:t>quả</w:t>
+      </w:r>
+      <w:proofErr w:type="spellEnd"/>
+      <w:r>
+        <w:t xml:space="preserve"> </w:t>
+      </w:r>
+      <w:proofErr w:type="spellStart"/>
+      <w:r>
+        <w:t>học</w:t>
+      </w:r>
+      <w:proofErr w:type="spellEnd"/>
+      <w:r>
+        <w:t xml:space="preserve"> </w:t>
+      </w:r>
+      <w:proofErr w:type="spellStart"/>
+      <w:r>
+        <w:t>tập</w:t>
+      </w:r>
+      <w:proofErr w:type="spellEnd"/>
+      <w:r>
+        <w:t xml:space="preserve"> </w:t>
+      </w:r>
+      <w:proofErr w:type="spellStart"/>
+      <w:r>
+        <w:t>của</w:t>
+      </w:r>
+      <w:proofErr w:type="spellEnd"/>
+      <w:r>
+        <w:t xml:space="preserve"> </w:t>
+      </w:r>
+      <w:proofErr w:type="spellStart"/>
+      <w:r>
+        <w:t>các</w:t>
+      </w:r>
+      <w:proofErr w:type="spellEnd"/>
+      <w:r>
+        <w:t xml:space="preserve"> </w:t>
+      </w:r>
+      <w:proofErr w:type="spellStart"/>
+      <w:r>
+        <w:t>sv</w:t>
+      </w:r>
+      <w:proofErr w:type="spellEnd"/>
+      <w:r>
+        <w:t xml:space="preserve"> </w:t>
+      </w:r>
+      <w:proofErr w:type="spellStart"/>
+      <w:r>
+        <w:t>có</w:t>
+      </w:r>
+      <w:proofErr w:type="spellEnd"/>
+      <w:r>
+        <w:t xml:space="preserve"> </w:t>
+      </w:r>
+      <w:proofErr w:type="spellStart"/>
+      <w:r>
+        <w:t>đăng</w:t>
+      </w:r>
+      <w:proofErr w:type="spellEnd"/>
+      <w:r>
+        <w:t xml:space="preserve"> </w:t>
+      </w:r>
+      <w:proofErr w:type="spellStart"/>
+      <w:r>
+        <w:t>ký</w:t>
+      </w:r>
+      <w:proofErr w:type="spellEnd"/>
+      <w:r>
+        <w:t xml:space="preserve"> </w:t>
+      </w:r>
+      <w:proofErr w:type="spellStart"/>
+      <w:r>
+        <w:t>học</w:t>
+      </w:r>
+      <w:proofErr w:type="spellEnd"/>
+      <w:r>
+        <w:t xml:space="preserve">. </w:t>
       </w:r>
     </w:p>
     <w:p>
@@ -6710,8 +8556,93 @@
         </w:numPr>
         <w:ind w:right="48" w:hanging="720"/>
       </w:pPr>
-      <w:r>
-        <w:t xml:space="preserve">Hiện thông tin cá nhân của các sv không đăng ký học. </w:t>
+      <w:proofErr w:type="spellStart"/>
+      <w:r>
+        <w:t>Hiện</w:t>
+      </w:r>
+      <w:proofErr w:type="spellEnd"/>
+      <w:r>
+        <w:t xml:space="preserve"> </w:t>
+      </w:r>
+      <w:proofErr w:type="spellStart"/>
+      <w:r>
+        <w:t>thông</w:t>
+      </w:r>
+      <w:proofErr w:type="spellEnd"/>
+      <w:r>
+        <w:t xml:space="preserve"> tin </w:t>
+      </w:r>
+      <w:proofErr w:type="spellStart"/>
+      <w:r>
+        <w:t>cá</w:t>
+      </w:r>
+      <w:proofErr w:type="spellEnd"/>
+      <w:r>
+        <w:t xml:space="preserve"> </w:t>
+      </w:r>
+      <w:proofErr w:type="spellStart"/>
+      <w:r>
+        <w:t>nhân</w:t>
+      </w:r>
+      <w:proofErr w:type="spellEnd"/>
+      <w:r>
+        <w:t xml:space="preserve"> </w:t>
+      </w:r>
+      <w:proofErr w:type="spellStart"/>
+      <w:r>
+        <w:t>của</w:t>
+      </w:r>
+      <w:proofErr w:type="spellEnd"/>
+      <w:r>
+        <w:t xml:space="preserve"> </w:t>
+      </w:r>
+      <w:proofErr w:type="spellStart"/>
+      <w:r>
+        <w:t>các</w:t>
+      </w:r>
+      <w:proofErr w:type="spellEnd"/>
+      <w:r>
+        <w:t xml:space="preserve"> </w:t>
+      </w:r>
+      <w:proofErr w:type="spellStart"/>
+      <w:r>
+        <w:t>sv</w:t>
+      </w:r>
+      <w:proofErr w:type="spellEnd"/>
+      <w:r>
+        <w:t xml:space="preserve"> </w:t>
+      </w:r>
+      <w:proofErr w:type="spellStart"/>
+      <w:r>
+        <w:t>không</w:t>
+      </w:r>
+      <w:proofErr w:type="spellEnd"/>
+      <w:r>
+        <w:t xml:space="preserve"> </w:t>
+      </w:r>
+      <w:proofErr w:type="spellStart"/>
+      <w:r>
+        <w:t>đăng</w:t>
+      </w:r>
+      <w:proofErr w:type="spellEnd"/>
+      <w:r>
+        <w:t xml:space="preserve"> </w:t>
+      </w:r>
+      <w:proofErr w:type="spellStart"/>
+      <w:r>
+        <w:t>ký</w:t>
+      </w:r>
+      <w:proofErr w:type="spellEnd"/>
+      <w:r>
+        <w:t xml:space="preserve"> </w:t>
+      </w:r>
+      <w:proofErr w:type="spellStart"/>
+      <w:r>
+        <w:t>học</w:t>
+      </w:r>
+      <w:proofErr w:type="spellEnd"/>
+      <w:r>
+        <w:t xml:space="preserve">. </w:t>
       </w:r>
     </w:p>
     <w:p>
@@ -6727,8 +8658,149 @@
         </w:numPr>
         <w:ind w:right="48" w:hanging="720"/>
       </w:pPr>
-      <w:r>
-        <w:t xml:space="preserve">Hiện tên sv, tên môn, điểm và tên khoa của các sv có học các môn do khoa Toán Tin tổ chức. </w:t>
+      <w:proofErr w:type="spellStart"/>
+      <w:r>
+        <w:t>Hiện</w:t>
+      </w:r>
+      <w:proofErr w:type="spellEnd"/>
+      <w:r>
+        <w:t xml:space="preserve"> </w:t>
+      </w:r>
+      <w:proofErr w:type="spellStart"/>
+      <w:r>
+        <w:t>tên</w:t>
+      </w:r>
+      <w:proofErr w:type="spellEnd"/>
+      <w:r>
+        <w:t xml:space="preserve"> </w:t>
+      </w:r>
+      <w:proofErr w:type="spellStart"/>
+      <w:r>
+        <w:t>sv</w:t>
+      </w:r>
+      <w:proofErr w:type="spellEnd"/>
+      <w:r>
+        <w:t xml:space="preserve">, </w:t>
+      </w:r>
+      <w:proofErr w:type="spellStart"/>
+      <w:r>
+        <w:t>tên</w:t>
+      </w:r>
+      <w:proofErr w:type="spellEnd"/>
+      <w:r>
+        <w:t xml:space="preserve"> </w:t>
+      </w:r>
+      <w:proofErr w:type="spellStart"/>
+      <w:r>
+        <w:t>môn</w:t>
+      </w:r>
+      <w:proofErr w:type="spellEnd"/>
+      <w:r>
+        <w:t xml:space="preserve">, </w:t>
+      </w:r>
+      <w:proofErr w:type="spellStart"/>
+      <w:r>
+        <w:t>điểm</w:t>
+      </w:r>
+      <w:proofErr w:type="spellEnd"/>
+      <w:r>
+        <w:t xml:space="preserve"> </w:t>
+      </w:r>
+      <w:proofErr w:type="spellStart"/>
+      <w:r>
+        <w:t>và</w:t>
+      </w:r>
+      <w:proofErr w:type="spellEnd"/>
+      <w:r>
+        <w:t xml:space="preserve"> </w:t>
+      </w:r>
+      <w:proofErr w:type="spellStart"/>
+      <w:r>
+        <w:t>tên</w:t>
+      </w:r>
+      <w:proofErr w:type="spellEnd"/>
+      <w:r>
+        <w:t xml:space="preserve"> khoa </w:t>
+      </w:r>
+      <w:proofErr w:type="spellStart"/>
+      <w:r>
+        <w:t>của</w:t>
+      </w:r>
+      <w:proofErr w:type="spellEnd"/>
+      <w:r>
+        <w:t xml:space="preserve"> </w:t>
+      </w:r>
+      <w:proofErr w:type="spellStart"/>
+      <w:r>
+        <w:t>các</w:t>
+      </w:r>
+      <w:proofErr w:type="spellEnd"/>
+      <w:r>
+        <w:t xml:space="preserve"> </w:t>
+      </w:r>
+      <w:proofErr w:type="spellStart"/>
+      <w:r>
+        <w:t>sv</w:t>
+      </w:r>
+      <w:proofErr w:type="spellEnd"/>
+      <w:r>
+        <w:t xml:space="preserve"> </w:t>
+      </w:r>
+      <w:proofErr w:type="spellStart"/>
+      <w:r>
+        <w:t>có</w:t>
+      </w:r>
+      <w:proofErr w:type="spellEnd"/>
+      <w:r>
+        <w:t xml:space="preserve"> </w:t>
+      </w:r>
+      <w:proofErr w:type="spellStart"/>
+      <w:r>
+        <w:t>học</w:t>
+      </w:r>
+      <w:proofErr w:type="spellEnd"/>
+      <w:r>
+        <w:t xml:space="preserve"> </w:t>
+      </w:r>
+      <w:proofErr w:type="spellStart"/>
+      <w:r>
+        <w:t>các</w:t>
+      </w:r>
+      <w:proofErr w:type="spellEnd"/>
+      <w:r>
+        <w:t xml:space="preserve"> </w:t>
+      </w:r>
+      <w:proofErr w:type="spellStart"/>
+      <w:r>
+        <w:t>môn</w:t>
+      </w:r>
+      <w:proofErr w:type="spellEnd"/>
+      <w:r>
+        <w:t xml:space="preserve"> do khoa </w:t>
+      </w:r>
+      <w:proofErr w:type="spellStart"/>
+      <w:r>
+        <w:t>Toán</w:t>
+      </w:r>
+      <w:proofErr w:type="spellEnd"/>
+      <w:r>
+        <w:t xml:space="preserve"> Tin </w:t>
+      </w:r>
+      <w:proofErr w:type="spellStart"/>
+      <w:r>
+        <w:t>tổ</w:t>
+      </w:r>
+      <w:proofErr w:type="spellEnd"/>
+      <w:r>
+        <w:t xml:space="preserve"> </w:t>
+      </w:r>
+      <w:proofErr w:type="spellStart"/>
+      <w:r>
+        <w:t>chức</w:t>
+      </w:r>
+      <w:proofErr w:type="spellEnd"/>
+      <w:r>
+        <w:t xml:space="preserve">. </w:t>
       </w:r>
     </w:p>
     <w:p>
@@ -6739,8 +8811,141 @@
         </w:numPr>
         <w:ind w:right="48" w:hanging="720"/>
       </w:pPr>
-      <w:r>
-        <w:t xml:space="preserve">Hiện tên, địa chỉ của những sv có đăng ký học nhưng không học Tài chính và Toán 1. </w:t>
+      <w:proofErr w:type="spellStart"/>
+      <w:r>
+        <w:t>Hiện</w:t>
+      </w:r>
+      <w:proofErr w:type="spellEnd"/>
+      <w:r>
+        <w:t xml:space="preserve"> </w:t>
+      </w:r>
+      <w:proofErr w:type="spellStart"/>
+      <w:r>
+        <w:t>tên</w:t>
+      </w:r>
+      <w:proofErr w:type="spellEnd"/>
+      <w:r>
+        <w:t xml:space="preserve">, </w:t>
+      </w:r>
+      <w:proofErr w:type="spellStart"/>
+      <w:r>
+        <w:t>địa</w:t>
+      </w:r>
+      <w:proofErr w:type="spellEnd"/>
+      <w:r>
+        <w:t xml:space="preserve"> </w:t>
+      </w:r>
+      <w:proofErr w:type="spellStart"/>
+      <w:r>
+        <w:t>chỉ</w:t>
+      </w:r>
+      <w:proofErr w:type="spellEnd"/>
+      <w:r>
+        <w:t xml:space="preserve"> </w:t>
+      </w:r>
+      <w:proofErr w:type="spellStart"/>
+      <w:r>
+        <w:t>của</w:t>
+      </w:r>
+      <w:proofErr w:type="spellEnd"/>
+      <w:r>
+        <w:t xml:space="preserve"> </w:t>
+      </w:r>
+      <w:proofErr w:type="spellStart"/>
+      <w:r>
+        <w:t>những</w:t>
+      </w:r>
+      <w:proofErr w:type="spellEnd"/>
+      <w:r>
+        <w:t xml:space="preserve"> </w:t>
+      </w:r>
+      <w:proofErr w:type="spellStart"/>
+      <w:r>
+        <w:t>sv</w:t>
+      </w:r>
+      <w:proofErr w:type="spellEnd"/>
+      <w:r>
+        <w:t xml:space="preserve"> </w:t>
+      </w:r>
+      <w:proofErr w:type="spellStart"/>
+      <w:r>
+        <w:t>có</w:t>
+      </w:r>
+      <w:proofErr w:type="spellEnd"/>
+      <w:r>
+        <w:t xml:space="preserve"> </w:t>
+      </w:r>
+      <w:proofErr w:type="spellStart"/>
+      <w:r>
+        <w:t>đăng</w:t>
+      </w:r>
+      <w:proofErr w:type="spellEnd"/>
+      <w:r>
+        <w:t xml:space="preserve"> </w:t>
+      </w:r>
+      <w:proofErr w:type="spellStart"/>
+      <w:r>
+        <w:t>ký</w:t>
+      </w:r>
+      <w:proofErr w:type="spellEnd"/>
+      <w:r>
+        <w:t xml:space="preserve"> </w:t>
+      </w:r>
+      <w:proofErr w:type="spellStart"/>
+      <w:r>
+        <w:t>học</w:t>
+      </w:r>
+      <w:proofErr w:type="spellEnd"/>
+      <w:r>
+        <w:t xml:space="preserve"> </w:t>
+      </w:r>
+      <w:proofErr w:type="spellStart"/>
+      <w:r>
+        <w:t>nhưng</w:t>
+      </w:r>
+      <w:proofErr w:type="spellEnd"/>
+      <w:r>
+        <w:t xml:space="preserve"> </w:t>
+      </w:r>
+      <w:proofErr w:type="spellStart"/>
+      <w:r>
+        <w:t>không</w:t>
+      </w:r>
+      <w:proofErr w:type="spellEnd"/>
+      <w:r>
+        <w:t xml:space="preserve"> </w:t>
+      </w:r>
+      <w:proofErr w:type="spellStart"/>
+      <w:r>
+        <w:t>học</w:t>
+      </w:r>
+      <w:proofErr w:type="spellEnd"/>
+      <w:r>
+        <w:t xml:space="preserve"> Tài </w:t>
+      </w:r>
+      <w:proofErr w:type="spellStart"/>
+      <w:r>
+        <w:t>chính</w:t>
+      </w:r>
+      <w:proofErr w:type="spellEnd"/>
+      <w:r>
+        <w:t xml:space="preserve"> </w:t>
+      </w:r>
+      <w:proofErr w:type="spellStart"/>
+      <w:r>
+        <w:t>và</w:t>
+      </w:r>
+      <w:proofErr w:type="spellEnd"/>
+      <w:r>
+        <w:t xml:space="preserve"> </w:t>
+      </w:r>
+      <w:proofErr w:type="spellStart"/>
+      <w:r>
+        <w:t>Toán</w:t>
+      </w:r>
+      <w:proofErr w:type="spellEnd"/>
+      <w:r>
+        <w:t xml:space="preserve"> 1. </w:t>
       </w:r>
     </w:p>
     <w:p>
@@ -6751,8 +8956,149 @@
         </w:numPr>
         <w:ind w:right="48" w:hanging="720"/>
       </w:pPr>
-      <w:r>
-        <w:t xml:space="preserve">Hiện tên của những sv có cùng địa chỉ với cô Hà Châu và có điểm Toán 1 từ 8 trở lên. </w:t>
+      <w:proofErr w:type="spellStart"/>
+      <w:r>
+        <w:t>Hiện</w:t>
+      </w:r>
+      <w:proofErr w:type="spellEnd"/>
+      <w:r>
+        <w:t xml:space="preserve"> </w:t>
+      </w:r>
+      <w:proofErr w:type="spellStart"/>
+      <w:r>
+        <w:t>tên</w:t>
+      </w:r>
+      <w:proofErr w:type="spellEnd"/>
+      <w:r>
+        <w:t xml:space="preserve"> </w:t>
+      </w:r>
+      <w:proofErr w:type="spellStart"/>
+      <w:r>
+        <w:t>của</w:t>
+      </w:r>
+      <w:proofErr w:type="spellEnd"/>
+      <w:r>
+        <w:t xml:space="preserve"> </w:t>
+      </w:r>
+      <w:proofErr w:type="spellStart"/>
+      <w:r>
+        <w:t>những</w:t>
+      </w:r>
+      <w:proofErr w:type="spellEnd"/>
+      <w:r>
+        <w:t xml:space="preserve"> </w:t>
+      </w:r>
+      <w:proofErr w:type="spellStart"/>
+      <w:r>
+        <w:t>sv</w:t>
+      </w:r>
+      <w:proofErr w:type="spellEnd"/>
+      <w:r>
+        <w:t xml:space="preserve"> </w:t>
+      </w:r>
+      <w:proofErr w:type="spellStart"/>
+      <w:r>
+        <w:t>có</w:t>
+      </w:r>
+      <w:proofErr w:type="spellEnd"/>
+      <w:r>
+        <w:t xml:space="preserve"> </w:t>
+      </w:r>
+      <w:proofErr w:type="spellStart"/>
+      <w:r>
+        <w:t>cùng</w:t>
+      </w:r>
+      <w:proofErr w:type="spellEnd"/>
+      <w:r>
+        <w:t xml:space="preserve"> </w:t>
+      </w:r>
+      <w:proofErr w:type="spellStart"/>
+      <w:r>
+        <w:t>địa</w:t>
+      </w:r>
+      <w:proofErr w:type="spellEnd"/>
+      <w:r>
+        <w:t xml:space="preserve"> </w:t>
+      </w:r>
+      <w:proofErr w:type="spellStart"/>
+      <w:r>
+        <w:t>chỉ</w:t>
+      </w:r>
+      <w:proofErr w:type="spellEnd"/>
+      <w:r>
+        <w:t xml:space="preserve"> </w:t>
+      </w:r>
+      <w:proofErr w:type="spellStart"/>
+      <w:r>
+        <w:t>với</w:t>
+      </w:r>
+      <w:proofErr w:type="spellEnd"/>
+      <w:r>
+        <w:t xml:space="preserve"> </w:t>
+      </w:r>
+      <w:proofErr w:type="spellStart"/>
+      <w:r>
+        <w:t>cô</w:t>
+      </w:r>
+      <w:proofErr w:type="spellEnd"/>
+      <w:r>
+        <w:t xml:space="preserve"> Hà Châu </w:t>
+      </w:r>
+      <w:proofErr w:type="spellStart"/>
+      <w:r>
+        <w:t>và</w:t>
+      </w:r>
+      <w:proofErr w:type="spellEnd"/>
+      <w:r>
+        <w:t xml:space="preserve"> </w:t>
+      </w:r>
+      <w:proofErr w:type="spellStart"/>
+      <w:r>
+        <w:t>có</w:t>
+      </w:r>
+      <w:proofErr w:type="spellEnd"/>
+      <w:r>
+        <w:t xml:space="preserve"> </w:t>
+      </w:r>
+      <w:proofErr w:type="spellStart"/>
+      <w:r>
+        <w:t>điểm</w:t>
+      </w:r>
+      <w:proofErr w:type="spellEnd"/>
+      <w:r>
+        <w:t xml:space="preserve"> </w:t>
+      </w:r>
+      <w:proofErr w:type="spellStart"/>
+      <w:r>
+        <w:t>Toán</w:t>
+      </w:r>
+      <w:proofErr w:type="spellEnd"/>
+      <w:r>
+        <w:t xml:space="preserve"> 1 </w:t>
+      </w:r>
+      <w:proofErr w:type="spellStart"/>
+      <w:r>
+        <w:t>từ</w:t>
+      </w:r>
+      <w:proofErr w:type="spellEnd"/>
+      <w:r>
+        <w:t xml:space="preserve"> 8 </w:t>
+      </w:r>
+      <w:proofErr w:type="spellStart"/>
+      <w:r>
+        <w:t>trở</w:t>
+      </w:r>
+      <w:proofErr w:type="spellEnd"/>
+      <w:r>
+        <w:t xml:space="preserve"> </w:t>
+      </w:r>
+      <w:proofErr w:type="spellStart"/>
+      <w:r>
+        <w:t>lên</w:t>
+      </w:r>
+      <w:proofErr w:type="spellEnd"/>
+      <w:r>
+        <w:t xml:space="preserve">. </w:t>
       </w:r>
     </w:p>
     <w:p>
@@ -6763,8 +9109,165 @@
         </w:numPr>
         <w:ind w:right="48" w:hanging="720"/>
       </w:pPr>
-      <w:r>
-        <w:t xml:space="preserve">Tìm địa chỉ của các sv nữ, sinh năm 1980 hoặc sau đó, có điểm của môn học do khoa Toán tin tổ chức &gt;= 8. </w:t>
+      <w:proofErr w:type="spellStart"/>
+      <w:r>
+        <w:t>Tìm</w:t>
+      </w:r>
+      <w:proofErr w:type="spellEnd"/>
+      <w:r>
+        <w:t xml:space="preserve"> </w:t>
+      </w:r>
+      <w:proofErr w:type="spellStart"/>
+      <w:r>
+        <w:t>địa</w:t>
+      </w:r>
+      <w:proofErr w:type="spellEnd"/>
+      <w:r>
+        <w:t xml:space="preserve"> </w:t>
+      </w:r>
+      <w:proofErr w:type="spellStart"/>
+      <w:r>
+        <w:t>chỉ</w:t>
+      </w:r>
+      <w:proofErr w:type="spellEnd"/>
+      <w:r>
+        <w:t xml:space="preserve"> </w:t>
+      </w:r>
+      <w:proofErr w:type="spellStart"/>
+      <w:r>
+        <w:t>của</w:t>
+      </w:r>
+      <w:proofErr w:type="spellEnd"/>
+      <w:r>
+        <w:t xml:space="preserve"> </w:t>
+      </w:r>
+      <w:proofErr w:type="spellStart"/>
+      <w:r>
+        <w:t>các</w:t>
+      </w:r>
+      <w:proofErr w:type="spellEnd"/>
+      <w:r>
+        <w:t xml:space="preserve"> </w:t>
+      </w:r>
+      <w:proofErr w:type="spellStart"/>
+      <w:r>
+        <w:t>sv</w:t>
+      </w:r>
+      <w:proofErr w:type="spellEnd"/>
+      <w:r>
+        <w:t xml:space="preserve"> </w:t>
+      </w:r>
+      <w:proofErr w:type="spellStart"/>
+      <w:r>
+        <w:t>nữ</w:t>
+      </w:r>
+      <w:proofErr w:type="spellEnd"/>
+      <w:r>
+        <w:t xml:space="preserve">, </w:t>
+      </w:r>
+      <w:proofErr w:type="spellStart"/>
+      <w:r>
+        <w:t>sinh</w:t>
+      </w:r>
+      <w:proofErr w:type="spellEnd"/>
+      <w:r>
+        <w:t xml:space="preserve"> </w:t>
+      </w:r>
+      <w:proofErr w:type="spellStart"/>
+      <w:r>
+        <w:t>năm</w:t>
+      </w:r>
+      <w:proofErr w:type="spellEnd"/>
+      <w:r>
+        <w:t xml:space="preserve"> 1980 </w:t>
+      </w:r>
+      <w:proofErr w:type="spellStart"/>
+      <w:r>
+        <w:t>hoặc</w:t>
+      </w:r>
+      <w:proofErr w:type="spellEnd"/>
+      <w:r>
+        <w:t xml:space="preserve"> </w:t>
+      </w:r>
+      <w:proofErr w:type="spellStart"/>
+      <w:r>
+        <w:t>sau</w:t>
+      </w:r>
+      <w:proofErr w:type="spellEnd"/>
+      <w:r>
+        <w:t xml:space="preserve"> </w:t>
+      </w:r>
+      <w:proofErr w:type="spellStart"/>
+      <w:r>
+        <w:t>đó</w:t>
+      </w:r>
+      <w:proofErr w:type="spellEnd"/>
+      <w:r>
+        <w:t xml:space="preserve">, </w:t>
+      </w:r>
+      <w:proofErr w:type="spellStart"/>
+      <w:r>
+        <w:t>có</w:t>
+      </w:r>
+      <w:proofErr w:type="spellEnd"/>
+      <w:r>
+        <w:t xml:space="preserve"> </w:t>
+      </w:r>
+      <w:proofErr w:type="spellStart"/>
+      <w:r>
+        <w:t>điểm</w:t>
+      </w:r>
+      <w:proofErr w:type="spellEnd"/>
+      <w:r>
+        <w:t xml:space="preserve"> </w:t>
+      </w:r>
+      <w:proofErr w:type="spellStart"/>
+      <w:r>
+        <w:t>của</w:t>
+      </w:r>
+      <w:proofErr w:type="spellEnd"/>
+      <w:r>
+        <w:t xml:space="preserve"> </w:t>
+      </w:r>
+      <w:proofErr w:type="spellStart"/>
+      <w:r>
+        <w:t>môn</w:t>
+      </w:r>
+      <w:proofErr w:type="spellEnd"/>
+      <w:r>
+        <w:t xml:space="preserve"> </w:t>
+      </w:r>
+      <w:proofErr w:type="spellStart"/>
+      <w:r>
+        <w:t>học</w:t>
+      </w:r>
+      <w:proofErr w:type="spellEnd"/>
+      <w:r>
+        <w:t xml:space="preserve"> do khoa </w:t>
+      </w:r>
+      <w:proofErr w:type="spellStart"/>
+      <w:r>
+        <w:t>Toán</w:t>
+      </w:r>
+      <w:proofErr w:type="spellEnd"/>
+      <w:r>
+        <w:t xml:space="preserve"> tin </w:t>
+      </w:r>
+      <w:proofErr w:type="spellStart"/>
+      <w:r>
+        <w:t>tổ</w:t>
+      </w:r>
+      <w:proofErr w:type="spellEnd"/>
+      <w:r>
+        <w:t xml:space="preserve"> </w:t>
+      </w:r>
+      <w:proofErr w:type="spellStart"/>
+      <w:r>
+        <w:t>chức</w:t>
+      </w:r>
+      <w:proofErr w:type="spellEnd"/>
+      <w:r>
+        <w:t xml:space="preserve"> &gt;= 8. </w:t>
       </w:r>
     </w:p>
     <w:p>
@@ -6775,8 +9278,277 @@
         </w:numPr>
         <w:ind w:right="48" w:hanging="720"/>
       </w:pPr>
-      <w:r>
-        <w:t xml:space="preserve">Hiện các sinh viên và giáo viên có cùng địa chỉ theo mẫu sau: tên sv, địa chỉ sv, giới tính sv, tên gv, địa chỉ gv, giới tính gv (sử dụng phép nối).  </w:t>
+      <w:proofErr w:type="spellStart"/>
+      <w:r>
+        <w:t>Hiện</w:t>
+      </w:r>
+      <w:proofErr w:type="spellEnd"/>
+      <w:r>
+        <w:t xml:space="preserve"> </w:t>
+      </w:r>
+      <w:proofErr w:type="spellStart"/>
+      <w:r>
+        <w:t>các</w:t>
+      </w:r>
+      <w:proofErr w:type="spellEnd"/>
+      <w:r>
+        <w:t xml:space="preserve"> </w:t>
+      </w:r>
+      <w:proofErr w:type="spellStart"/>
+      <w:r>
+        <w:t>sinh</w:t>
+      </w:r>
+      <w:proofErr w:type="spellEnd"/>
+      <w:r>
+        <w:t xml:space="preserve"> </w:t>
+      </w:r>
+      <w:proofErr w:type="spellStart"/>
+      <w:r>
+        <w:t>viên</w:t>
+      </w:r>
+      <w:proofErr w:type="spellEnd"/>
+      <w:r>
+        <w:t xml:space="preserve"> </w:t>
+      </w:r>
+      <w:proofErr w:type="spellStart"/>
+      <w:r>
+        <w:t>và</w:t>
+      </w:r>
+      <w:proofErr w:type="spellEnd"/>
+      <w:r>
+        <w:t xml:space="preserve"> </w:t>
+      </w:r>
+      <w:proofErr w:type="spellStart"/>
+      <w:r>
+        <w:t>giáo</w:t>
+      </w:r>
+      <w:proofErr w:type="spellEnd"/>
+      <w:r>
+        <w:t xml:space="preserve"> </w:t>
+      </w:r>
+      <w:proofErr w:type="spellStart"/>
+      <w:r>
+        <w:t>viên</w:t>
+      </w:r>
+      <w:proofErr w:type="spellEnd"/>
+      <w:r>
+        <w:t xml:space="preserve"> </w:t>
+      </w:r>
+      <w:proofErr w:type="spellStart"/>
+      <w:r>
+        <w:t>có</w:t>
+      </w:r>
+      <w:proofErr w:type="spellEnd"/>
+      <w:r>
+        <w:t xml:space="preserve"> </w:t>
+      </w:r>
+      <w:proofErr w:type="spellStart"/>
+      <w:r>
+        <w:t>cùng</w:t>
+      </w:r>
+      <w:proofErr w:type="spellEnd"/>
+      <w:r>
+        <w:t xml:space="preserve"> </w:t>
+      </w:r>
+      <w:proofErr w:type="spellStart"/>
+      <w:r>
+        <w:t>địa</w:t>
+      </w:r>
+      <w:proofErr w:type="spellEnd"/>
+      <w:r>
+        <w:t xml:space="preserve"> </w:t>
+      </w:r>
+      <w:proofErr w:type="spellStart"/>
+      <w:r>
+        <w:t>chỉ</w:t>
+      </w:r>
+      <w:proofErr w:type="spellEnd"/>
+      <w:r>
+        <w:t xml:space="preserve"> </w:t>
+      </w:r>
+      <w:proofErr w:type="spellStart"/>
+      <w:r>
+        <w:t>theo</w:t>
+      </w:r>
+      <w:proofErr w:type="spellEnd"/>
+      <w:r>
+        <w:t xml:space="preserve"> </w:t>
+      </w:r>
+      <w:proofErr w:type="spellStart"/>
+      <w:r>
+        <w:t>mẫu</w:t>
+      </w:r>
+      <w:proofErr w:type="spellEnd"/>
+      <w:r>
+        <w:t xml:space="preserve"> </w:t>
+      </w:r>
+      <w:proofErr w:type="spellStart"/>
+      <w:r>
+        <w:t>sau</w:t>
+      </w:r>
+      <w:proofErr w:type="spellEnd"/>
+      <w:r>
+        <w:t xml:space="preserve">: </w:t>
+      </w:r>
+      <w:proofErr w:type="spellStart"/>
+      <w:r>
+        <w:t>tên</w:t>
+      </w:r>
+      <w:proofErr w:type="spellEnd"/>
+      <w:r>
+        <w:t xml:space="preserve"> </w:t>
+      </w:r>
+      <w:proofErr w:type="spellStart"/>
+      <w:r>
+        <w:t>sv</w:t>
+      </w:r>
+      <w:proofErr w:type="spellEnd"/>
+      <w:r>
+        <w:t xml:space="preserve">, </w:t>
+      </w:r>
+      <w:proofErr w:type="spellStart"/>
+      <w:r>
+        <w:t>địa</w:t>
+      </w:r>
+      <w:proofErr w:type="spellEnd"/>
+      <w:r>
+        <w:t xml:space="preserve"> </w:t>
+      </w:r>
+      <w:proofErr w:type="spellStart"/>
+      <w:r>
+        <w:t>chỉ</w:t>
+      </w:r>
+      <w:proofErr w:type="spellEnd"/>
+      <w:r>
+        <w:t xml:space="preserve"> </w:t>
+      </w:r>
+      <w:proofErr w:type="spellStart"/>
+      <w:r>
+        <w:t>sv</w:t>
+      </w:r>
+      <w:proofErr w:type="spellEnd"/>
+      <w:r>
+        <w:t xml:space="preserve">, </w:t>
+      </w:r>
+      <w:proofErr w:type="spellStart"/>
+      <w:r>
+        <w:t>giới</w:t>
+      </w:r>
+      <w:proofErr w:type="spellEnd"/>
+      <w:r>
+        <w:t xml:space="preserve"> </w:t>
+      </w:r>
+      <w:proofErr w:type="spellStart"/>
+      <w:r>
+        <w:t>tính</w:t>
+      </w:r>
+      <w:proofErr w:type="spellEnd"/>
+      <w:r>
+        <w:t xml:space="preserve"> </w:t>
+      </w:r>
+      <w:proofErr w:type="spellStart"/>
+      <w:r>
+        <w:t>sv</w:t>
+      </w:r>
+      <w:proofErr w:type="spellEnd"/>
+      <w:r>
+        <w:t xml:space="preserve">, </w:t>
+      </w:r>
+      <w:proofErr w:type="spellStart"/>
+      <w:r>
+        <w:t>tên</w:t>
+      </w:r>
+      <w:proofErr w:type="spellEnd"/>
+      <w:r>
+        <w:t xml:space="preserve"> </w:t>
+      </w:r>
+      <w:proofErr w:type="spellStart"/>
+      <w:r>
+        <w:t>gv</w:t>
+      </w:r>
+      <w:proofErr w:type="spellEnd"/>
+      <w:r>
+        <w:t xml:space="preserve">, </w:t>
+      </w:r>
+      <w:proofErr w:type="spellStart"/>
+      <w:r>
+        <w:t>địa</w:t>
+      </w:r>
+      <w:proofErr w:type="spellEnd"/>
+      <w:r>
+        <w:t xml:space="preserve"> </w:t>
+      </w:r>
+      <w:proofErr w:type="spellStart"/>
+      <w:r>
+        <w:t>chỉ</w:t>
+      </w:r>
+      <w:proofErr w:type="spellEnd"/>
+      <w:r>
+        <w:t xml:space="preserve"> </w:t>
+      </w:r>
+      <w:proofErr w:type="spellStart"/>
+      <w:r>
+        <w:t>gv</w:t>
+      </w:r>
+      <w:proofErr w:type="spellEnd"/>
+      <w:r>
+        <w:t xml:space="preserve">, </w:t>
+      </w:r>
+      <w:proofErr w:type="spellStart"/>
+      <w:r>
+        <w:t>giới</w:t>
+      </w:r>
+      <w:proofErr w:type="spellEnd"/>
+      <w:r>
+        <w:t xml:space="preserve"> </w:t>
+      </w:r>
+      <w:proofErr w:type="spellStart"/>
+      <w:r>
+        <w:t>tính</w:t>
+      </w:r>
+      <w:proofErr w:type="spellEnd"/>
+      <w:r>
+        <w:t xml:space="preserve"> </w:t>
+      </w:r>
+      <w:proofErr w:type="spellStart"/>
+      <w:r>
+        <w:t>gv</w:t>
+      </w:r>
+      <w:proofErr w:type="spellEnd"/>
+      <w:r>
+        <w:t xml:space="preserve"> (</w:t>
+      </w:r>
+      <w:proofErr w:type="spellStart"/>
+      <w:r>
+        <w:t>sử</w:t>
+      </w:r>
+      <w:proofErr w:type="spellEnd"/>
+      <w:r>
+        <w:t xml:space="preserve"> </w:t>
+      </w:r>
+      <w:proofErr w:type="spellStart"/>
+      <w:r>
+        <w:t>dụng</w:t>
+      </w:r>
+      <w:proofErr w:type="spellEnd"/>
+      <w:r>
+        <w:t xml:space="preserve"> </w:t>
+      </w:r>
+      <w:proofErr w:type="spellStart"/>
+      <w:r>
+        <w:t>phép</w:t>
+      </w:r>
+      <w:proofErr w:type="spellEnd"/>
+      <w:r>
+        <w:t xml:space="preserve"> </w:t>
+      </w:r>
+      <w:proofErr w:type="spellStart"/>
+      <w:r>
+        <w:t>nối</w:t>
+      </w:r>
+      <w:proofErr w:type="spellEnd"/>
+      <w:r>
+        <w:t xml:space="preserve">).  </w:t>
       </w:r>
     </w:p>
     <w:p>
@@ -6787,8 +9559,189 @@
         </w:numPr>
         <w:ind w:right="48" w:hanging="720"/>
       </w:pPr>
-      <w:r>
-        <w:t xml:space="preserve">Hiện các sinh viên và giáo viên có cùng địa chỉ theo mẫu sau: tên, địa chỉ, giới tính (sử dụng phép hợp). </w:t>
+      <w:proofErr w:type="spellStart"/>
+      <w:r>
+        <w:t>Hiện</w:t>
+      </w:r>
+      <w:proofErr w:type="spellEnd"/>
+      <w:r>
+        <w:t xml:space="preserve"> </w:t>
+      </w:r>
+      <w:proofErr w:type="spellStart"/>
+      <w:r>
+        <w:t>các</w:t>
+      </w:r>
+      <w:proofErr w:type="spellEnd"/>
+      <w:r>
+        <w:t xml:space="preserve"> </w:t>
+      </w:r>
+      <w:proofErr w:type="spellStart"/>
+      <w:r>
+        <w:t>sinh</w:t>
+      </w:r>
+      <w:proofErr w:type="spellEnd"/>
+      <w:r>
+        <w:t xml:space="preserve"> </w:t>
+      </w:r>
+      <w:proofErr w:type="spellStart"/>
+      <w:r>
+        <w:t>viên</w:t>
+      </w:r>
+      <w:proofErr w:type="spellEnd"/>
+      <w:r>
+        <w:t xml:space="preserve"> </w:t>
+      </w:r>
+      <w:proofErr w:type="spellStart"/>
+      <w:r>
+        <w:t>và</w:t>
+      </w:r>
+      <w:proofErr w:type="spellEnd"/>
+      <w:r>
+        <w:t xml:space="preserve"> </w:t>
+      </w:r>
+      <w:proofErr w:type="spellStart"/>
+      <w:r>
+        <w:t>giáo</w:t>
+      </w:r>
+      <w:proofErr w:type="spellEnd"/>
+      <w:r>
+        <w:t xml:space="preserve"> </w:t>
+      </w:r>
+      <w:proofErr w:type="spellStart"/>
+      <w:r>
+        <w:t>viên</w:t>
+      </w:r>
+      <w:proofErr w:type="spellEnd"/>
+      <w:r>
+        <w:t xml:space="preserve"> </w:t>
+      </w:r>
+      <w:proofErr w:type="spellStart"/>
+      <w:r>
+        <w:t>có</w:t>
+      </w:r>
+      <w:proofErr w:type="spellEnd"/>
+      <w:r>
+        <w:t xml:space="preserve"> </w:t>
+      </w:r>
+      <w:proofErr w:type="spellStart"/>
+      <w:r>
+        <w:t>cùng</w:t>
+      </w:r>
+      <w:proofErr w:type="spellEnd"/>
+      <w:r>
+        <w:t xml:space="preserve"> </w:t>
+      </w:r>
+      <w:proofErr w:type="spellStart"/>
+      <w:r>
+        <w:t>địa</w:t>
+      </w:r>
+      <w:proofErr w:type="spellEnd"/>
+      <w:r>
+        <w:t xml:space="preserve"> </w:t>
+      </w:r>
+      <w:proofErr w:type="spellStart"/>
+      <w:r>
+        <w:t>chỉ</w:t>
+      </w:r>
+      <w:proofErr w:type="spellEnd"/>
+      <w:r>
+        <w:t xml:space="preserve"> </w:t>
+      </w:r>
+      <w:proofErr w:type="spellStart"/>
+      <w:r>
+        <w:t>theo</w:t>
+      </w:r>
+      <w:proofErr w:type="spellEnd"/>
+      <w:r>
+        <w:t xml:space="preserve"> </w:t>
+      </w:r>
+      <w:proofErr w:type="spellStart"/>
+      <w:r>
+        <w:t>mẫu</w:t>
+      </w:r>
+      <w:proofErr w:type="spellEnd"/>
+      <w:r>
+        <w:t xml:space="preserve"> </w:t>
+      </w:r>
+      <w:proofErr w:type="spellStart"/>
+      <w:r>
+        <w:t>sau</w:t>
+      </w:r>
+      <w:proofErr w:type="spellEnd"/>
+      <w:r>
+        <w:t xml:space="preserve">: </w:t>
+      </w:r>
+      <w:proofErr w:type="spellStart"/>
+      <w:r>
+        <w:t>tên</w:t>
+      </w:r>
+      <w:proofErr w:type="spellEnd"/>
+      <w:r>
+        <w:t xml:space="preserve">, </w:t>
+      </w:r>
+      <w:proofErr w:type="spellStart"/>
+      <w:r>
+        <w:t>địa</w:t>
+      </w:r>
+      <w:proofErr w:type="spellEnd"/>
+      <w:r>
+        <w:t xml:space="preserve"> </w:t>
+      </w:r>
+      <w:proofErr w:type="spellStart"/>
+      <w:r>
+        <w:t>chỉ</w:t>
+      </w:r>
+      <w:proofErr w:type="spellEnd"/>
+      <w:r>
+        <w:t xml:space="preserve">, </w:t>
+      </w:r>
+      <w:proofErr w:type="spellStart"/>
+      <w:r>
+        <w:t>giới</w:t>
+      </w:r>
+      <w:proofErr w:type="spellEnd"/>
+      <w:r>
+        <w:t xml:space="preserve"> </w:t>
+      </w:r>
+      <w:proofErr w:type="spellStart"/>
+      <w:r>
+        <w:t>tính</w:t>
+      </w:r>
+      <w:proofErr w:type="spellEnd"/>
+      <w:r>
+        <w:t xml:space="preserve"> (</w:t>
+      </w:r>
+      <w:proofErr w:type="spellStart"/>
+      <w:r>
+        <w:t>sử</w:t>
+      </w:r>
+      <w:proofErr w:type="spellEnd"/>
+      <w:r>
+        <w:t xml:space="preserve"> </w:t>
+      </w:r>
+      <w:proofErr w:type="spellStart"/>
+      <w:r>
+        <w:t>dụng</w:t>
+      </w:r>
+      <w:proofErr w:type="spellEnd"/>
+      <w:r>
+        <w:t xml:space="preserve"> </w:t>
+      </w:r>
+      <w:proofErr w:type="spellStart"/>
+      <w:r>
+        <w:t>phép</w:t>
+      </w:r>
+      <w:proofErr w:type="spellEnd"/>
+      <w:r>
+        <w:t xml:space="preserve"> </w:t>
+      </w:r>
+      <w:proofErr w:type="spellStart"/>
+      <w:r>
+        <w:t>hợp</w:t>
+      </w:r>
+      <w:proofErr w:type="spellEnd"/>
+      <w:r>
+        <w:t xml:space="preserve">). </w:t>
       </w:r>
     </w:p>
     <w:p>
@@ -6799,8 +9752,109 @@
         </w:numPr>
         <w:ind w:right="48" w:hanging="720"/>
       </w:pPr>
-      <w:r>
-        <w:t xml:space="preserve">Hiện tên sv có học các môn mà sv Thai Hoa học (sử dụng phép chia). </w:t>
+      <w:proofErr w:type="spellStart"/>
+      <w:r>
+        <w:t>Hiện</w:t>
+      </w:r>
+      <w:proofErr w:type="spellEnd"/>
+      <w:r>
+        <w:t xml:space="preserve"> </w:t>
+      </w:r>
+      <w:proofErr w:type="spellStart"/>
+      <w:r>
+        <w:t>tên</w:t>
+      </w:r>
+      <w:proofErr w:type="spellEnd"/>
+      <w:r>
+        <w:t xml:space="preserve"> </w:t>
+      </w:r>
+      <w:proofErr w:type="spellStart"/>
+      <w:r>
+        <w:t>sv</w:t>
+      </w:r>
+      <w:proofErr w:type="spellEnd"/>
+      <w:r>
+        <w:t xml:space="preserve"> </w:t>
+      </w:r>
+      <w:proofErr w:type="spellStart"/>
+      <w:r>
+        <w:t>có</w:t>
+      </w:r>
+      <w:proofErr w:type="spellEnd"/>
+      <w:r>
+        <w:t xml:space="preserve"> </w:t>
+      </w:r>
+      <w:proofErr w:type="spellStart"/>
+      <w:r>
+        <w:t>học</w:t>
+      </w:r>
+      <w:proofErr w:type="spellEnd"/>
+      <w:r>
+        <w:t xml:space="preserve"> </w:t>
+      </w:r>
+      <w:proofErr w:type="spellStart"/>
+      <w:r>
+        <w:t>các</w:t>
+      </w:r>
+      <w:proofErr w:type="spellEnd"/>
+      <w:r>
+        <w:t xml:space="preserve"> </w:t>
+      </w:r>
+      <w:proofErr w:type="spellStart"/>
+      <w:r>
+        <w:t>môn</w:t>
+      </w:r>
+      <w:proofErr w:type="spellEnd"/>
+      <w:r>
+        <w:t xml:space="preserve"> </w:t>
+      </w:r>
+      <w:proofErr w:type="spellStart"/>
+      <w:r>
+        <w:t>mà</w:t>
+      </w:r>
+      <w:proofErr w:type="spellEnd"/>
+      <w:r>
+        <w:t xml:space="preserve"> </w:t>
+      </w:r>
+      <w:proofErr w:type="spellStart"/>
+      <w:r>
+        <w:t>sv</w:t>
+      </w:r>
+      <w:proofErr w:type="spellEnd"/>
+      <w:r>
+        <w:t xml:space="preserve"> Thai Hoa </w:t>
+      </w:r>
+      <w:proofErr w:type="spellStart"/>
+      <w:r>
+        <w:t>học</w:t>
+      </w:r>
+      <w:proofErr w:type="spellEnd"/>
+      <w:r>
+        <w:t xml:space="preserve"> (</w:t>
+      </w:r>
+      <w:proofErr w:type="spellStart"/>
+      <w:r>
+        <w:t>sử</w:t>
+      </w:r>
+      <w:proofErr w:type="spellEnd"/>
+      <w:r>
+        <w:t xml:space="preserve"> </w:t>
+      </w:r>
+      <w:proofErr w:type="spellStart"/>
+      <w:r>
+        <w:t>dụng</w:t>
+      </w:r>
+      <w:proofErr w:type="spellEnd"/>
+      <w:r>
+        <w:t xml:space="preserve"> </w:t>
+      </w:r>
+      <w:proofErr w:type="spellStart"/>
+      <w:r>
+        <w:t>phép</w:t>
+      </w:r>
+      <w:proofErr w:type="spellEnd"/>
+      <w:r>
+        <w:t xml:space="preserve"> chia). </w:t>
       </w:r>
     </w:p>
     <w:p>
@@ -6811,8 +9865,69 @@
         </w:numPr>
         <w:ind w:right="48" w:hanging="720"/>
       </w:pPr>
-      <w:r>
-        <w:t xml:space="preserve">Hiện tên của sv có điểm Toán 1 và Anh 2 &gt;= 8. </w:t>
+      <w:proofErr w:type="spellStart"/>
+      <w:r>
+        <w:t>Hiện</w:t>
+      </w:r>
+      <w:proofErr w:type="spellEnd"/>
+      <w:r>
+        <w:t xml:space="preserve"> </w:t>
+      </w:r>
+      <w:proofErr w:type="spellStart"/>
+      <w:r>
+        <w:t>tên</w:t>
+      </w:r>
+      <w:proofErr w:type="spellEnd"/>
+      <w:r>
+        <w:t xml:space="preserve"> </w:t>
+      </w:r>
+      <w:proofErr w:type="spellStart"/>
+      <w:r>
+        <w:t>của</w:t>
+      </w:r>
+      <w:proofErr w:type="spellEnd"/>
+      <w:r>
+        <w:t xml:space="preserve"> </w:t>
+      </w:r>
+      <w:proofErr w:type="spellStart"/>
+      <w:r>
+        <w:t>sv</w:t>
+      </w:r>
+      <w:proofErr w:type="spellEnd"/>
+      <w:r>
+        <w:t xml:space="preserve"> </w:t>
+      </w:r>
+      <w:proofErr w:type="spellStart"/>
+      <w:r>
+        <w:t>có</w:t>
+      </w:r>
+      <w:proofErr w:type="spellEnd"/>
+      <w:r>
+        <w:t xml:space="preserve"> </w:t>
+      </w:r>
+      <w:proofErr w:type="spellStart"/>
+      <w:r>
+        <w:t>điểm</w:t>
+      </w:r>
+      <w:proofErr w:type="spellEnd"/>
+      <w:r>
+        <w:t xml:space="preserve"> </w:t>
+      </w:r>
+      <w:proofErr w:type="spellStart"/>
+      <w:r>
+        <w:t>Toán</w:t>
+      </w:r>
+      <w:proofErr w:type="spellEnd"/>
+      <w:r>
+        <w:t xml:space="preserve"> 1 </w:t>
+      </w:r>
+      <w:proofErr w:type="spellStart"/>
+      <w:r>
+        <w:t>và</w:t>
+      </w:r>
+      <w:proofErr w:type="spellEnd"/>
+      <w:r>
+        <w:t xml:space="preserve"> Anh 2 &gt;= 8. </w:t>
       </w:r>
     </w:p>
     <w:p>
@@ -6824,9 +9939,86 @@
         <w:spacing w:after="96"/>
         <w:ind w:right="48" w:hanging="720"/>
       </w:pPr>
+      <w:proofErr w:type="spellStart"/>
       <w:r>
         <w:lastRenderedPageBreak/>
-        <w:t xml:space="preserve">Hiện ra tên của các sv có cùng năm sinh.  </w:t>
+        <w:t>Hiện</w:t>
+      </w:r>
+      <w:proofErr w:type="spellEnd"/>
+      <w:r>
+        <w:t xml:space="preserve"> </w:t>
+      </w:r>
+      <w:proofErr w:type="spellStart"/>
+      <w:r>
+        <w:t>ra</w:t>
+      </w:r>
+      <w:proofErr w:type="spellEnd"/>
+      <w:r>
+        <w:t xml:space="preserve"> </w:t>
+      </w:r>
+      <w:proofErr w:type="spellStart"/>
+      <w:r>
+        <w:t>tên</w:t>
+      </w:r>
+      <w:proofErr w:type="spellEnd"/>
+      <w:r>
+        <w:t xml:space="preserve"> </w:t>
+      </w:r>
+      <w:proofErr w:type="spellStart"/>
+      <w:r>
+        <w:t>của</w:t>
+      </w:r>
+      <w:proofErr w:type="spellEnd"/>
+      <w:r>
+        <w:t xml:space="preserve"> </w:t>
+      </w:r>
+      <w:proofErr w:type="spellStart"/>
+      <w:r>
+        <w:t>các</w:t>
+      </w:r>
+      <w:proofErr w:type="spellEnd"/>
+      <w:r>
+        <w:t xml:space="preserve"> </w:t>
+      </w:r>
+      <w:proofErr w:type="spellStart"/>
+      <w:r>
+        <w:t>sv</w:t>
+      </w:r>
+      <w:proofErr w:type="spellEnd"/>
+      <w:r>
+        <w:t xml:space="preserve"> </w:t>
+      </w:r>
+      <w:proofErr w:type="spellStart"/>
+      <w:r>
+        <w:t>có</w:t>
+      </w:r>
+      <w:proofErr w:type="spellEnd"/>
+      <w:r>
+        <w:t xml:space="preserve"> </w:t>
+      </w:r>
+      <w:proofErr w:type="spellStart"/>
+      <w:r>
+        <w:t>cùng</w:t>
+      </w:r>
+      <w:proofErr w:type="spellEnd"/>
+      <w:r>
+        <w:t xml:space="preserve"> </w:t>
+      </w:r>
+      <w:proofErr w:type="spellStart"/>
+      <w:r>
+        <w:t>năm</w:t>
+      </w:r>
+      <w:proofErr w:type="spellEnd"/>
+      <w:r>
+        <w:t xml:space="preserve"> </w:t>
+      </w:r>
+      <w:proofErr w:type="spellStart"/>
+      <w:r>
+        <w:t>sinh</w:t>
+      </w:r>
+      <w:proofErr w:type="spellEnd"/>
+      <w:r>
+        <w:t xml:space="preserve">.  </w:t>
       </w:r>
     </w:p>
     <w:p>
@@ -6849,8 +10041,33 @@
         <w:spacing w:after="165"/>
         <w:ind w:left="197"/>
       </w:pPr>
-      <w:r>
-        <w:t xml:space="preserve">2. Nhà cung cấp </w:t>
+      <w:bookmarkStart w:id="2" w:name="_Hlk199167559"/>
+      <w:r>
+        <w:t xml:space="preserve">2. </w:t>
+      </w:r>
+      <w:proofErr w:type="spellStart"/>
+      <w:r>
+        <w:t>Nhà</w:t>
+      </w:r>
+      <w:proofErr w:type="spellEnd"/>
+      <w:r>
+        <w:t xml:space="preserve"> </w:t>
+      </w:r>
+      <w:proofErr w:type="spellStart"/>
+      <w:r>
+        <w:t>cung</w:t>
+      </w:r>
+      <w:proofErr w:type="spellEnd"/>
+      <w:r>
+        <w:t xml:space="preserve"> </w:t>
+      </w:r>
+      <w:proofErr w:type="spellStart"/>
+      <w:r>
+        <w:t>cấp</w:t>
+      </w:r>
+      <w:proofErr w:type="spellEnd"/>
+      <w:r>
+        <w:t xml:space="preserve"> </w:t>
       </w:r>
     </w:p>
     <w:p>
@@ -6859,7 +10076,311 @@
         <w:ind w:left="-5" w:right="48"/>
       </w:pPr>
       <w:r>
-        <w:t xml:space="preserve">Cho lược đồ quan hệ cơ sở dữ liệu gồm thông tin về các nhà cung cấp (S – Supplies), thông tin về các mặt hàng (P – Products) và thông tin về số lượng các mặt hàng đã được cung ứng bởi các nhà cung cấp nào (SP – Supply Product). </w:t>
+        <w:t xml:space="preserve">Cho </w:t>
+      </w:r>
+      <w:proofErr w:type="spellStart"/>
+      <w:r>
+        <w:t>lược</w:t>
+      </w:r>
+      <w:proofErr w:type="spellEnd"/>
+      <w:r>
+        <w:t xml:space="preserve"> </w:t>
+      </w:r>
+      <w:proofErr w:type="spellStart"/>
+      <w:r>
+        <w:t>đồ</w:t>
+      </w:r>
+      <w:proofErr w:type="spellEnd"/>
+      <w:r>
+        <w:t xml:space="preserve"> </w:t>
+      </w:r>
+      <w:proofErr w:type="spellStart"/>
+      <w:r>
+        <w:t>quan</w:t>
+      </w:r>
+      <w:proofErr w:type="spellEnd"/>
+      <w:r>
+        <w:t xml:space="preserve"> </w:t>
+      </w:r>
+      <w:proofErr w:type="spellStart"/>
+      <w:r>
+        <w:t>hệ</w:t>
+      </w:r>
+      <w:proofErr w:type="spellEnd"/>
+      <w:r>
+        <w:t xml:space="preserve"> </w:t>
+      </w:r>
+      <w:proofErr w:type="spellStart"/>
+      <w:r>
+        <w:t>cơ</w:t>
+      </w:r>
+      <w:proofErr w:type="spellEnd"/>
+      <w:r>
+        <w:t xml:space="preserve"> </w:t>
+      </w:r>
+      <w:proofErr w:type="spellStart"/>
+      <w:r>
+        <w:t>sở</w:t>
+      </w:r>
+      <w:proofErr w:type="spellEnd"/>
+      <w:r>
+        <w:t xml:space="preserve"> </w:t>
+      </w:r>
+      <w:proofErr w:type="spellStart"/>
+      <w:r>
+        <w:t>dữ</w:t>
+      </w:r>
+      <w:proofErr w:type="spellEnd"/>
+      <w:r>
+        <w:t xml:space="preserve"> </w:t>
+      </w:r>
+      <w:proofErr w:type="spellStart"/>
+      <w:r>
+        <w:t>liệu</w:t>
+      </w:r>
+      <w:proofErr w:type="spellEnd"/>
+      <w:r>
+        <w:t xml:space="preserve"> </w:t>
+      </w:r>
+      <w:proofErr w:type="spellStart"/>
+      <w:r>
+        <w:t>gồm</w:t>
+      </w:r>
+      <w:proofErr w:type="spellEnd"/>
+      <w:r>
+        <w:t xml:space="preserve"> </w:t>
+      </w:r>
+      <w:proofErr w:type="spellStart"/>
+      <w:r>
+        <w:t>thông</w:t>
+      </w:r>
+      <w:proofErr w:type="spellEnd"/>
+      <w:r>
+        <w:t xml:space="preserve"> tin </w:t>
+      </w:r>
+      <w:proofErr w:type="spellStart"/>
+      <w:r>
+        <w:t>về</w:t>
+      </w:r>
+      <w:proofErr w:type="spellEnd"/>
+      <w:r>
+        <w:t xml:space="preserve"> </w:t>
+      </w:r>
+      <w:proofErr w:type="spellStart"/>
+      <w:r>
+        <w:t>các</w:t>
+      </w:r>
+      <w:proofErr w:type="spellEnd"/>
+      <w:r>
+        <w:t xml:space="preserve"> </w:t>
+      </w:r>
+      <w:proofErr w:type="spellStart"/>
+      <w:r>
+        <w:t>nhà</w:t>
+      </w:r>
+      <w:proofErr w:type="spellEnd"/>
+      <w:r>
+        <w:t xml:space="preserve"> </w:t>
+      </w:r>
+      <w:proofErr w:type="spellStart"/>
+      <w:r>
+        <w:t>cung</w:t>
+      </w:r>
+      <w:proofErr w:type="spellEnd"/>
+      <w:r>
+        <w:t xml:space="preserve"> </w:t>
+      </w:r>
+      <w:proofErr w:type="spellStart"/>
+      <w:r>
+        <w:t>cấp</w:t>
+      </w:r>
+      <w:proofErr w:type="spellEnd"/>
+      <w:r>
+        <w:t xml:space="preserve"> (S – Supplies), </w:t>
+      </w:r>
+      <w:proofErr w:type="spellStart"/>
+      <w:r>
+        <w:t>thông</w:t>
+      </w:r>
+      <w:proofErr w:type="spellEnd"/>
+      <w:r>
+        <w:t xml:space="preserve"> tin </w:t>
+      </w:r>
+      <w:proofErr w:type="spellStart"/>
+      <w:r>
+        <w:t>về</w:t>
+      </w:r>
+      <w:proofErr w:type="spellEnd"/>
+      <w:r>
+        <w:t xml:space="preserve"> </w:t>
+      </w:r>
+      <w:proofErr w:type="spellStart"/>
+      <w:r>
+        <w:t>các</w:t>
+      </w:r>
+      <w:proofErr w:type="spellEnd"/>
+      <w:r>
+        <w:t xml:space="preserve"> </w:t>
+      </w:r>
+      <w:proofErr w:type="spellStart"/>
+      <w:r>
+        <w:t>mặt</w:t>
+      </w:r>
+      <w:proofErr w:type="spellEnd"/>
+      <w:r>
+        <w:t xml:space="preserve"> </w:t>
+      </w:r>
+      <w:proofErr w:type="spellStart"/>
+      <w:r>
+        <w:t>hàng</w:t>
+      </w:r>
+      <w:proofErr w:type="spellEnd"/>
+      <w:r>
+        <w:t xml:space="preserve"> (P – Products) </w:t>
+      </w:r>
+      <w:proofErr w:type="spellStart"/>
+      <w:r>
+        <w:t>và</w:t>
+      </w:r>
+      <w:proofErr w:type="spellEnd"/>
+      <w:r>
+        <w:t xml:space="preserve"> </w:t>
+      </w:r>
+      <w:proofErr w:type="spellStart"/>
+      <w:r>
+        <w:t>thông</w:t>
+      </w:r>
+      <w:proofErr w:type="spellEnd"/>
+      <w:r>
+        <w:t xml:space="preserve"> tin </w:t>
+      </w:r>
+      <w:proofErr w:type="spellStart"/>
+      <w:r>
+        <w:t>về</w:t>
+      </w:r>
+      <w:proofErr w:type="spellEnd"/>
+      <w:r>
+        <w:t xml:space="preserve"> </w:t>
+      </w:r>
+      <w:proofErr w:type="spellStart"/>
+      <w:r>
+        <w:t>số</w:t>
+      </w:r>
+      <w:proofErr w:type="spellEnd"/>
+      <w:r>
+        <w:t xml:space="preserve"> </w:t>
+      </w:r>
+      <w:proofErr w:type="spellStart"/>
+      <w:r>
+        <w:t>lượng</w:t>
+      </w:r>
+      <w:proofErr w:type="spellEnd"/>
+      <w:r>
+        <w:t xml:space="preserve"> </w:t>
+      </w:r>
+      <w:proofErr w:type="spellStart"/>
+      <w:r>
+        <w:t>các</w:t>
+      </w:r>
+      <w:proofErr w:type="spellEnd"/>
+      <w:r>
+        <w:t xml:space="preserve"> </w:t>
+      </w:r>
+      <w:proofErr w:type="spellStart"/>
+      <w:r>
+        <w:t>mặt</w:t>
+      </w:r>
+      <w:proofErr w:type="spellEnd"/>
+      <w:r>
+        <w:t xml:space="preserve"> </w:t>
+      </w:r>
+      <w:proofErr w:type="spellStart"/>
+      <w:r>
+        <w:t>hàng</w:t>
+      </w:r>
+      <w:proofErr w:type="spellEnd"/>
+      <w:r>
+        <w:t xml:space="preserve"> </w:t>
+      </w:r>
+      <w:proofErr w:type="spellStart"/>
+      <w:r>
+        <w:t>đã</w:t>
+      </w:r>
+      <w:proofErr w:type="spellEnd"/>
+      <w:r>
+        <w:t xml:space="preserve"> </w:t>
+      </w:r>
+      <w:proofErr w:type="spellStart"/>
+      <w:r>
+        <w:t>được</w:t>
+      </w:r>
+      <w:proofErr w:type="spellEnd"/>
+      <w:r>
+        <w:t xml:space="preserve"> </w:t>
+      </w:r>
+      <w:proofErr w:type="spellStart"/>
+      <w:r>
+        <w:t>cung</w:t>
+      </w:r>
+      <w:proofErr w:type="spellEnd"/>
+      <w:r>
+        <w:t xml:space="preserve"> </w:t>
+      </w:r>
+      <w:proofErr w:type="spellStart"/>
+      <w:r>
+        <w:t>ứng</w:t>
+      </w:r>
+      <w:proofErr w:type="spellEnd"/>
+      <w:r>
+        <w:t xml:space="preserve"> </w:t>
+      </w:r>
+      <w:proofErr w:type="spellStart"/>
+      <w:r>
+        <w:t>bởi</w:t>
+      </w:r>
+      <w:proofErr w:type="spellEnd"/>
+      <w:r>
+        <w:t xml:space="preserve"> </w:t>
+      </w:r>
+      <w:proofErr w:type="spellStart"/>
+      <w:r>
+        <w:t>các</w:t>
+      </w:r>
+      <w:proofErr w:type="spellEnd"/>
+      <w:r>
+        <w:t xml:space="preserve"> </w:t>
+      </w:r>
+      <w:proofErr w:type="spellStart"/>
+      <w:r>
+        <w:t>nhà</w:t>
+      </w:r>
+      <w:proofErr w:type="spellEnd"/>
+      <w:r>
+        <w:t xml:space="preserve"> </w:t>
+      </w:r>
+      <w:proofErr w:type="spellStart"/>
+      <w:r>
+        <w:t>cung</w:t>
+      </w:r>
+      <w:proofErr w:type="spellEnd"/>
+      <w:r>
+        <w:t xml:space="preserve"> </w:t>
+      </w:r>
+      <w:proofErr w:type="spellStart"/>
+      <w:r>
+        <w:t>cấp</w:t>
+      </w:r>
+      <w:proofErr w:type="spellEnd"/>
+      <w:r>
+        <w:t xml:space="preserve"> </w:t>
+      </w:r>
+      <w:proofErr w:type="spellStart"/>
+      <w:r>
+        <w:t>nào</w:t>
+      </w:r>
+      <w:proofErr w:type="spellEnd"/>
+      <w:r>
+        <w:t xml:space="preserve"> (SP – Supply Product). </w:t>
       </w:r>
     </w:p>
     <w:p>
@@ -6934,7 +10455,196 @@
         <w:tab/>
       </w:r>
       <w:r>
-        <w:t xml:space="preserve">Cho biết số hiệu, tên và tình trạng sản xuất (status) của tất cả các nhà cung cấp ở Paris. </w:t>
+        <w:t xml:space="preserve">Cho </w:t>
+      </w:r>
+      <w:proofErr w:type="spellStart"/>
+      <w:r>
+        <w:t>biết</w:t>
+      </w:r>
+      <w:proofErr w:type="spellEnd"/>
+      <w:r>
+        <w:t xml:space="preserve"> </w:t>
+      </w:r>
+      <w:proofErr w:type="spellStart"/>
+      <w:r>
+        <w:t>số</w:t>
+      </w:r>
+      <w:proofErr w:type="spellEnd"/>
+      <w:r>
+        <w:t xml:space="preserve"> </w:t>
+      </w:r>
+      <w:proofErr w:type="spellStart"/>
+      <w:r>
+        <w:t>hiệu</w:t>
+      </w:r>
+      <w:proofErr w:type="spellEnd"/>
+      <w:r>
+        <w:t xml:space="preserve">, </w:t>
+      </w:r>
+      <w:proofErr w:type="spellStart"/>
+      <w:r>
+        <w:t>tên</w:t>
+      </w:r>
+      <w:proofErr w:type="spellEnd"/>
+      <w:r>
+        <w:t xml:space="preserve"> </w:t>
+      </w:r>
+      <w:proofErr w:type="spellStart"/>
+      <w:r>
+        <w:t>và</w:t>
+      </w:r>
+      <w:proofErr w:type="spellEnd"/>
+      <w:r>
+        <w:t xml:space="preserve"> </w:t>
+      </w:r>
+      <w:proofErr w:type="spellStart"/>
+      <w:r>
+        <w:t>tình</w:t>
+      </w:r>
+      <w:proofErr w:type="spellEnd"/>
+      <w:r>
+        <w:t xml:space="preserve"> </w:t>
+      </w:r>
+      <w:proofErr w:type="spellStart"/>
+      <w:r>
+        <w:t>trạng</w:t>
+      </w:r>
+      <w:proofErr w:type="spellEnd"/>
+      <w:r>
+        <w:t xml:space="preserve"> </w:t>
+      </w:r>
+      <w:proofErr w:type="spellStart"/>
+      <w:r>
+        <w:t>sản</w:t>
+      </w:r>
+      <w:proofErr w:type="spellEnd"/>
+      <w:r>
+        <w:t xml:space="preserve"> </w:t>
+      </w:r>
+      <w:proofErr w:type="spellStart"/>
+      <w:r>
+        <w:t>xuất</w:t>
+      </w:r>
+      <w:proofErr w:type="spellEnd"/>
+      <w:r>
+        <w:t xml:space="preserve"> (status) </w:t>
+      </w:r>
+      <w:proofErr w:type="spellStart"/>
+      <w:r>
+        <w:t>của</w:t>
+      </w:r>
+      <w:proofErr w:type="spellEnd"/>
+      <w:r>
+        <w:t xml:space="preserve"> </w:t>
+      </w:r>
+      <w:proofErr w:type="spellStart"/>
+      <w:r>
+        <w:t>tất</w:t>
+      </w:r>
+      <w:proofErr w:type="spellEnd"/>
+      <w:r>
+        <w:t xml:space="preserve"> </w:t>
+      </w:r>
+      <w:proofErr w:type="spellStart"/>
+      <w:r>
+        <w:t>cả</w:t>
+      </w:r>
+      <w:proofErr w:type="spellEnd"/>
+      <w:r>
+        <w:t xml:space="preserve"> </w:t>
+      </w:r>
+      <w:proofErr w:type="spellStart"/>
+      <w:r>
+        <w:t>các</w:t>
+      </w:r>
+      <w:proofErr w:type="spellEnd"/>
+      <w:r>
+        <w:t xml:space="preserve"> </w:t>
+      </w:r>
+      <w:proofErr w:type="spellStart"/>
+      <w:r>
+        <w:t>nhà</w:t>
+      </w:r>
+      <w:proofErr w:type="spellEnd"/>
+      <w:r>
+        <w:t xml:space="preserve"> </w:t>
+      </w:r>
+      <w:proofErr w:type="spellStart"/>
+      <w:r>
+        <w:t>cung</w:t>
+      </w:r>
+      <w:proofErr w:type="spellEnd"/>
+      <w:r>
+        <w:t xml:space="preserve"> </w:t>
+      </w:r>
+      <w:proofErr w:type="spellStart"/>
+      <w:r>
+        <w:t>cấp</w:t>
+      </w:r>
+      <w:proofErr w:type="spellEnd"/>
+      <w:r>
+        <w:t xml:space="preserve"> ở Paris. </w:t>
+      </w:r>
+    </w:p>
+    <w:p>
+      <w:pPr>
+        <w:tabs>
+          <w:tab w:val="right" w:pos="9756"/>
+        </w:tabs>
+        <w:ind w:left="-15" w:firstLine="0"/>
+        <w:jc w:val="left"/>
+      </w:pPr>
+      <w:r>
+        <w:t xml:space="preserve">KQ = </w:t>
+      </w:r>
+      <w:r>
+        <w:sym w:font="Symbol" w:char="F050"/>
+      </w:r>
+      <w:r>
+        <w:rPr>
+          <w:vertAlign w:val="subscript"/>
+        </w:rPr>
+        <w:t xml:space="preserve">S#, </w:t>
+      </w:r>
+      <w:proofErr w:type="spellStart"/>
+      <w:r>
+        <w:rPr>
+          <w:vertAlign w:val="subscript"/>
+        </w:rPr>
+        <w:t>Sname</w:t>
+      </w:r>
+      <w:proofErr w:type="spellEnd"/>
+      <w:r>
+        <w:rPr>
+          <w:vertAlign w:val="subscript"/>
+        </w:rPr>
+        <w:t xml:space="preserve">, Status </w:t>
+      </w:r>
+      <w:r>
+        <w:t>(</w:t>
+      </w:r>
+      <w:r>
+        <w:sym w:font="Symbol" w:char="F073"/>
+      </w:r>
+      <w:r>
+        <w:rPr>
+          <w:vertAlign w:val="subscript"/>
+        </w:rPr>
+        <w:t>(City = ‘Paris</w:t>
+      </w:r>
+      <w:proofErr w:type="gramStart"/>
+      <w:r>
+        <w:rPr>
+          <w:vertAlign w:val="subscript"/>
+        </w:rPr>
+        <w:t>’)</w:t>
+      </w:r>
+      <w:r>
+        <w:t>(</w:t>
+      </w:r>
+      <w:proofErr w:type="gramEnd"/>
+      <w:r>
+        <w:t>S))</w:t>
       </w:r>
     </w:p>
     <w:p>
@@ -6961,7 +10671,131 @@
         <w:tab/>
       </w:r>
       <w:r>
-        <w:t xml:space="preserve">Hiển thị mã số và tên của các sản phẩm có số lượng từ 10 đến 15. </w:t>
+        <w:t xml:space="preserve">Hiển </w:t>
+      </w:r>
+      <w:proofErr w:type="spellStart"/>
+      <w:r>
+        <w:t>thị</w:t>
+      </w:r>
+      <w:proofErr w:type="spellEnd"/>
+      <w:r>
+        <w:t xml:space="preserve"> </w:t>
+      </w:r>
+      <w:proofErr w:type="spellStart"/>
+      <w:r>
+        <w:t>mã</w:t>
+      </w:r>
+      <w:proofErr w:type="spellEnd"/>
+      <w:r>
+        <w:t xml:space="preserve"> </w:t>
+      </w:r>
+      <w:proofErr w:type="spellStart"/>
+      <w:r>
+        <w:t>số</w:t>
+      </w:r>
+      <w:proofErr w:type="spellEnd"/>
+      <w:r>
+        <w:t xml:space="preserve"> </w:t>
+      </w:r>
+      <w:proofErr w:type="spellStart"/>
+      <w:r>
+        <w:t>và</w:t>
+      </w:r>
+      <w:proofErr w:type="spellEnd"/>
+      <w:r>
+        <w:t xml:space="preserve"> </w:t>
+      </w:r>
+      <w:proofErr w:type="spellStart"/>
+      <w:r>
+        <w:t>tên</w:t>
+      </w:r>
+      <w:proofErr w:type="spellEnd"/>
+      <w:r>
+        <w:t xml:space="preserve"> </w:t>
+      </w:r>
+      <w:proofErr w:type="spellStart"/>
+      <w:r>
+        <w:t>của</w:t>
+      </w:r>
+      <w:proofErr w:type="spellEnd"/>
+      <w:r>
+        <w:t xml:space="preserve"> </w:t>
+      </w:r>
+      <w:proofErr w:type="spellStart"/>
+      <w:r>
+        <w:t>các</w:t>
+      </w:r>
+      <w:proofErr w:type="spellEnd"/>
+      <w:r>
+        <w:t xml:space="preserve"> </w:t>
+      </w:r>
+      <w:proofErr w:type="spellStart"/>
+      <w:r>
+        <w:t>sản</w:t>
+      </w:r>
+      <w:proofErr w:type="spellEnd"/>
+      <w:r>
+        <w:t xml:space="preserve"> </w:t>
+      </w:r>
+      <w:proofErr w:type="spellStart"/>
+      <w:r>
+        <w:t>phẩm</w:t>
+      </w:r>
+      <w:proofErr w:type="spellEnd"/>
+      <w:r>
+        <w:t xml:space="preserve"> </w:t>
+      </w:r>
+      <w:proofErr w:type="spellStart"/>
+      <w:r>
+        <w:t>có</w:t>
+      </w:r>
+      <w:proofErr w:type="spellEnd"/>
+      <w:r>
+        <w:t xml:space="preserve"> </w:t>
+      </w:r>
+      <w:proofErr w:type="spellStart"/>
+      <w:r>
+        <w:t>số</w:t>
+      </w:r>
+      <w:proofErr w:type="spellEnd"/>
+      <w:r>
+        <w:t xml:space="preserve"> </w:t>
+      </w:r>
+      <w:proofErr w:type="spellStart"/>
+      <w:r>
+        <w:t>lượng</w:t>
+      </w:r>
+      <w:proofErr w:type="spellEnd"/>
+      <w:r>
+        <w:t xml:space="preserve"> </w:t>
+      </w:r>
+      <w:proofErr w:type="spellStart"/>
+      <w:r>
+        <w:t>từ</w:t>
+      </w:r>
+      <w:proofErr w:type="spellEnd"/>
+      <w:r>
+        <w:t xml:space="preserve"> 10 </w:t>
+      </w:r>
+      <w:proofErr w:type="spellStart"/>
+      <w:r>
+        <w:t>đến</w:t>
+      </w:r>
+      <w:proofErr w:type="spellEnd"/>
+      <w:r>
+        <w:t xml:space="preserve"> 15. </w:t>
+      </w:r>
+    </w:p>
+    <w:p>
+      <w:pPr>
+        <w:tabs>
+          <w:tab w:val="center" w:pos="4132"/>
+        </w:tabs>
+        <w:ind w:left="-15" w:firstLine="0"/>
+        <w:jc w:val="left"/>
+      </w:pPr>
+      <w:r>
+        <w:t xml:space="preserve">KQ = </w:t>
       </w:r>
     </w:p>
     <w:p>
@@ -6988,7 +10822,151 @@
         <w:tab/>
       </w:r>
       <w:r>
-        <w:t xml:space="preserve">Hiển thị tên và thành phố của các nhà cung cấp đã không cung ứng sản phẩm có mã P3. </w:t>
+        <w:t xml:space="preserve">Hiển </w:t>
+      </w:r>
+      <w:proofErr w:type="spellStart"/>
+      <w:r>
+        <w:t>thị</w:t>
+      </w:r>
+      <w:proofErr w:type="spellEnd"/>
+      <w:r>
+        <w:t xml:space="preserve"> </w:t>
+      </w:r>
+      <w:proofErr w:type="spellStart"/>
+      <w:r>
+        <w:t>tên</w:t>
+      </w:r>
+      <w:proofErr w:type="spellEnd"/>
+      <w:r>
+        <w:t xml:space="preserve"> </w:t>
+      </w:r>
+      <w:proofErr w:type="spellStart"/>
+      <w:r>
+        <w:t>và</w:t>
+      </w:r>
+      <w:proofErr w:type="spellEnd"/>
+      <w:r>
+        <w:t xml:space="preserve"> </w:t>
+      </w:r>
+      <w:proofErr w:type="spellStart"/>
+      <w:r>
+        <w:t>thành</w:t>
+      </w:r>
+      <w:proofErr w:type="spellEnd"/>
+      <w:r>
+        <w:t xml:space="preserve"> </w:t>
+      </w:r>
+      <w:proofErr w:type="spellStart"/>
+      <w:r>
+        <w:t>phố</w:t>
+      </w:r>
+      <w:proofErr w:type="spellEnd"/>
+      <w:r>
+        <w:t xml:space="preserve"> </w:t>
+      </w:r>
+      <w:proofErr w:type="spellStart"/>
+      <w:r>
+        <w:t>của</w:t>
+      </w:r>
+      <w:proofErr w:type="spellEnd"/>
+      <w:r>
+        <w:t xml:space="preserve"> </w:t>
+      </w:r>
+      <w:proofErr w:type="spellStart"/>
+      <w:r>
+        <w:t>các</w:t>
+      </w:r>
+      <w:proofErr w:type="spellEnd"/>
+      <w:r>
+        <w:t xml:space="preserve"> </w:t>
+      </w:r>
+      <w:proofErr w:type="spellStart"/>
+      <w:r>
+        <w:t>nhà</w:t>
+      </w:r>
+      <w:proofErr w:type="spellEnd"/>
+      <w:r>
+        <w:t xml:space="preserve"> </w:t>
+      </w:r>
+      <w:proofErr w:type="spellStart"/>
+      <w:r>
+        <w:t>cung</w:t>
+      </w:r>
+      <w:proofErr w:type="spellEnd"/>
+      <w:r>
+        <w:t xml:space="preserve"> </w:t>
+      </w:r>
+      <w:proofErr w:type="spellStart"/>
+      <w:r>
+        <w:t>cấp</w:t>
+      </w:r>
+      <w:proofErr w:type="spellEnd"/>
+      <w:r>
+        <w:t xml:space="preserve"> </w:t>
+      </w:r>
+      <w:proofErr w:type="spellStart"/>
+      <w:r>
+        <w:t>đã</w:t>
+      </w:r>
+      <w:proofErr w:type="spellEnd"/>
+      <w:r>
+        <w:t xml:space="preserve"> </w:t>
+      </w:r>
+      <w:proofErr w:type="spellStart"/>
+      <w:r>
+        <w:t>không</w:t>
+      </w:r>
+      <w:proofErr w:type="spellEnd"/>
+      <w:r>
+        <w:t xml:space="preserve"> </w:t>
+      </w:r>
+      <w:proofErr w:type="spellStart"/>
+      <w:r>
+        <w:t>cung</w:t>
+      </w:r>
+      <w:proofErr w:type="spellEnd"/>
+      <w:r>
+        <w:t xml:space="preserve"> </w:t>
+      </w:r>
+      <w:proofErr w:type="spellStart"/>
+      <w:r>
+        <w:t>ứng</w:t>
+      </w:r>
+      <w:proofErr w:type="spellEnd"/>
+      <w:r>
+        <w:t xml:space="preserve"> </w:t>
+      </w:r>
+      <w:proofErr w:type="spellStart"/>
+      <w:r>
+        <w:t>sản</w:t>
+      </w:r>
+      <w:proofErr w:type="spellEnd"/>
+      <w:r>
+        <w:t xml:space="preserve"> </w:t>
+      </w:r>
+      <w:proofErr w:type="spellStart"/>
+      <w:r>
+        <w:t>phẩm</w:t>
+      </w:r>
+      <w:proofErr w:type="spellEnd"/>
+      <w:r>
+        <w:t xml:space="preserve"> </w:t>
+      </w:r>
+      <w:proofErr w:type="spellStart"/>
+      <w:r>
+        <w:t>có</w:t>
+      </w:r>
+      <w:proofErr w:type="spellEnd"/>
+      <w:r>
+        <w:t xml:space="preserve"> </w:t>
+      </w:r>
+      <w:proofErr w:type="spellStart"/>
+      <w:r>
+        <w:t>mã</w:t>
+      </w:r>
+      <w:proofErr w:type="spellEnd"/>
+      <w:r>
+        <w:t xml:space="preserve"> P3. </w:t>
       </w:r>
     </w:p>
     <w:p>
@@ -7015,7 +10993,103 @@
         <w:tab/>
       </w:r>
       <w:r>
-        <w:t xml:space="preserve">Cho biết các nhà cung cấp có trụ sở tại cùng thành phố. </w:t>
+        <w:t xml:space="preserve">Cho </w:t>
+      </w:r>
+      <w:proofErr w:type="spellStart"/>
+      <w:r>
+        <w:t>biết</w:t>
+      </w:r>
+      <w:proofErr w:type="spellEnd"/>
+      <w:r>
+        <w:t xml:space="preserve"> </w:t>
+      </w:r>
+      <w:proofErr w:type="spellStart"/>
+      <w:r>
+        <w:t>các</w:t>
+      </w:r>
+      <w:proofErr w:type="spellEnd"/>
+      <w:r>
+        <w:t xml:space="preserve"> </w:t>
+      </w:r>
+      <w:proofErr w:type="spellStart"/>
+      <w:r>
+        <w:t>nhà</w:t>
+      </w:r>
+      <w:proofErr w:type="spellEnd"/>
+      <w:r>
+        <w:t xml:space="preserve"> </w:t>
+      </w:r>
+      <w:proofErr w:type="spellStart"/>
+      <w:r>
+        <w:t>cung</w:t>
+      </w:r>
+      <w:proofErr w:type="spellEnd"/>
+      <w:r>
+        <w:t xml:space="preserve"> </w:t>
+      </w:r>
+      <w:proofErr w:type="spellStart"/>
+      <w:r>
+        <w:t>cấp</w:t>
+      </w:r>
+      <w:proofErr w:type="spellEnd"/>
+      <w:r>
+        <w:t xml:space="preserve"> </w:t>
+      </w:r>
+      <w:proofErr w:type="spellStart"/>
+      <w:r>
+        <w:t>có</w:t>
+      </w:r>
+      <w:proofErr w:type="spellEnd"/>
+      <w:r>
+        <w:t xml:space="preserve"> </w:t>
+      </w:r>
+      <w:proofErr w:type="spellStart"/>
+      <w:r>
+        <w:t>trụ</w:t>
+      </w:r>
+      <w:proofErr w:type="spellEnd"/>
+      <w:r>
+        <w:t xml:space="preserve"> </w:t>
+      </w:r>
+      <w:proofErr w:type="spellStart"/>
+      <w:r>
+        <w:t>sở</w:t>
+      </w:r>
+      <w:proofErr w:type="spellEnd"/>
+      <w:r>
+        <w:t xml:space="preserve"> </w:t>
+      </w:r>
+      <w:proofErr w:type="spellStart"/>
+      <w:r>
+        <w:t>tại</w:t>
+      </w:r>
+      <w:proofErr w:type="spellEnd"/>
+      <w:r>
+        <w:t xml:space="preserve"> </w:t>
+      </w:r>
+      <w:proofErr w:type="spellStart"/>
+      <w:r>
+        <w:t>cùng</w:t>
+      </w:r>
+      <w:proofErr w:type="spellEnd"/>
+      <w:r>
+        <w:t xml:space="preserve"> </w:t>
+      </w:r>
+      <w:proofErr w:type="spellStart"/>
+      <w:r>
+        <w:t>thành</w:t>
+      </w:r>
+      <w:proofErr w:type="spellEnd"/>
+      <w:r>
+        <w:t xml:space="preserve"> </w:t>
+      </w:r>
+      <w:proofErr w:type="spellStart"/>
+      <w:r>
+        <w:t>phố</w:t>
+      </w:r>
+      <w:proofErr w:type="spellEnd"/>
+      <w:r>
+        <w:t xml:space="preserve">. </w:t>
       </w:r>
     </w:p>
     <w:p>
@@ -7031,8 +11105,165 @@
         </w:rPr>
         <w:t xml:space="preserve"> </w:t>
       </w:r>
-      <w:r>
-        <w:t xml:space="preserve">Tìm mã số nhà cung cấp mà phân phối ít nhất 250 sản phẩm có màu xanh được lưu kho tại Paris. </w:t>
+      <w:proofErr w:type="spellStart"/>
+      <w:r>
+        <w:t>Tìm</w:t>
+      </w:r>
+      <w:proofErr w:type="spellEnd"/>
+      <w:r>
+        <w:t xml:space="preserve"> </w:t>
+      </w:r>
+      <w:proofErr w:type="spellStart"/>
+      <w:r>
+        <w:t>mã</w:t>
+      </w:r>
+      <w:proofErr w:type="spellEnd"/>
+      <w:r>
+        <w:t xml:space="preserve"> </w:t>
+      </w:r>
+      <w:proofErr w:type="spellStart"/>
+      <w:r>
+        <w:t>số</w:t>
+      </w:r>
+      <w:proofErr w:type="spellEnd"/>
+      <w:r>
+        <w:t xml:space="preserve"> </w:t>
+      </w:r>
+      <w:proofErr w:type="spellStart"/>
+      <w:r>
+        <w:t>nhà</w:t>
+      </w:r>
+      <w:proofErr w:type="spellEnd"/>
+      <w:r>
+        <w:t xml:space="preserve"> </w:t>
+      </w:r>
+      <w:proofErr w:type="spellStart"/>
+      <w:r>
+        <w:t>cung</w:t>
+      </w:r>
+      <w:proofErr w:type="spellEnd"/>
+      <w:r>
+        <w:t xml:space="preserve"> </w:t>
+      </w:r>
+      <w:proofErr w:type="spellStart"/>
+      <w:r>
+        <w:t>cấp</w:t>
+      </w:r>
+      <w:proofErr w:type="spellEnd"/>
+      <w:r>
+        <w:t xml:space="preserve"> </w:t>
+      </w:r>
+      <w:proofErr w:type="spellStart"/>
+      <w:r>
+        <w:t>mà</w:t>
+      </w:r>
+      <w:proofErr w:type="spellEnd"/>
+      <w:r>
+        <w:t xml:space="preserve"> </w:t>
+      </w:r>
+      <w:proofErr w:type="spellStart"/>
+      <w:r>
+        <w:t>phân</w:t>
+      </w:r>
+      <w:proofErr w:type="spellEnd"/>
+      <w:r>
+        <w:t xml:space="preserve"> </w:t>
+      </w:r>
+      <w:proofErr w:type="spellStart"/>
+      <w:r>
+        <w:t>phối</w:t>
+      </w:r>
+      <w:proofErr w:type="spellEnd"/>
+      <w:r>
+        <w:t xml:space="preserve"> </w:t>
+      </w:r>
+      <w:proofErr w:type="spellStart"/>
+      <w:r>
+        <w:t>ít</w:t>
+      </w:r>
+      <w:proofErr w:type="spellEnd"/>
+      <w:r>
+        <w:t xml:space="preserve"> </w:t>
+      </w:r>
+      <w:proofErr w:type="spellStart"/>
+      <w:r>
+        <w:t>nhất</w:t>
+      </w:r>
+      <w:proofErr w:type="spellEnd"/>
+      <w:r>
+        <w:t xml:space="preserve"> 250 </w:t>
+      </w:r>
+      <w:proofErr w:type="spellStart"/>
+      <w:r>
+        <w:t>sản</w:t>
+      </w:r>
+      <w:proofErr w:type="spellEnd"/>
+      <w:r>
+        <w:t xml:space="preserve"> </w:t>
+      </w:r>
+      <w:proofErr w:type="spellStart"/>
+      <w:r>
+        <w:t>phẩm</w:t>
+      </w:r>
+      <w:proofErr w:type="spellEnd"/>
+      <w:r>
+        <w:t xml:space="preserve"> </w:t>
+      </w:r>
+      <w:proofErr w:type="spellStart"/>
+      <w:r>
+        <w:t>có</w:t>
+      </w:r>
+      <w:proofErr w:type="spellEnd"/>
+      <w:r>
+        <w:t xml:space="preserve"> </w:t>
+      </w:r>
+      <w:proofErr w:type="spellStart"/>
+      <w:r>
+        <w:t>màu</w:t>
+      </w:r>
+      <w:proofErr w:type="spellEnd"/>
+      <w:r>
+        <w:t xml:space="preserve"> </w:t>
+      </w:r>
+      <w:proofErr w:type="spellStart"/>
+      <w:r>
+        <w:t>xanh</w:t>
+      </w:r>
+      <w:proofErr w:type="spellEnd"/>
+      <w:r>
+        <w:t xml:space="preserve"> </w:t>
+      </w:r>
+      <w:proofErr w:type="spellStart"/>
+      <w:r>
+        <w:t>được</w:t>
+      </w:r>
+      <w:proofErr w:type="spellEnd"/>
+      <w:r>
+        <w:t xml:space="preserve"> </w:t>
+      </w:r>
+      <w:proofErr w:type="spellStart"/>
+      <w:r>
+        <w:t>lưu</w:t>
+      </w:r>
+      <w:proofErr w:type="spellEnd"/>
+      <w:r>
+        <w:t xml:space="preserve"> </w:t>
+      </w:r>
+      <w:proofErr w:type="spellStart"/>
+      <w:r>
+        <w:t>kho</w:t>
+      </w:r>
+      <w:proofErr w:type="spellEnd"/>
+      <w:r>
+        <w:t xml:space="preserve"> </w:t>
+      </w:r>
+      <w:proofErr w:type="spellStart"/>
+      <w:r>
+        <w:t>tại</w:t>
+      </w:r>
+      <w:proofErr w:type="spellEnd"/>
+      <w:r>
+        <w:t xml:space="preserve"> Paris. </w:t>
       </w:r>
     </w:p>
     <w:p>
@@ -7058,8 +11289,125 @@
         </w:rPr>
         <w:tab/>
       </w:r>
-      <w:r>
-        <w:t xml:space="preserve">Những nhà cung cấp mà chưa cung ứng sản phẩm nào có tên là gì? </w:t>
+      <w:proofErr w:type="spellStart"/>
+      <w:r>
+        <w:t>Những</w:t>
+      </w:r>
+      <w:proofErr w:type="spellEnd"/>
+      <w:r>
+        <w:t xml:space="preserve"> </w:t>
+      </w:r>
+      <w:proofErr w:type="spellStart"/>
+      <w:r>
+        <w:t>nhà</w:t>
+      </w:r>
+      <w:proofErr w:type="spellEnd"/>
+      <w:r>
+        <w:t xml:space="preserve"> </w:t>
+      </w:r>
+      <w:proofErr w:type="spellStart"/>
+      <w:r>
+        <w:t>cung</w:t>
+      </w:r>
+      <w:proofErr w:type="spellEnd"/>
+      <w:r>
+        <w:t xml:space="preserve"> </w:t>
+      </w:r>
+      <w:proofErr w:type="spellStart"/>
+      <w:r>
+        <w:t>cấp</w:t>
+      </w:r>
+      <w:proofErr w:type="spellEnd"/>
+      <w:r>
+        <w:t xml:space="preserve"> </w:t>
+      </w:r>
+      <w:proofErr w:type="spellStart"/>
+      <w:r>
+        <w:t>mà</w:t>
+      </w:r>
+      <w:proofErr w:type="spellEnd"/>
+      <w:r>
+        <w:t xml:space="preserve"> </w:t>
+      </w:r>
+      <w:proofErr w:type="spellStart"/>
+      <w:r>
+        <w:t>chưa</w:t>
+      </w:r>
+      <w:proofErr w:type="spellEnd"/>
+      <w:r>
+        <w:t xml:space="preserve"> </w:t>
+      </w:r>
+      <w:proofErr w:type="spellStart"/>
+      <w:r>
+        <w:t>cung</w:t>
+      </w:r>
+      <w:proofErr w:type="spellEnd"/>
+      <w:r>
+        <w:t xml:space="preserve"> </w:t>
+      </w:r>
+      <w:proofErr w:type="spellStart"/>
+      <w:r>
+        <w:t>ứng</w:t>
+      </w:r>
+      <w:proofErr w:type="spellEnd"/>
+      <w:r>
+        <w:t xml:space="preserve"> </w:t>
+      </w:r>
+      <w:proofErr w:type="spellStart"/>
+      <w:r>
+        <w:t>sản</w:t>
+      </w:r>
+      <w:proofErr w:type="spellEnd"/>
+      <w:r>
+        <w:t xml:space="preserve"> </w:t>
+      </w:r>
+      <w:proofErr w:type="spellStart"/>
+      <w:r>
+        <w:t>phẩm</w:t>
+      </w:r>
+      <w:proofErr w:type="spellEnd"/>
+      <w:r>
+        <w:t xml:space="preserve"> </w:t>
+      </w:r>
+      <w:proofErr w:type="spellStart"/>
+      <w:r>
+        <w:t>nào</w:t>
+      </w:r>
+      <w:proofErr w:type="spellEnd"/>
+      <w:r>
+        <w:t xml:space="preserve"> </w:t>
+      </w:r>
+      <w:proofErr w:type="spellStart"/>
+      <w:r>
+        <w:t>có</w:t>
+      </w:r>
+      <w:proofErr w:type="spellEnd"/>
+      <w:r>
+        <w:t xml:space="preserve"> </w:t>
+      </w:r>
+      <w:proofErr w:type="spellStart"/>
+      <w:r>
+        <w:t>tên</w:t>
+      </w:r>
+      <w:proofErr w:type="spellEnd"/>
+      <w:r>
+        <w:t xml:space="preserve"> </w:t>
+      </w:r>
+      <w:proofErr w:type="spellStart"/>
+      <w:r>
+        <w:t>là</w:t>
+      </w:r>
+      <w:proofErr w:type="spellEnd"/>
+      <w:r>
+        <w:t xml:space="preserve"> </w:t>
+      </w:r>
+      <w:proofErr w:type="spellStart"/>
+      <w:r>
+        <w:t>gì</w:t>
+      </w:r>
+      <w:proofErr w:type="spellEnd"/>
+      <w:r>
+        <w:t xml:space="preserve">? </w:t>
       </w:r>
     </w:p>
     <w:p>
@@ -7082,7 +11430,151 @@
         <w:tab/>
       </w:r>
       <w:r>
-        <w:t xml:space="preserve">Xem thông tin của các sản phẩm có màu xanh Blue hoặc có trọng lượng không quá 15 (sử dụng phép hợp). </w:t>
+        <w:t xml:space="preserve">Xem </w:t>
+      </w:r>
+      <w:proofErr w:type="spellStart"/>
+      <w:r>
+        <w:t>thông</w:t>
+      </w:r>
+      <w:proofErr w:type="spellEnd"/>
+      <w:r>
+        <w:t xml:space="preserve"> tin </w:t>
+      </w:r>
+      <w:proofErr w:type="spellStart"/>
+      <w:r>
+        <w:t>của</w:t>
+      </w:r>
+      <w:proofErr w:type="spellEnd"/>
+      <w:r>
+        <w:t xml:space="preserve"> </w:t>
+      </w:r>
+      <w:proofErr w:type="spellStart"/>
+      <w:r>
+        <w:t>các</w:t>
+      </w:r>
+      <w:proofErr w:type="spellEnd"/>
+      <w:r>
+        <w:t xml:space="preserve"> </w:t>
+      </w:r>
+      <w:proofErr w:type="spellStart"/>
+      <w:r>
+        <w:t>sản</w:t>
+      </w:r>
+      <w:proofErr w:type="spellEnd"/>
+      <w:r>
+        <w:t xml:space="preserve"> </w:t>
+      </w:r>
+      <w:proofErr w:type="spellStart"/>
+      <w:r>
+        <w:t>phẩm</w:t>
+      </w:r>
+      <w:proofErr w:type="spellEnd"/>
+      <w:r>
+        <w:t xml:space="preserve"> </w:t>
+      </w:r>
+      <w:proofErr w:type="spellStart"/>
+      <w:r>
+        <w:t>có</w:t>
+      </w:r>
+      <w:proofErr w:type="spellEnd"/>
+      <w:r>
+        <w:t xml:space="preserve"> </w:t>
+      </w:r>
+      <w:proofErr w:type="spellStart"/>
+      <w:r>
+        <w:t>màu</w:t>
+      </w:r>
+      <w:proofErr w:type="spellEnd"/>
+      <w:r>
+        <w:t xml:space="preserve"> </w:t>
+      </w:r>
+      <w:proofErr w:type="spellStart"/>
+      <w:r>
+        <w:t>xanh</w:t>
+      </w:r>
+      <w:proofErr w:type="spellEnd"/>
+      <w:r>
+        <w:t xml:space="preserve"> Blue </w:t>
+      </w:r>
+      <w:proofErr w:type="spellStart"/>
+      <w:r>
+        <w:t>hoặc</w:t>
+      </w:r>
+      <w:proofErr w:type="spellEnd"/>
+      <w:r>
+        <w:t xml:space="preserve"> </w:t>
+      </w:r>
+      <w:proofErr w:type="spellStart"/>
+      <w:r>
+        <w:t>có</w:t>
+      </w:r>
+      <w:proofErr w:type="spellEnd"/>
+      <w:r>
+        <w:t xml:space="preserve"> </w:t>
+      </w:r>
+      <w:proofErr w:type="spellStart"/>
+      <w:r>
+        <w:t>trọng</w:t>
+      </w:r>
+      <w:proofErr w:type="spellEnd"/>
+      <w:r>
+        <w:t xml:space="preserve"> </w:t>
+      </w:r>
+      <w:proofErr w:type="spellStart"/>
+      <w:r>
+        <w:t>lượng</w:t>
+      </w:r>
+      <w:proofErr w:type="spellEnd"/>
+      <w:r>
+        <w:t xml:space="preserve"> </w:t>
+      </w:r>
+      <w:proofErr w:type="spellStart"/>
+      <w:r>
+        <w:t>không</w:t>
+      </w:r>
+      <w:proofErr w:type="spellEnd"/>
+      <w:r>
+        <w:t xml:space="preserve"> </w:t>
+      </w:r>
+      <w:proofErr w:type="spellStart"/>
+      <w:r>
+        <w:t>quá</w:t>
+      </w:r>
+      <w:proofErr w:type="spellEnd"/>
+      <w:r>
+        <w:t xml:space="preserve"> 15 (</w:t>
+      </w:r>
+      <w:proofErr w:type="spellStart"/>
+      <w:r>
+        <w:t>sử</w:t>
+      </w:r>
+      <w:proofErr w:type="spellEnd"/>
+      <w:r>
+        <w:t xml:space="preserve"> </w:t>
+      </w:r>
+      <w:proofErr w:type="spellStart"/>
+      <w:r>
+        <w:t>dụng</w:t>
+      </w:r>
+      <w:proofErr w:type="spellEnd"/>
+      <w:r>
+        <w:t xml:space="preserve"> </w:t>
+      </w:r>
+      <w:proofErr w:type="spellStart"/>
+      <w:r>
+        <w:t>phép</w:t>
+      </w:r>
+      <w:proofErr w:type="spellEnd"/>
+      <w:r>
+        <w:t xml:space="preserve"> </w:t>
+      </w:r>
+      <w:proofErr w:type="spellStart"/>
+      <w:r>
+        <w:t>hợp</w:t>
+      </w:r>
+      <w:proofErr w:type="spellEnd"/>
+      <w:r>
+        <w:t xml:space="preserve">). </w:t>
       </w:r>
     </w:p>
     <w:p>
@@ -7099,7 +11591,167 @@
         <w:t xml:space="preserve"> </w:t>
       </w:r>
       <w:r>
-        <w:t xml:space="preserve">Xem số hiệu và tên những nhà cung cấp đóng trụ sở tại London hoặc đã cung ứng sản phẩm có tên Crew. </w:t>
+        <w:t xml:space="preserve">Xem </w:t>
+      </w:r>
+      <w:proofErr w:type="spellStart"/>
+      <w:r>
+        <w:t>số</w:t>
+      </w:r>
+      <w:proofErr w:type="spellEnd"/>
+      <w:r>
+        <w:t xml:space="preserve"> </w:t>
+      </w:r>
+      <w:proofErr w:type="spellStart"/>
+      <w:r>
+        <w:t>hiệu</w:t>
+      </w:r>
+      <w:proofErr w:type="spellEnd"/>
+      <w:r>
+        <w:t xml:space="preserve"> </w:t>
+      </w:r>
+      <w:proofErr w:type="spellStart"/>
+      <w:r>
+        <w:t>và</w:t>
+      </w:r>
+      <w:proofErr w:type="spellEnd"/>
+      <w:r>
+        <w:t xml:space="preserve"> </w:t>
+      </w:r>
+      <w:proofErr w:type="spellStart"/>
+      <w:r>
+        <w:t>tên</w:t>
+      </w:r>
+      <w:proofErr w:type="spellEnd"/>
+      <w:r>
+        <w:t xml:space="preserve"> </w:t>
+      </w:r>
+      <w:proofErr w:type="spellStart"/>
+      <w:r>
+        <w:t>những</w:t>
+      </w:r>
+      <w:proofErr w:type="spellEnd"/>
+      <w:r>
+        <w:t xml:space="preserve"> </w:t>
+      </w:r>
+      <w:proofErr w:type="spellStart"/>
+      <w:r>
+        <w:t>nhà</w:t>
+      </w:r>
+      <w:proofErr w:type="spellEnd"/>
+      <w:r>
+        <w:t xml:space="preserve"> </w:t>
+      </w:r>
+      <w:proofErr w:type="spellStart"/>
+      <w:r>
+        <w:t>cung</w:t>
+      </w:r>
+      <w:proofErr w:type="spellEnd"/>
+      <w:r>
+        <w:t xml:space="preserve"> </w:t>
+      </w:r>
+      <w:proofErr w:type="spellStart"/>
+      <w:r>
+        <w:t>cấp</w:t>
+      </w:r>
+      <w:proofErr w:type="spellEnd"/>
+      <w:r>
+        <w:t xml:space="preserve"> </w:t>
+      </w:r>
+      <w:proofErr w:type="spellStart"/>
+      <w:r>
+        <w:t>đóng</w:t>
+      </w:r>
+      <w:proofErr w:type="spellEnd"/>
+      <w:r>
+        <w:t xml:space="preserve"> </w:t>
+      </w:r>
+      <w:proofErr w:type="spellStart"/>
+      <w:r>
+        <w:t>trụ</w:t>
+      </w:r>
+      <w:proofErr w:type="spellEnd"/>
+      <w:r>
+        <w:t xml:space="preserve"> </w:t>
+      </w:r>
+      <w:proofErr w:type="spellStart"/>
+      <w:r>
+        <w:t>sở</w:t>
+      </w:r>
+      <w:proofErr w:type="spellEnd"/>
+      <w:r>
+        <w:t xml:space="preserve"> </w:t>
+      </w:r>
+      <w:proofErr w:type="spellStart"/>
+      <w:r>
+        <w:t>tại</w:t>
+      </w:r>
+      <w:proofErr w:type="spellEnd"/>
+      <w:r>
+        <w:t xml:space="preserve"> London </w:t>
+      </w:r>
+      <w:proofErr w:type="spellStart"/>
+      <w:r>
+        <w:t>hoặc</w:t>
+      </w:r>
+      <w:proofErr w:type="spellEnd"/>
+      <w:r>
+        <w:t xml:space="preserve"> </w:t>
+      </w:r>
+      <w:proofErr w:type="spellStart"/>
+      <w:r>
+        <w:t>đã</w:t>
+      </w:r>
+      <w:proofErr w:type="spellEnd"/>
+      <w:r>
+        <w:t xml:space="preserve"> </w:t>
+      </w:r>
+      <w:proofErr w:type="spellStart"/>
+      <w:r>
+        <w:t>cung</w:t>
+      </w:r>
+      <w:proofErr w:type="spellEnd"/>
+      <w:r>
+        <w:t xml:space="preserve"> </w:t>
+      </w:r>
+      <w:proofErr w:type="spellStart"/>
+      <w:r>
+        <w:t>ứng</w:t>
+      </w:r>
+      <w:proofErr w:type="spellEnd"/>
+      <w:r>
+        <w:t xml:space="preserve"> </w:t>
+      </w:r>
+      <w:proofErr w:type="spellStart"/>
+      <w:r>
+        <w:t>sản</w:t>
+      </w:r>
+      <w:proofErr w:type="spellEnd"/>
+      <w:r>
+        <w:t xml:space="preserve"> </w:t>
+      </w:r>
+      <w:proofErr w:type="spellStart"/>
+      <w:r>
+        <w:t>phẩm</w:t>
+      </w:r>
+      <w:proofErr w:type="spellEnd"/>
+      <w:r>
+        <w:t xml:space="preserve"> </w:t>
+      </w:r>
+      <w:proofErr w:type="spellStart"/>
+      <w:r>
+        <w:t>có</w:t>
+      </w:r>
+      <w:proofErr w:type="spellEnd"/>
+      <w:r>
+        <w:t xml:space="preserve"> </w:t>
+      </w:r>
+      <w:proofErr w:type="spellStart"/>
+      <w:r>
+        <w:t>tên</w:t>
+      </w:r>
+      <w:proofErr w:type="spellEnd"/>
+      <w:r>
+        <w:t xml:space="preserve"> Crew. </w:t>
       </w:r>
     </w:p>
     <w:p>
@@ -7116,7 +11768,143 @@
         <w:t xml:space="preserve"> </w:t>
       </w:r>
       <w:r>
-        <w:t xml:space="preserve">Xem tên những nhà cung cấp mà không cung ứng những mặt hàng do S1 cung ứng (sửe dụng phép chia). </w:t>
+        <w:t xml:space="preserve">Xem </w:t>
+      </w:r>
+      <w:proofErr w:type="spellStart"/>
+      <w:r>
+        <w:t>tên</w:t>
+      </w:r>
+      <w:proofErr w:type="spellEnd"/>
+      <w:r>
+        <w:t xml:space="preserve"> </w:t>
+      </w:r>
+      <w:proofErr w:type="spellStart"/>
+      <w:r>
+        <w:t>những</w:t>
+      </w:r>
+      <w:proofErr w:type="spellEnd"/>
+      <w:r>
+        <w:t xml:space="preserve"> </w:t>
+      </w:r>
+      <w:proofErr w:type="spellStart"/>
+      <w:r>
+        <w:t>nhà</w:t>
+      </w:r>
+      <w:proofErr w:type="spellEnd"/>
+      <w:r>
+        <w:t xml:space="preserve"> </w:t>
+      </w:r>
+      <w:proofErr w:type="spellStart"/>
+      <w:r>
+        <w:t>cung</w:t>
+      </w:r>
+      <w:proofErr w:type="spellEnd"/>
+      <w:r>
+        <w:t xml:space="preserve"> </w:t>
+      </w:r>
+      <w:proofErr w:type="spellStart"/>
+      <w:r>
+        <w:t>cấp</w:t>
+      </w:r>
+      <w:proofErr w:type="spellEnd"/>
+      <w:r>
+        <w:t xml:space="preserve"> </w:t>
+      </w:r>
+      <w:proofErr w:type="spellStart"/>
+      <w:r>
+        <w:t>mà</w:t>
+      </w:r>
+      <w:proofErr w:type="spellEnd"/>
+      <w:r>
+        <w:t xml:space="preserve"> </w:t>
+      </w:r>
+      <w:proofErr w:type="spellStart"/>
+      <w:r>
+        <w:t>không</w:t>
+      </w:r>
+      <w:proofErr w:type="spellEnd"/>
+      <w:r>
+        <w:t xml:space="preserve"> </w:t>
+      </w:r>
+      <w:proofErr w:type="spellStart"/>
+      <w:r>
+        <w:t>cung</w:t>
+      </w:r>
+      <w:proofErr w:type="spellEnd"/>
+      <w:r>
+        <w:t xml:space="preserve"> </w:t>
+      </w:r>
+      <w:proofErr w:type="spellStart"/>
+      <w:r>
+        <w:t>ứng</w:t>
+      </w:r>
+      <w:proofErr w:type="spellEnd"/>
+      <w:r>
+        <w:t xml:space="preserve"> </w:t>
+      </w:r>
+      <w:proofErr w:type="spellStart"/>
+      <w:r>
+        <w:t>những</w:t>
+      </w:r>
+      <w:proofErr w:type="spellEnd"/>
+      <w:r>
+        <w:t xml:space="preserve"> </w:t>
+      </w:r>
+      <w:proofErr w:type="spellStart"/>
+      <w:r>
+        <w:t>mặt</w:t>
+      </w:r>
+      <w:proofErr w:type="spellEnd"/>
+      <w:r>
+        <w:t xml:space="preserve"> </w:t>
+      </w:r>
+      <w:proofErr w:type="spellStart"/>
+      <w:r>
+        <w:t>hàng</w:t>
+      </w:r>
+      <w:proofErr w:type="spellEnd"/>
+      <w:r>
+        <w:t xml:space="preserve"> do S1 </w:t>
+      </w:r>
+      <w:proofErr w:type="spellStart"/>
+      <w:r>
+        <w:t>cung</w:t>
+      </w:r>
+      <w:proofErr w:type="spellEnd"/>
+      <w:r>
+        <w:t xml:space="preserve"> </w:t>
+      </w:r>
+      <w:proofErr w:type="spellStart"/>
+      <w:r>
+        <w:t>ứng</w:t>
+      </w:r>
+      <w:proofErr w:type="spellEnd"/>
+      <w:r>
+        <w:t xml:space="preserve"> (</w:t>
+      </w:r>
+      <w:proofErr w:type="spellStart"/>
+      <w:r>
+        <w:t>sửe</w:t>
+      </w:r>
+      <w:proofErr w:type="spellEnd"/>
+      <w:r>
+        <w:t xml:space="preserve"> </w:t>
+      </w:r>
+      <w:proofErr w:type="spellStart"/>
+      <w:r>
+        <w:t>dụng</w:t>
+      </w:r>
+      <w:proofErr w:type="spellEnd"/>
+      <w:r>
+        <w:t xml:space="preserve"> </w:t>
+      </w:r>
+      <w:proofErr w:type="spellStart"/>
+      <w:r>
+        <w:t>phép</w:t>
+      </w:r>
+      <w:proofErr w:type="spellEnd"/>
+      <w:r>
+        <w:t xml:space="preserve"> chia). </w:t>
       </w:r>
     </w:p>
     <w:p>
@@ -7134,9 +11922,130 @@
         <w:t xml:space="preserve"> </w:t>
       </w:r>
       <w:r>
-        <w:t xml:space="preserve">Hiển thị những sản phẩm màu đỏ mà chưa được nhà sản xuất nào cung ứng. </w:t>
+        <w:t xml:space="preserve">Hiển </w:t>
+      </w:r>
+      <w:proofErr w:type="spellStart"/>
+      <w:r>
+        <w:t>thị</w:t>
+      </w:r>
+      <w:proofErr w:type="spellEnd"/>
+      <w:r>
+        <w:t xml:space="preserve"> </w:t>
+      </w:r>
+      <w:proofErr w:type="spellStart"/>
+      <w:r>
+        <w:t>những</w:t>
+      </w:r>
+      <w:proofErr w:type="spellEnd"/>
+      <w:r>
+        <w:t xml:space="preserve"> </w:t>
+      </w:r>
+      <w:proofErr w:type="spellStart"/>
+      <w:r>
+        <w:t>sản</w:t>
+      </w:r>
+      <w:proofErr w:type="spellEnd"/>
+      <w:r>
+        <w:t xml:space="preserve"> </w:t>
+      </w:r>
+      <w:proofErr w:type="spellStart"/>
+      <w:r>
+        <w:t>phẩm</w:t>
+      </w:r>
+      <w:proofErr w:type="spellEnd"/>
+      <w:r>
+        <w:t xml:space="preserve"> </w:t>
+      </w:r>
+      <w:proofErr w:type="spellStart"/>
+      <w:r>
+        <w:t>màu</w:t>
+      </w:r>
+      <w:proofErr w:type="spellEnd"/>
+      <w:r>
+        <w:t xml:space="preserve"> </w:t>
+      </w:r>
+      <w:proofErr w:type="spellStart"/>
+      <w:r>
+        <w:t>đỏ</w:t>
+      </w:r>
+      <w:proofErr w:type="spellEnd"/>
+      <w:r>
+        <w:t xml:space="preserve"> </w:t>
+      </w:r>
+      <w:proofErr w:type="spellStart"/>
+      <w:r>
+        <w:t>mà</w:t>
+      </w:r>
+      <w:proofErr w:type="spellEnd"/>
+      <w:r>
+        <w:t xml:space="preserve"> </w:t>
+      </w:r>
+      <w:proofErr w:type="spellStart"/>
+      <w:r>
+        <w:t>chưa</w:t>
+      </w:r>
+      <w:proofErr w:type="spellEnd"/>
+      <w:r>
+        <w:t xml:space="preserve"> </w:t>
+      </w:r>
+      <w:proofErr w:type="spellStart"/>
+      <w:r>
+        <w:t>được</w:t>
+      </w:r>
+      <w:proofErr w:type="spellEnd"/>
+      <w:r>
+        <w:t xml:space="preserve"> </w:t>
+      </w:r>
+      <w:proofErr w:type="spellStart"/>
+      <w:r>
+        <w:t>nhà</w:t>
+      </w:r>
+      <w:proofErr w:type="spellEnd"/>
+      <w:r>
+        <w:t xml:space="preserve"> </w:t>
+      </w:r>
+      <w:proofErr w:type="spellStart"/>
+      <w:r>
+        <w:t>sản</w:t>
+      </w:r>
+      <w:proofErr w:type="spellEnd"/>
+      <w:r>
+        <w:t xml:space="preserve"> </w:t>
+      </w:r>
+      <w:proofErr w:type="spellStart"/>
+      <w:r>
+        <w:t>xuất</w:t>
+      </w:r>
+      <w:proofErr w:type="spellEnd"/>
+      <w:r>
+        <w:t xml:space="preserve"> </w:t>
+      </w:r>
+      <w:proofErr w:type="spellStart"/>
+      <w:r>
+        <w:t>nào</w:t>
+      </w:r>
+      <w:proofErr w:type="spellEnd"/>
+      <w:r>
+        <w:t xml:space="preserve"> </w:t>
+      </w:r>
+      <w:proofErr w:type="spellStart"/>
+      <w:r>
+        <w:t>cung</w:t>
+      </w:r>
+      <w:proofErr w:type="spellEnd"/>
+      <w:r>
+        <w:t xml:space="preserve"> </w:t>
+      </w:r>
+      <w:proofErr w:type="spellStart"/>
+      <w:r>
+        <w:t>ứng</w:t>
+      </w:r>
+      <w:proofErr w:type="spellEnd"/>
+      <w:r>
+        <w:t xml:space="preserve">. </w:t>
       </w:r>
     </w:p>
+    <w:bookmarkEnd w:id="2"/>
     <w:p>
       <w:pPr>
         <w:pStyle w:val="Heading1"/>
@@ -7144,7 +12053,31 @@
         <w:ind w:left="-5"/>
       </w:pPr>
       <w:r>
-        <w:t xml:space="preserve">3. Quản lý sinh viên </w:t>
+        <w:t xml:space="preserve">3. Quản </w:t>
+      </w:r>
+      <w:proofErr w:type="spellStart"/>
+      <w:r>
+        <w:t>lý</w:t>
+      </w:r>
+      <w:proofErr w:type="spellEnd"/>
+      <w:r>
+        <w:t xml:space="preserve"> </w:t>
+      </w:r>
+      <w:proofErr w:type="spellStart"/>
+      <w:r>
+        <w:t>sinh</w:t>
+      </w:r>
+      <w:proofErr w:type="spellEnd"/>
+      <w:r>
+        <w:t xml:space="preserve"> </w:t>
+      </w:r>
+      <w:proofErr w:type="spellStart"/>
+      <w:r>
+        <w:t>viên</w:t>
+      </w:r>
+      <w:proofErr w:type="spellEnd"/>
+      <w:r>
+        <w:t xml:space="preserve"> </w:t>
       </w:r>
     </w:p>
     <w:p>
@@ -7153,11 +12086,56 @@
         <w:ind w:left="-5" w:right="48"/>
       </w:pPr>
       <w:r>
-        <w:t xml:space="preserve">Cho các lược đồ quan hệ </w:t>
-      </w:r>
+        <w:t xml:space="preserve">Cho </w:t>
+      </w:r>
+      <w:proofErr w:type="spellStart"/>
+      <w:r>
+        <w:t>các</w:t>
+      </w:r>
+      <w:proofErr w:type="spellEnd"/>
+      <w:r>
+        <w:t xml:space="preserve"> </w:t>
+      </w:r>
+      <w:proofErr w:type="spellStart"/>
+      <w:r>
+        <w:t>lược</w:t>
+      </w:r>
+      <w:proofErr w:type="spellEnd"/>
+      <w:r>
+        <w:t xml:space="preserve"> </w:t>
+      </w:r>
+      <w:proofErr w:type="spellStart"/>
+      <w:r>
+        <w:t>đồ</w:t>
+      </w:r>
+      <w:proofErr w:type="spellEnd"/>
+      <w:r>
+        <w:t xml:space="preserve"> </w:t>
+      </w:r>
+      <w:proofErr w:type="spellStart"/>
+      <w:r>
+        <w:t>quan</w:t>
+      </w:r>
+      <w:proofErr w:type="spellEnd"/>
+      <w:r>
+        <w:t xml:space="preserve"> </w:t>
+      </w:r>
+      <w:proofErr w:type="spellStart"/>
+      <w:r>
+        <w:t>hệ</w:t>
+      </w:r>
+      <w:proofErr w:type="spellEnd"/>
+      <w:r>
+        <w:t xml:space="preserve"> </w:t>
+      </w:r>
+      <w:proofErr w:type="spellStart"/>
       <w:proofErr w:type="gramStart"/>
       <w:r>
-        <w:t>sau :</w:t>
+        <w:t>sau</w:t>
+      </w:r>
+      <w:proofErr w:type="spellEnd"/>
+      <w:r>
+        <w:t xml:space="preserve"> :</w:t>
       </w:r>
       <w:proofErr w:type="gramEnd"/>
       <w:r>
@@ -7174,7 +12152,31 @@
         <w:ind w:right="48" w:hanging="360"/>
       </w:pPr>
       <w:r>
-        <w:t xml:space="preserve">BANGDIEM (MãSV, Mãmôn, Điểm) </w:t>
+        <w:t>BANGDIEM (</w:t>
+      </w:r>
+      <w:proofErr w:type="spellStart"/>
+      <w:r>
+        <w:t>MãSV</w:t>
+      </w:r>
+      <w:proofErr w:type="spellEnd"/>
+      <w:r>
+        <w:t xml:space="preserve">, </w:t>
+      </w:r>
+      <w:proofErr w:type="spellStart"/>
+      <w:r>
+        <w:t>Mãmôn</w:t>
+      </w:r>
+      <w:proofErr w:type="spellEnd"/>
+      <w:r>
+        <w:t xml:space="preserve">, </w:t>
+      </w:r>
+      <w:proofErr w:type="spellStart"/>
+      <w:r>
+        <w:t>Điểm</w:t>
+      </w:r>
+      <w:proofErr w:type="spellEnd"/>
+      <w:r>
+        <w:t xml:space="preserve">) </w:t>
       </w:r>
     </w:p>
     <w:p>
@@ -7187,7 +12189,47 @@
         <w:ind w:right="48" w:hanging="360"/>
       </w:pPr>
       <w:r>
-        <w:t xml:space="preserve">SINHVIEN (MãSV, TênSV, Giớitính, Địachỉ, Ngàysinh) </w:t>
+        <w:t>SINHVIEN (</w:t>
+      </w:r>
+      <w:proofErr w:type="spellStart"/>
+      <w:r>
+        <w:t>MãSV</w:t>
+      </w:r>
+      <w:proofErr w:type="spellEnd"/>
+      <w:r>
+        <w:t xml:space="preserve">, </w:t>
+      </w:r>
+      <w:proofErr w:type="spellStart"/>
+      <w:r>
+        <w:t>TênSV</w:t>
+      </w:r>
+      <w:proofErr w:type="spellEnd"/>
+      <w:r>
+        <w:t xml:space="preserve">, </w:t>
+      </w:r>
+      <w:proofErr w:type="spellStart"/>
+      <w:r>
+        <w:t>Giớitính</w:t>
+      </w:r>
+      <w:proofErr w:type="spellEnd"/>
+      <w:r>
+        <w:t xml:space="preserve">, </w:t>
+      </w:r>
+      <w:proofErr w:type="spellStart"/>
+      <w:r>
+        <w:t>Địachỉ</w:t>
+      </w:r>
+      <w:proofErr w:type="spellEnd"/>
+      <w:r>
+        <w:t xml:space="preserve">, </w:t>
+      </w:r>
+      <w:proofErr w:type="spellStart"/>
+      <w:r>
+        <w:t>Ngàysinh</w:t>
+      </w:r>
+      <w:proofErr w:type="spellEnd"/>
+      <w:r>
+        <w:t xml:space="preserve">) </w:t>
       </w:r>
     </w:p>
     <w:p>
@@ -7200,7 +12242,40 @@
         <w:ind w:right="48" w:hanging="360"/>
       </w:pPr>
       <w:r>
-        <w:t xml:space="preserve">MONHOC (MãMH, Tênmôn, Chuyênngành, ĐVtrình) </w:t>
+        <w:lastRenderedPageBreak/>
+        <w:t>MONHOC (</w:t>
+      </w:r>
+      <w:proofErr w:type="spellStart"/>
+      <w:r>
+        <w:t>MãMH</w:t>
+      </w:r>
+      <w:proofErr w:type="spellEnd"/>
+      <w:r>
+        <w:t xml:space="preserve">, </w:t>
+      </w:r>
+      <w:proofErr w:type="spellStart"/>
+      <w:r>
+        <w:t>Tênmôn</w:t>
+      </w:r>
+      <w:proofErr w:type="spellEnd"/>
+      <w:r>
+        <w:t xml:space="preserve">, </w:t>
+      </w:r>
+      <w:proofErr w:type="spellStart"/>
+      <w:r>
+        <w:t>Chuyênngành</w:t>
+      </w:r>
+      <w:proofErr w:type="spellEnd"/>
+      <w:r>
+        <w:t xml:space="preserve">, </w:t>
+      </w:r>
+      <w:proofErr w:type="spellStart"/>
+      <w:r>
+        <w:t>ĐVtrình</w:t>
+      </w:r>
+      <w:proofErr w:type="spellEnd"/>
+      <w:r>
+        <w:t xml:space="preserve">) </w:t>
       </w:r>
     </w:p>
     <w:p>
@@ -7213,7 +12288,23 @@
         <w:ind w:right="48" w:hanging="360"/>
       </w:pPr>
       <w:r>
-        <w:t xml:space="preserve">GV_DAY (MãGV, MãMH) </w:t>
+        <w:t>GV_DAY (</w:t>
+      </w:r>
+      <w:proofErr w:type="spellStart"/>
+      <w:r>
+        <w:t>MãGV</w:t>
+      </w:r>
+      <w:proofErr w:type="spellEnd"/>
+      <w:r>
+        <w:t xml:space="preserve">, </w:t>
+      </w:r>
+      <w:proofErr w:type="spellStart"/>
+      <w:r>
+        <w:t>MãMH</w:t>
+      </w:r>
+      <w:proofErr w:type="spellEnd"/>
+      <w:r>
+        <w:t xml:space="preserve">) </w:t>
       </w:r>
     </w:p>
     <w:p>
@@ -7226,8 +12317,47 @@
         <w:ind w:right="48" w:hanging="360"/>
       </w:pPr>
       <w:r>
-        <w:lastRenderedPageBreak/>
-        <w:t>GIAOVIEN (MãGV, TênGV, Chuyênngành, Địachỉ, Điệnthoại)</w:t>
+        <w:t>GIAOVIEN (</w:t>
+      </w:r>
+      <w:proofErr w:type="spellStart"/>
+      <w:r>
+        <w:t>MãGV</w:t>
+      </w:r>
+      <w:proofErr w:type="spellEnd"/>
+      <w:r>
+        <w:t xml:space="preserve">, </w:t>
+      </w:r>
+      <w:proofErr w:type="spellStart"/>
+      <w:r>
+        <w:t>TênGV</w:t>
+      </w:r>
+      <w:proofErr w:type="spellEnd"/>
+      <w:r>
+        <w:t xml:space="preserve">, </w:t>
+      </w:r>
+      <w:proofErr w:type="spellStart"/>
+      <w:r>
+        <w:t>Chuyênngành</w:t>
+      </w:r>
+      <w:proofErr w:type="spellEnd"/>
+      <w:r>
+        <w:t xml:space="preserve">, </w:t>
+      </w:r>
+      <w:proofErr w:type="spellStart"/>
+      <w:r>
+        <w:t>Địachỉ</w:t>
+      </w:r>
+      <w:proofErr w:type="spellEnd"/>
+      <w:r>
+        <w:t xml:space="preserve">, </w:t>
+      </w:r>
+      <w:proofErr w:type="spellStart"/>
+      <w:r>
+        <w:t>Điệnthoại</w:t>
+      </w:r>
+      <w:proofErr w:type="spellEnd"/>
+      <w:r>
+        <w:t>)</w:t>
       </w:r>
       <w:r>
         <w:rPr>
@@ -7246,11 +12376,187 @@
         <w:ind w:left="0" w:firstLine="0"/>
         <w:jc w:val="left"/>
       </w:pPr>
+      <w:proofErr w:type="spellStart"/>
       <w:r>
         <w:rPr>
           <w:i/>
         </w:rPr>
-        <w:t xml:space="preserve">Viết phép toán đại số quan hệ để giải quyết yêu cầu sau </w:t>
+        <w:t>Viết</w:t>
+      </w:r>
+      <w:proofErr w:type="spellEnd"/>
+      <w:r>
+        <w:rPr>
+          <w:i/>
+        </w:rPr>
+        <w:t xml:space="preserve"> </w:t>
+      </w:r>
+      <w:proofErr w:type="spellStart"/>
+      <w:r>
+        <w:rPr>
+          <w:i/>
+        </w:rPr>
+        <w:t>phép</w:t>
+      </w:r>
+      <w:proofErr w:type="spellEnd"/>
+      <w:r>
+        <w:rPr>
+          <w:i/>
+        </w:rPr>
+        <w:t xml:space="preserve"> </w:t>
+      </w:r>
+      <w:proofErr w:type="spellStart"/>
+      <w:r>
+        <w:rPr>
+          <w:i/>
+        </w:rPr>
+        <w:t>toán</w:t>
+      </w:r>
+      <w:proofErr w:type="spellEnd"/>
+      <w:r>
+        <w:rPr>
+          <w:i/>
+        </w:rPr>
+        <w:t xml:space="preserve"> </w:t>
+      </w:r>
+      <w:proofErr w:type="spellStart"/>
+      <w:r>
+        <w:rPr>
+          <w:i/>
+        </w:rPr>
+        <w:t>đại</w:t>
+      </w:r>
+      <w:proofErr w:type="spellEnd"/>
+      <w:r>
+        <w:rPr>
+          <w:i/>
+        </w:rPr>
+        <w:t xml:space="preserve"> </w:t>
+      </w:r>
+      <w:proofErr w:type="spellStart"/>
+      <w:r>
+        <w:rPr>
+          <w:i/>
+        </w:rPr>
+        <w:t>số</w:t>
+      </w:r>
+      <w:proofErr w:type="spellEnd"/>
+      <w:r>
+        <w:rPr>
+          <w:i/>
+        </w:rPr>
+        <w:t xml:space="preserve"> </w:t>
+      </w:r>
+      <w:proofErr w:type="spellStart"/>
+      <w:r>
+        <w:rPr>
+          <w:i/>
+        </w:rPr>
+        <w:t>quan</w:t>
+      </w:r>
+      <w:proofErr w:type="spellEnd"/>
+      <w:r>
+        <w:rPr>
+          <w:i/>
+        </w:rPr>
+        <w:t xml:space="preserve"> </w:t>
+      </w:r>
+      <w:proofErr w:type="spellStart"/>
+      <w:r>
+        <w:rPr>
+          <w:i/>
+        </w:rPr>
+        <w:t>hệ</w:t>
+      </w:r>
+      <w:proofErr w:type="spellEnd"/>
+      <w:r>
+        <w:rPr>
+          <w:i/>
+        </w:rPr>
+        <w:t xml:space="preserve"> </w:t>
+      </w:r>
+      <w:proofErr w:type="spellStart"/>
+      <w:r>
+        <w:rPr>
+          <w:i/>
+        </w:rPr>
+        <w:t>để</w:t>
+      </w:r>
+      <w:proofErr w:type="spellEnd"/>
+      <w:r>
+        <w:rPr>
+          <w:i/>
+        </w:rPr>
+        <w:t xml:space="preserve"> </w:t>
+      </w:r>
+      <w:proofErr w:type="spellStart"/>
+      <w:r>
+        <w:rPr>
+          <w:i/>
+        </w:rPr>
+        <w:t>giải</w:t>
+      </w:r>
+      <w:proofErr w:type="spellEnd"/>
+      <w:r>
+        <w:rPr>
+          <w:i/>
+        </w:rPr>
+        <w:t xml:space="preserve"> </w:t>
+      </w:r>
+      <w:proofErr w:type="spellStart"/>
+      <w:r>
+        <w:rPr>
+          <w:i/>
+        </w:rPr>
+        <w:t>quyết</w:t>
+      </w:r>
+      <w:proofErr w:type="spellEnd"/>
+      <w:r>
+        <w:rPr>
+          <w:i/>
+        </w:rPr>
+        <w:t xml:space="preserve"> </w:t>
+      </w:r>
+      <w:proofErr w:type="spellStart"/>
+      <w:r>
+        <w:rPr>
+          <w:i/>
+        </w:rPr>
+        <w:t>yêu</w:t>
+      </w:r>
+      <w:proofErr w:type="spellEnd"/>
+      <w:r>
+        <w:rPr>
+          <w:i/>
+        </w:rPr>
+        <w:t xml:space="preserve"> </w:t>
+      </w:r>
+      <w:proofErr w:type="spellStart"/>
+      <w:r>
+        <w:rPr>
+          <w:i/>
+        </w:rPr>
+        <w:t>cầu</w:t>
+      </w:r>
+      <w:proofErr w:type="spellEnd"/>
+      <w:r>
+        <w:rPr>
+          <w:i/>
+        </w:rPr>
+        <w:t xml:space="preserve"> </w:t>
+      </w:r>
+      <w:proofErr w:type="spellStart"/>
+      <w:r>
+        <w:rPr>
+          <w:i/>
+        </w:rPr>
+        <w:t>sau</w:t>
+      </w:r>
+      <w:proofErr w:type="spellEnd"/>
+      <w:r>
+        <w:rPr>
+          <w:i/>
+        </w:rPr>
+        <w:t xml:space="preserve"> </w:t>
       </w:r>
     </w:p>
     <w:p>
@@ -7262,7 +12568,111 @@
         <w:ind w:right="48" w:hanging="720"/>
       </w:pPr>
       <w:r>
-        <w:t xml:space="preserve">Cho biết thông tin về giáo viên Chuyên ngành Toán tin mà chưa tham gia giảng dạy. </w:t>
+        <w:t xml:space="preserve">Cho </w:t>
+      </w:r>
+      <w:proofErr w:type="spellStart"/>
+      <w:r>
+        <w:t>biết</w:t>
+      </w:r>
+      <w:proofErr w:type="spellEnd"/>
+      <w:r>
+        <w:t xml:space="preserve"> </w:t>
+      </w:r>
+      <w:proofErr w:type="spellStart"/>
+      <w:r>
+        <w:t>thông</w:t>
+      </w:r>
+      <w:proofErr w:type="spellEnd"/>
+      <w:r>
+        <w:t xml:space="preserve"> tin </w:t>
+      </w:r>
+      <w:proofErr w:type="spellStart"/>
+      <w:r>
+        <w:t>về</w:t>
+      </w:r>
+      <w:proofErr w:type="spellEnd"/>
+      <w:r>
+        <w:t xml:space="preserve"> </w:t>
+      </w:r>
+      <w:proofErr w:type="spellStart"/>
+      <w:r>
+        <w:t>giáo</w:t>
+      </w:r>
+      <w:proofErr w:type="spellEnd"/>
+      <w:r>
+        <w:t xml:space="preserve"> </w:t>
+      </w:r>
+      <w:proofErr w:type="spellStart"/>
+      <w:r>
+        <w:t>viên</w:t>
+      </w:r>
+      <w:proofErr w:type="spellEnd"/>
+      <w:r>
+        <w:t xml:space="preserve"> Chuyên </w:t>
+      </w:r>
+      <w:proofErr w:type="spellStart"/>
+      <w:r>
+        <w:t>ngành</w:t>
+      </w:r>
+      <w:proofErr w:type="spellEnd"/>
+      <w:r>
+        <w:t xml:space="preserve"> </w:t>
+      </w:r>
+      <w:proofErr w:type="spellStart"/>
+      <w:r>
+        <w:t>Toán</w:t>
+      </w:r>
+      <w:proofErr w:type="spellEnd"/>
+      <w:r>
+        <w:t xml:space="preserve"> tin </w:t>
+      </w:r>
+      <w:proofErr w:type="spellStart"/>
+      <w:r>
+        <w:t>mà</w:t>
+      </w:r>
+      <w:proofErr w:type="spellEnd"/>
+      <w:r>
+        <w:t xml:space="preserve"> </w:t>
+      </w:r>
+      <w:proofErr w:type="spellStart"/>
+      <w:r>
+        <w:t>chưa</w:t>
+      </w:r>
+      <w:proofErr w:type="spellEnd"/>
+      <w:r>
+        <w:t xml:space="preserve"> </w:t>
+      </w:r>
+      <w:proofErr w:type="spellStart"/>
+      <w:r>
+        <w:t>tham</w:t>
+      </w:r>
+      <w:proofErr w:type="spellEnd"/>
+      <w:r>
+        <w:t xml:space="preserve"> </w:t>
+      </w:r>
+      <w:proofErr w:type="spellStart"/>
+      <w:r>
+        <w:t>gia</w:t>
+      </w:r>
+      <w:proofErr w:type="spellEnd"/>
+      <w:r>
+        <w:t xml:space="preserve"> </w:t>
+      </w:r>
+      <w:proofErr w:type="spellStart"/>
+      <w:r>
+        <w:t>giảng</w:t>
+      </w:r>
+      <w:proofErr w:type="spellEnd"/>
+      <w:r>
+        <w:t xml:space="preserve"> </w:t>
+      </w:r>
+      <w:proofErr w:type="spellStart"/>
+      <w:r>
+        <w:t>dạy</w:t>
+      </w:r>
+      <w:proofErr w:type="spellEnd"/>
+      <w:r>
+        <w:t xml:space="preserve">. </w:t>
       </w:r>
     </w:p>
     <w:p>
@@ -7274,7 +12684,223 @@
         <w:ind w:right="48" w:hanging="720"/>
       </w:pPr>
       <w:r>
-        <w:t xml:space="preserve">Cho biết Mã sinh viên, Tên sinh viên, Mã môn học và Điểm tất cả các môn của những sinh viên mà có điểm Toán 1 từ 5 trở lên. </w:t>
+        <w:t xml:space="preserve">Cho </w:t>
+      </w:r>
+      <w:proofErr w:type="spellStart"/>
+      <w:r>
+        <w:t>biết</w:t>
+      </w:r>
+      <w:proofErr w:type="spellEnd"/>
+      <w:r>
+        <w:t xml:space="preserve"> </w:t>
+      </w:r>
+      <w:proofErr w:type="spellStart"/>
+      <w:r>
+        <w:t>Mã</w:t>
+      </w:r>
+      <w:proofErr w:type="spellEnd"/>
+      <w:r>
+        <w:t xml:space="preserve"> </w:t>
+      </w:r>
+      <w:proofErr w:type="spellStart"/>
+      <w:r>
+        <w:t>sinh</w:t>
+      </w:r>
+      <w:proofErr w:type="spellEnd"/>
+      <w:r>
+        <w:t xml:space="preserve"> </w:t>
+      </w:r>
+      <w:proofErr w:type="spellStart"/>
+      <w:r>
+        <w:t>viên</w:t>
+      </w:r>
+      <w:proofErr w:type="spellEnd"/>
+      <w:r>
+        <w:t xml:space="preserve">, </w:t>
+      </w:r>
+      <w:proofErr w:type="spellStart"/>
+      <w:r>
+        <w:t>Tên</w:t>
+      </w:r>
+      <w:proofErr w:type="spellEnd"/>
+      <w:r>
+        <w:t xml:space="preserve"> </w:t>
+      </w:r>
+      <w:proofErr w:type="spellStart"/>
+      <w:r>
+        <w:t>sinh</w:t>
+      </w:r>
+      <w:proofErr w:type="spellEnd"/>
+      <w:r>
+        <w:t xml:space="preserve"> </w:t>
+      </w:r>
+      <w:proofErr w:type="spellStart"/>
+      <w:r>
+        <w:t>viên</w:t>
+      </w:r>
+      <w:proofErr w:type="spellEnd"/>
+      <w:r>
+        <w:t xml:space="preserve">, </w:t>
+      </w:r>
+      <w:proofErr w:type="spellStart"/>
+      <w:r>
+        <w:t>Mã</w:t>
+      </w:r>
+      <w:proofErr w:type="spellEnd"/>
+      <w:r>
+        <w:t xml:space="preserve"> </w:t>
+      </w:r>
+      <w:proofErr w:type="spellStart"/>
+      <w:r>
+        <w:t>môn</w:t>
+      </w:r>
+      <w:proofErr w:type="spellEnd"/>
+      <w:r>
+        <w:t xml:space="preserve"> </w:t>
+      </w:r>
+      <w:proofErr w:type="spellStart"/>
+      <w:r>
+        <w:t>học</w:t>
+      </w:r>
+      <w:proofErr w:type="spellEnd"/>
+      <w:r>
+        <w:t xml:space="preserve"> </w:t>
+      </w:r>
+      <w:proofErr w:type="spellStart"/>
+      <w:r>
+        <w:t>và</w:t>
+      </w:r>
+      <w:proofErr w:type="spellEnd"/>
+      <w:r>
+        <w:t xml:space="preserve"> </w:t>
+      </w:r>
+      <w:proofErr w:type="spellStart"/>
+      <w:r>
+        <w:t>Điểm</w:t>
+      </w:r>
+      <w:proofErr w:type="spellEnd"/>
+      <w:r>
+        <w:t xml:space="preserve"> </w:t>
+      </w:r>
+      <w:proofErr w:type="spellStart"/>
+      <w:r>
+        <w:t>tất</w:t>
+      </w:r>
+      <w:proofErr w:type="spellEnd"/>
+      <w:r>
+        <w:t xml:space="preserve"> </w:t>
+      </w:r>
+      <w:proofErr w:type="spellStart"/>
+      <w:r>
+        <w:t>cả</w:t>
+      </w:r>
+      <w:proofErr w:type="spellEnd"/>
+      <w:r>
+        <w:t xml:space="preserve"> </w:t>
+      </w:r>
+      <w:proofErr w:type="spellStart"/>
+      <w:r>
+        <w:t>các</w:t>
+      </w:r>
+      <w:proofErr w:type="spellEnd"/>
+      <w:r>
+        <w:t xml:space="preserve"> </w:t>
+      </w:r>
+      <w:proofErr w:type="spellStart"/>
+      <w:r>
+        <w:t>môn</w:t>
+      </w:r>
+      <w:proofErr w:type="spellEnd"/>
+      <w:r>
+        <w:t xml:space="preserve"> </w:t>
+      </w:r>
+      <w:proofErr w:type="spellStart"/>
+      <w:r>
+        <w:t>của</w:t>
+      </w:r>
+      <w:proofErr w:type="spellEnd"/>
+      <w:r>
+        <w:t xml:space="preserve"> </w:t>
+      </w:r>
+      <w:proofErr w:type="spellStart"/>
+      <w:r>
+        <w:t>những</w:t>
+      </w:r>
+      <w:proofErr w:type="spellEnd"/>
+      <w:r>
+        <w:t xml:space="preserve"> </w:t>
+      </w:r>
+      <w:proofErr w:type="spellStart"/>
+      <w:r>
+        <w:t>sinh</w:t>
+      </w:r>
+      <w:proofErr w:type="spellEnd"/>
+      <w:r>
+        <w:t xml:space="preserve"> </w:t>
+      </w:r>
+      <w:proofErr w:type="spellStart"/>
+      <w:r>
+        <w:t>viên</w:t>
+      </w:r>
+      <w:proofErr w:type="spellEnd"/>
+      <w:r>
+        <w:t xml:space="preserve"> </w:t>
+      </w:r>
+      <w:proofErr w:type="spellStart"/>
+      <w:r>
+        <w:t>mà</w:t>
+      </w:r>
+      <w:proofErr w:type="spellEnd"/>
+      <w:r>
+        <w:t xml:space="preserve"> </w:t>
+      </w:r>
+      <w:proofErr w:type="spellStart"/>
+      <w:r>
+        <w:t>có</w:t>
+      </w:r>
+      <w:proofErr w:type="spellEnd"/>
+      <w:r>
+        <w:t xml:space="preserve"> </w:t>
+      </w:r>
+      <w:proofErr w:type="spellStart"/>
+      <w:r>
+        <w:t>điểm</w:t>
+      </w:r>
+      <w:proofErr w:type="spellEnd"/>
+      <w:r>
+        <w:t xml:space="preserve"> </w:t>
+      </w:r>
+      <w:proofErr w:type="spellStart"/>
+      <w:r>
+        <w:t>Toán</w:t>
+      </w:r>
+      <w:proofErr w:type="spellEnd"/>
+      <w:r>
+        <w:t xml:space="preserve"> 1 </w:t>
+      </w:r>
+      <w:proofErr w:type="spellStart"/>
+      <w:r>
+        <w:t>từ</w:t>
+      </w:r>
+      <w:proofErr w:type="spellEnd"/>
+      <w:r>
+        <w:t xml:space="preserve"> 5 </w:t>
+      </w:r>
+      <w:proofErr w:type="spellStart"/>
+      <w:r>
+        <w:t>trở</w:t>
+      </w:r>
+      <w:proofErr w:type="spellEnd"/>
+      <w:r>
+        <w:t xml:space="preserve"> </w:t>
+      </w:r>
+      <w:proofErr w:type="spellStart"/>
+      <w:r>
+        <w:t>lên</w:t>
+      </w:r>
+      <w:proofErr w:type="spellEnd"/>
+      <w:r>
+        <w:t xml:space="preserve">. </w:t>
       </w:r>
     </w:p>
     <w:p>
@@ -7287,7 +12913,119 @@
         <w:ind w:right="48" w:hanging="720"/>
       </w:pPr>
       <w:r>
-        <w:t xml:space="preserve">Xem danh sách môn học thuộc chuyên ngành Toán tin mà chưa có sinh viên học. </w:t>
+        <w:t xml:space="preserve">Xem </w:t>
+      </w:r>
+      <w:proofErr w:type="spellStart"/>
+      <w:r>
+        <w:t>danh</w:t>
+      </w:r>
+      <w:proofErr w:type="spellEnd"/>
+      <w:r>
+        <w:t xml:space="preserve"> </w:t>
+      </w:r>
+      <w:proofErr w:type="spellStart"/>
+      <w:r>
+        <w:t>sách</w:t>
+      </w:r>
+      <w:proofErr w:type="spellEnd"/>
+      <w:r>
+        <w:t xml:space="preserve"> </w:t>
+      </w:r>
+      <w:proofErr w:type="spellStart"/>
+      <w:r>
+        <w:t>môn</w:t>
+      </w:r>
+      <w:proofErr w:type="spellEnd"/>
+      <w:r>
+        <w:t xml:space="preserve"> </w:t>
+      </w:r>
+      <w:proofErr w:type="spellStart"/>
+      <w:r>
+        <w:t>học</w:t>
+      </w:r>
+      <w:proofErr w:type="spellEnd"/>
+      <w:r>
+        <w:t xml:space="preserve"> </w:t>
+      </w:r>
+      <w:proofErr w:type="spellStart"/>
+      <w:r>
+        <w:t>thuộc</w:t>
+      </w:r>
+      <w:proofErr w:type="spellEnd"/>
+      <w:r>
+        <w:t xml:space="preserve"> </w:t>
+      </w:r>
+      <w:proofErr w:type="spellStart"/>
+      <w:r>
+        <w:t>chuyên</w:t>
+      </w:r>
+      <w:proofErr w:type="spellEnd"/>
+      <w:r>
+        <w:t xml:space="preserve"> </w:t>
+      </w:r>
+      <w:proofErr w:type="spellStart"/>
+      <w:r>
+        <w:t>ngành</w:t>
+      </w:r>
+      <w:proofErr w:type="spellEnd"/>
+      <w:r>
+        <w:t xml:space="preserve"> </w:t>
+      </w:r>
+      <w:proofErr w:type="spellStart"/>
+      <w:r>
+        <w:t>Toán</w:t>
+      </w:r>
+      <w:proofErr w:type="spellEnd"/>
+      <w:r>
+        <w:t xml:space="preserve"> tin </w:t>
+      </w:r>
+      <w:proofErr w:type="spellStart"/>
+      <w:r>
+        <w:t>mà</w:t>
+      </w:r>
+      <w:proofErr w:type="spellEnd"/>
+      <w:r>
+        <w:t xml:space="preserve"> </w:t>
+      </w:r>
+      <w:proofErr w:type="spellStart"/>
+      <w:r>
+        <w:t>chưa</w:t>
+      </w:r>
+      <w:proofErr w:type="spellEnd"/>
+      <w:r>
+        <w:t xml:space="preserve"> </w:t>
+      </w:r>
+      <w:proofErr w:type="spellStart"/>
+      <w:r>
+        <w:t>có</w:t>
+      </w:r>
+      <w:proofErr w:type="spellEnd"/>
+      <w:r>
+        <w:t xml:space="preserve"> </w:t>
+      </w:r>
+      <w:proofErr w:type="spellStart"/>
+      <w:r>
+        <w:t>sinh</w:t>
+      </w:r>
+      <w:proofErr w:type="spellEnd"/>
+      <w:r>
+        <w:t xml:space="preserve"> </w:t>
+      </w:r>
+      <w:proofErr w:type="spellStart"/>
+      <w:r>
+        <w:t>viên</w:t>
+      </w:r>
+      <w:proofErr w:type="spellEnd"/>
+      <w:r>
+        <w:t xml:space="preserve"> </w:t>
+      </w:r>
+      <w:proofErr w:type="spellStart"/>
+      <w:r>
+        <w:t>học</w:t>
+      </w:r>
+      <w:proofErr w:type="spellEnd"/>
+      <w:r>
+        <w:t xml:space="preserve">. </w:t>
       </w:r>
     </w:p>
     <w:p>
@@ -7307,7 +13045,47 @@
         <w:ind w:left="-5"/>
       </w:pPr>
       <w:r>
-        <w:t xml:space="preserve">4. Xác định bộ trả về </w:t>
+        <w:t xml:space="preserve">4. </w:t>
+      </w:r>
+      <w:proofErr w:type="spellStart"/>
+      <w:r>
+        <w:t>Xác</w:t>
+      </w:r>
+      <w:proofErr w:type="spellEnd"/>
+      <w:r>
+        <w:t xml:space="preserve"> </w:t>
+      </w:r>
+      <w:proofErr w:type="spellStart"/>
+      <w:r>
+        <w:t>định</w:t>
+      </w:r>
+      <w:proofErr w:type="spellEnd"/>
+      <w:r>
+        <w:t xml:space="preserve"> </w:t>
+      </w:r>
+      <w:proofErr w:type="spellStart"/>
+      <w:r>
+        <w:t>bộ</w:t>
+      </w:r>
+      <w:proofErr w:type="spellEnd"/>
+      <w:r>
+        <w:t xml:space="preserve"> </w:t>
+      </w:r>
+      <w:proofErr w:type="spellStart"/>
+      <w:r>
+        <w:t>trả</w:t>
+      </w:r>
+      <w:proofErr w:type="spellEnd"/>
+      <w:r>
+        <w:t xml:space="preserve"> </w:t>
+      </w:r>
+      <w:proofErr w:type="spellStart"/>
+      <w:r>
+        <w:t>về</w:t>
+      </w:r>
+      <w:proofErr w:type="spellEnd"/>
+      <w:r>
+        <w:t xml:space="preserve"> </w:t>
       </w:r>
     </w:p>
     <w:p>
@@ -7315,8 +13093,221 @@
         <w:spacing w:after="184"/>
         <w:ind w:left="-5" w:right="48"/>
       </w:pPr>
-      <w:r>
-        <w:t xml:space="preserve">Với các lược đồ trong bài 3, xác định số bộ trả về (yêu cầu liệt kê chi tiết) khi thực hiện các câu đại số quan hệ sau  </w:t>
+      <w:proofErr w:type="spellStart"/>
+      <w:r>
+        <w:t>Với</w:t>
+      </w:r>
+      <w:proofErr w:type="spellEnd"/>
+      <w:r>
+        <w:t xml:space="preserve"> </w:t>
+      </w:r>
+      <w:proofErr w:type="spellStart"/>
+      <w:r>
+        <w:t>các</w:t>
+      </w:r>
+      <w:proofErr w:type="spellEnd"/>
+      <w:r>
+        <w:t xml:space="preserve"> </w:t>
+      </w:r>
+      <w:proofErr w:type="spellStart"/>
+      <w:r>
+        <w:t>lược</w:t>
+      </w:r>
+      <w:proofErr w:type="spellEnd"/>
+      <w:r>
+        <w:t xml:space="preserve"> </w:t>
+      </w:r>
+      <w:proofErr w:type="spellStart"/>
+      <w:r>
+        <w:t>đồ</w:t>
+      </w:r>
+      <w:proofErr w:type="spellEnd"/>
+      <w:r>
+        <w:t xml:space="preserve"> </w:t>
+      </w:r>
+      <w:proofErr w:type="spellStart"/>
+      <w:r>
+        <w:t>trong</w:t>
+      </w:r>
+      <w:proofErr w:type="spellEnd"/>
+      <w:r>
+        <w:t xml:space="preserve"> </w:t>
+      </w:r>
+      <w:proofErr w:type="spellStart"/>
+      <w:r>
+        <w:t>bài</w:t>
+      </w:r>
+      <w:proofErr w:type="spellEnd"/>
+      <w:r>
+        <w:t xml:space="preserve"> 3, </w:t>
+      </w:r>
+      <w:proofErr w:type="spellStart"/>
+      <w:r>
+        <w:t>xác</w:t>
+      </w:r>
+      <w:proofErr w:type="spellEnd"/>
+      <w:r>
+        <w:t xml:space="preserve"> </w:t>
+      </w:r>
+      <w:proofErr w:type="spellStart"/>
+      <w:r>
+        <w:t>định</w:t>
+      </w:r>
+      <w:proofErr w:type="spellEnd"/>
+      <w:r>
+        <w:t xml:space="preserve"> </w:t>
+      </w:r>
+      <w:proofErr w:type="spellStart"/>
+      <w:r>
+        <w:t>số</w:t>
+      </w:r>
+      <w:proofErr w:type="spellEnd"/>
+      <w:r>
+        <w:t xml:space="preserve"> </w:t>
+      </w:r>
+      <w:proofErr w:type="spellStart"/>
+      <w:r>
+        <w:t>bộ</w:t>
+      </w:r>
+      <w:proofErr w:type="spellEnd"/>
+      <w:r>
+        <w:t xml:space="preserve"> </w:t>
+      </w:r>
+      <w:proofErr w:type="spellStart"/>
+      <w:r>
+        <w:t>trả</w:t>
+      </w:r>
+      <w:proofErr w:type="spellEnd"/>
+      <w:r>
+        <w:t xml:space="preserve"> </w:t>
+      </w:r>
+      <w:proofErr w:type="spellStart"/>
+      <w:r>
+        <w:t>về</w:t>
+      </w:r>
+      <w:proofErr w:type="spellEnd"/>
+      <w:r>
+        <w:t xml:space="preserve"> (</w:t>
+      </w:r>
+      <w:proofErr w:type="spellStart"/>
+      <w:r>
+        <w:t>yêu</w:t>
+      </w:r>
+      <w:proofErr w:type="spellEnd"/>
+      <w:r>
+        <w:t xml:space="preserve"> </w:t>
+      </w:r>
+      <w:proofErr w:type="spellStart"/>
+      <w:r>
+        <w:t>cầu</w:t>
+      </w:r>
+      <w:proofErr w:type="spellEnd"/>
+      <w:r>
+        <w:t xml:space="preserve"> </w:t>
+      </w:r>
+      <w:proofErr w:type="spellStart"/>
+      <w:r>
+        <w:t>liệt</w:t>
+      </w:r>
+      <w:proofErr w:type="spellEnd"/>
+      <w:r>
+        <w:t xml:space="preserve"> </w:t>
+      </w:r>
+      <w:proofErr w:type="spellStart"/>
+      <w:r>
+        <w:t>kê</w:t>
+      </w:r>
+      <w:proofErr w:type="spellEnd"/>
+      <w:r>
+        <w:t xml:space="preserve"> chi </w:t>
+      </w:r>
+      <w:proofErr w:type="spellStart"/>
+      <w:r>
+        <w:t>tiết</w:t>
+      </w:r>
+      <w:proofErr w:type="spellEnd"/>
+      <w:r>
+        <w:t xml:space="preserve">) </w:t>
+      </w:r>
+      <w:proofErr w:type="spellStart"/>
+      <w:r>
+        <w:t>khi</w:t>
+      </w:r>
+      <w:proofErr w:type="spellEnd"/>
+      <w:r>
+        <w:t xml:space="preserve"> </w:t>
+      </w:r>
+      <w:proofErr w:type="spellStart"/>
+      <w:r>
+        <w:t>thực</w:t>
+      </w:r>
+      <w:proofErr w:type="spellEnd"/>
+      <w:r>
+        <w:t xml:space="preserve"> </w:t>
+      </w:r>
+      <w:proofErr w:type="spellStart"/>
+      <w:r>
+        <w:t>hiện</w:t>
+      </w:r>
+      <w:proofErr w:type="spellEnd"/>
+      <w:r>
+        <w:t xml:space="preserve"> </w:t>
+      </w:r>
+      <w:proofErr w:type="spellStart"/>
+      <w:r>
+        <w:t>các</w:t>
+      </w:r>
+      <w:proofErr w:type="spellEnd"/>
+      <w:r>
+        <w:t xml:space="preserve"> </w:t>
+      </w:r>
+      <w:proofErr w:type="spellStart"/>
+      <w:r>
+        <w:t>câu</w:t>
+      </w:r>
+      <w:proofErr w:type="spellEnd"/>
+      <w:r>
+        <w:t xml:space="preserve"> </w:t>
+      </w:r>
+      <w:proofErr w:type="spellStart"/>
+      <w:r>
+        <w:t>đại</w:t>
+      </w:r>
+      <w:proofErr w:type="spellEnd"/>
+      <w:r>
+        <w:t xml:space="preserve"> </w:t>
+      </w:r>
+      <w:proofErr w:type="spellStart"/>
+      <w:r>
+        <w:t>số</w:t>
+      </w:r>
+      <w:proofErr w:type="spellEnd"/>
+      <w:r>
+        <w:t xml:space="preserve"> </w:t>
+      </w:r>
+      <w:proofErr w:type="spellStart"/>
+      <w:r>
+        <w:t>quan</w:t>
+      </w:r>
+      <w:proofErr w:type="spellEnd"/>
+      <w:r>
+        <w:t xml:space="preserve"> </w:t>
+      </w:r>
+      <w:proofErr w:type="spellStart"/>
+      <w:r>
+        <w:t>hệ</w:t>
+      </w:r>
+      <w:proofErr w:type="spellEnd"/>
+      <w:r>
+        <w:t xml:space="preserve"> </w:t>
+      </w:r>
+      <w:proofErr w:type="spellStart"/>
+      <w:r>
+        <w:t>sau</w:t>
+      </w:r>
+      <w:proofErr w:type="spellEnd"/>
+      <w:r>
+        <w:t xml:space="preserve">  </w:t>
       </w:r>
     </w:p>
     <w:p>
@@ -7340,11 +13331,19 @@
         </w:rPr>
         <w:t></w:t>
       </w:r>
+      <w:proofErr w:type="spellStart"/>
       <w:r>
         <w:rPr>
           <w:sz w:val="17"/>
         </w:rPr>
-        <w:t>Sname, City</w:t>
+        <w:t>Sname</w:t>
+      </w:r>
+      <w:proofErr w:type="spellEnd"/>
+      <w:r>
+        <w:rPr>
+          <w:sz w:val="17"/>
+        </w:rPr>
+        <w:t>, City</w:t>
       </w:r>
       <w:r>
         <w:rPr>
@@ -7404,6 +13403,7 @@
         </w:rPr>
         <w:t xml:space="preserve">S#, </w:t>
       </w:r>
+      <w:proofErr w:type="spellStart"/>
       <w:proofErr w:type="gramStart"/>
       <w:r>
         <w:rPr>
@@ -7411,6 +13411,7 @@
         </w:rPr>
         <w:t>Sname</w:t>
       </w:r>
+      <w:proofErr w:type="spellEnd"/>
       <w:r>
         <w:rPr>
           <w:sz w:val="28"/>
@@ -7485,6 +13486,7 @@
         </w:rPr>
         <w:t xml:space="preserve">P#, </w:t>
       </w:r>
+      <w:proofErr w:type="spellStart"/>
       <w:proofErr w:type="gramStart"/>
       <w:r>
         <w:rPr>
@@ -7492,6 +13494,7 @@
         </w:rPr>
         <w:t>Pname</w:t>
       </w:r>
+      <w:proofErr w:type="spellEnd"/>
       <w:r>
         <w:rPr>
           <w:sz w:val="28"/>
@@ -7592,7 +13595,21 @@
         <w:rPr>
           <w:sz w:val="17"/>
         </w:rPr>
-        <w:t xml:space="preserve">P#, Pname, </w:t>
+        <w:t xml:space="preserve">P#, </w:t>
+      </w:r>
+      <w:proofErr w:type="spellStart"/>
+      <w:r>
+        <w:rPr>
+          <w:sz w:val="17"/>
+        </w:rPr>
+        <w:t>Pname</w:t>
+      </w:r>
+      <w:proofErr w:type="spellEnd"/>
+      <w:r>
+        <w:rPr>
+          <w:sz w:val="17"/>
+        </w:rPr>
+        <w:t xml:space="preserve">, </w:t>
       </w:r>
       <w:proofErr w:type="gramStart"/>
       <w:r>
@@ -7692,7 +13709,21 @@
         <w:rPr>
           <w:sz w:val="17"/>
         </w:rPr>
-        <w:t xml:space="preserve">P#, Pname, </w:t>
+        <w:t xml:space="preserve">P#, </w:t>
+      </w:r>
+      <w:proofErr w:type="spellStart"/>
+      <w:r>
+        <w:rPr>
+          <w:sz w:val="17"/>
+        </w:rPr>
+        <w:t>Pname</w:t>
+      </w:r>
+      <w:proofErr w:type="spellEnd"/>
+      <w:r>
+        <w:rPr>
+          <w:sz w:val="17"/>
+        </w:rPr>
+        <w:t xml:space="preserve">, </w:t>
       </w:r>
       <w:proofErr w:type="gramStart"/>
       <w:r>
@@ -7810,11 +13841,19 @@
         </w:rPr>
         <w:t></w:t>
       </w:r>
+      <w:proofErr w:type="spellStart"/>
       <w:r>
         <w:rPr>
           <w:sz w:val="17"/>
         </w:rPr>
-        <w:t xml:space="preserve">Pname, </w:t>
+        <w:t>Pname</w:t>
+      </w:r>
+      <w:proofErr w:type="spellEnd"/>
+      <w:r>
+        <w:rPr>
+          <w:sz w:val="17"/>
+        </w:rPr>
+        <w:t xml:space="preserve">, </w:t>
       </w:r>
       <w:proofErr w:type="gramStart"/>
       <w:r>
@@ -8075,6 +14114,7 @@
         </w:rPr>
         <w:t xml:space="preserve">P#, </w:t>
       </w:r>
+      <w:proofErr w:type="spellStart"/>
       <w:proofErr w:type="gramStart"/>
       <w:r>
         <w:rPr>
@@ -8082,6 +14122,7 @@
         </w:rPr>
         <w:t>Pname</w:t>
       </w:r>
+      <w:proofErr w:type="spellEnd"/>
       <w:r>
         <w:rPr>
           <w:sz w:val="28"/>
@@ -8175,6 +14216,7 @@
         </w:rPr>
         <w:t xml:space="preserve">P#, </w:t>
       </w:r>
+      <w:proofErr w:type="spellStart"/>
       <w:proofErr w:type="gramStart"/>
       <w:r>
         <w:rPr>
@@ -8182,6 +14224,7 @@
         </w:rPr>
         <w:t>Pname</w:t>
       </w:r>
+      <w:proofErr w:type="spellEnd"/>
       <w:r>
         <w:rPr>
           <w:sz w:val="28"/>
@@ -8499,7 +14542,21 @@
         <w:rPr>
           <w:sz w:val="17"/>
         </w:rPr>
-        <w:t xml:space="preserve"> Sname, </w:t>
+        <w:t xml:space="preserve"> </w:t>
+      </w:r>
+      <w:proofErr w:type="spellStart"/>
+      <w:r>
+        <w:rPr>
+          <w:sz w:val="17"/>
+        </w:rPr>
+        <w:t>Sname</w:t>
+      </w:r>
+      <w:proofErr w:type="spellEnd"/>
+      <w:r>
+        <w:rPr>
+          <w:sz w:val="17"/>
+        </w:rPr>
+        <w:t xml:space="preserve">, </w:t>
       </w:r>
       <w:proofErr w:type="gramStart"/>
       <w:r>
@@ -8513,8 +14570,16 @@
         <w:rPr>
           <w:sz w:val="17"/>
         </w:rPr>
-        <w:t xml:space="preserve"> Pname</w:t>
-      </w:r>
+        <w:t xml:space="preserve"> </w:t>
+      </w:r>
+      <w:proofErr w:type="spellStart"/>
+      <w:r>
+        <w:rPr>
+          <w:sz w:val="17"/>
+        </w:rPr>
+        <w:t>Pname</w:t>
+      </w:r>
+      <w:proofErr w:type="spellEnd"/>
       <w:r>
         <w:t xml:space="preserve"> (S) </w:t>
       </w:r>
@@ -8524,13 +14589,29 @@
         </w:rPr>
         <w:t>⋈</w:t>
       </w:r>
+      <w:proofErr w:type="spellStart"/>
       <w:proofErr w:type="gramStart"/>
       <w:r>
         <w:rPr>
           <w:sz w:val="17"/>
         </w:rPr>
-        <w:t>S.City=P.Stock</w:t>
-      </w:r>
+        <w:t>S.City</w:t>
+      </w:r>
+      <w:proofErr w:type="spellEnd"/>
+      <w:r>
+        <w:rPr>
+          <w:sz w:val="17"/>
+        </w:rPr>
+        <w:t>=</w:t>
+      </w:r>
+      <w:proofErr w:type="spellStart"/>
+      <w:r>
+        <w:rPr>
+          <w:sz w:val="17"/>
+        </w:rPr>
+        <w:t>P.Stock</w:t>
+      </w:r>
+      <w:proofErr w:type="spellEnd"/>
       <w:proofErr w:type="gramEnd"/>
       <w:r>
         <w:t xml:space="preserve"> </w:t>
@@ -8547,6 +14628,7 @@
         </w:rPr>
         <w:t></w:t>
       </w:r>
+      <w:proofErr w:type="spellStart"/>
       <w:proofErr w:type="gramStart"/>
       <w:r>
         <w:rPr>
@@ -8554,6 +14636,7 @@
         </w:rPr>
         <w:t>P.Stock</w:t>
       </w:r>
+      <w:proofErr w:type="spellEnd"/>
       <w:proofErr w:type="gramEnd"/>
       <w:r>
         <w:t>(P)</w:t>
@@ -8678,8 +14761,16 @@
         <w:rPr>
           <w:sz w:val="17"/>
         </w:rPr>
-        <w:t>S#, Sname</w:t>
-      </w:r>
+        <w:t xml:space="preserve">S#, </w:t>
+      </w:r>
+      <w:proofErr w:type="spellStart"/>
+      <w:r>
+        <w:rPr>
+          <w:sz w:val="17"/>
+        </w:rPr>
+        <w:t>Sname</w:t>
+      </w:r>
+      <w:proofErr w:type="spellEnd"/>
       <w:r>
         <w:t xml:space="preserve"> (</w:t>
       </w:r>
@@ -8811,7 +14902,162 @@
         <w:rPr>
           <w:b/>
         </w:rPr>
-        <w:t xml:space="preserve">Cho biết ý nghĩa của các câu đại số quan hệ trong bài 5. </w:t>
+        <w:lastRenderedPageBreak/>
+        <w:t xml:space="preserve">Cho </w:t>
+      </w:r>
+      <w:proofErr w:type="spellStart"/>
+      <w:r>
+        <w:rPr>
+          <w:b/>
+        </w:rPr>
+        <w:t>biết</w:t>
+      </w:r>
+      <w:proofErr w:type="spellEnd"/>
+      <w:r>
+        <w:rPr>
+          <w:b/>
+        </w:rPr>
+        <w:t xml:space="preserve"> ý </w:t>
+      </w:r>
+      <w:proofErr w:type="spellStart"/>
+      <w:r>
+        <w:rPr>
+          <w:b/>
+        </w:rPr>
+        <w:t>nghĩa</w:t>
+      </w:r>
+      <w:proofErr w:type="spellEnd"/>
+      <w:r>
+        <w:rPr>
+          <w:b/>
+        </w:rPr>
+        <w:t xml:space="preserve"> </w:t>
+      </w:r>
+      <w:proofErr w:type="spellStart"/>
+      <w:r>
+        <w:rPr>
+          <w:b/>
+        </w:rPr>
+        <w:t>của</w:t>
+      </w:r>
+      <w:proofErr w:type="spellEnd"/>
+      <w:r>
+        <w:rPr>
+          <w:b/>
+        </w:rPr>
+        <w:t xml:space="preserve"> </w:t>
+      </w:r>
+      <w:proofErr w:type="spellStart"/>
+      <w:r>
+        <w:rPr>
+          <w:b/>
+        </w:rPr>
+        <w:t>các</w:t>
+      </w:r>
+      <w:proofErr w:type="spellEnd"/>
+      <w:r>
+        <w:rPr>
+          <w:b/>
+        </w:rPr>
+        <w:t xml:space="preserve"> </w:t>
+      </w:r>
+      <w:proofErr w:type="spellStart"/>
+      <w:r>
+        <w:rPr>
+          <w:b/>
+        </w:rPr>
+        <w:t>câu</w:t>
+      </w:r>
+      <w:proofErr w:type="spellEnd"/>
+      <w:r>
+        <w:rPr>
+          <w:b/>
+        </w:rPr>
+        <w:t xml:space="preserve"> </w:t>
+      </w:r>
+      <w:proofErr w:type="spellStart"/>
+      <w:r>
+        <w:rPr>
+          <w:b/>
+        </w:rPr>
+        <w:t>đại</w:t>
+      </w:r>
+      <w:proofErr w:type="spellEnd"/>
+      <w:r>
+        <w:rPr>
+          <w:b/>
+        </w:rPr>
+        <w:t xml:space="preserve"> </w:t>
+      </w:r>
+      <w:proofErr w:type="spellStart"/>
+      <w:r>
+        <w:rPr>
+          <w:b/>
+        </w:rPr>
+        <w:t>số</w:t>
+      </w:r>
+      <w:proofErr w:type="spellEnd"/>
+      <w:r>
+        <w:rPr>
+          <w:b/>
+        </w:rPr>
+        <w:t xml:space="preserve"> </w:t>
+      </w:r>
+      <w:proofErr w:type="spellStart"/>
+      <w:r>
+        <w:rPr>
+          <w:b/>
+        </w:rPr>
+        <w:t>quan</w:t>
+      </w:r>
+      <w:proofErr w:type="spellEnd"/>
+      <w:r>
+        <w:rPr>
+          <w:b/>
+        </w:rPr>
+        <w:t xml:space="preserve"> </w:t>
+      </w:r>
+      <w:proofErr w:type="spellStart"/>
+      <w:r>
+        <w:rPr>
+          <w:b/>
+        </w:rPr>
+        <w:t>hê</w:t>
+      </w:r>
+      <w:proofErr w:type="spellEnd"/>
+      <w:r>
+        <w:rPr>
+          <w:b/>
+        </w:rPr>
+        <w:t xml:space="preserve">̣ </w:t>
+      </w:r>
+      <w:proofErr w:type="spellStart"/>
+      <w:r>
+        <w:rPr>
+          <w:b/>
+        </w:rPr>
+        <w:t>trong</w:t>
+      </w:r>
+      <w:proofErr w:type="spellEnd"/>
+      <w:r>
+        <w:rPr>
+          <w:b/>
+        </w:rPr>
+        <w:t xml:space="preserve"> </w:t>
+      </w:r>
+      <w:proofErr w:type="spellStart"/>
+      <w:r>
+        <w:rPr>
+          <w:b/>
+        </w:rPr>
+        <w:t>bài</w:t>
+      </w:r>
+      <w:proofErr w:type="spellEnd"/>
+      <w:r>
+        <w:rPr>
+          <w:b/>
+        </w:rPr>
+        <w:t xml:space="preserve"> 5. </w:t>
       </w:r>
     </w:p>
     <w:p>
@@ -8824,11 +15070,89 @@
         <w:ind w:hanging="259"/>
         <w:jc w:val="left"/>
       </w:pPr>
+      <w:proofErr w:type="spellStart"/>
       <w:r>
         <w:rPr>
           <w:b/>
         </w:rPr>
-        <w:t xml:space="preserve">Tối ưu các câu trong bài 5. </w:t>
+        <w:t>Tối</w:t>
+      </w:r>
+      <w:proofErr w:type="spellEnd"/>
+      <w:r>
+        <w:rPr>
+          <w:b/>
+        </w:rPr>
+        <w:t xml:space="preserve"> </w:t>
+      </w:r>
+      <w:proofErr w:type="spellStart"/>
+      <w:r>
+        <w:rPr>
+          <w:b/>
+        </w:rPr>
+        <w:t>ưu</w:t>
+      </w:r>
+      <w:proofErr w:type="spellEnd"/>
+      <w:r>
+        <w:rPr>
+          <w:b/>
+        </w:rPr>
+        <w:t xml:space="preserve"> </w:t>
+      </w:r>
+      <w:proofErr w:type="spellStart"/>
+      <w:r>
+        <w:rPr>
+          <w:b/>
+        </w:rPr>
+        <w:t>các</w:t>
+      </w:r>
+      <w:proofErr w:type="spellEnd"/>
+      <w:r>
+        <w:rPr>
+          <w:b/>
+        </w:rPr>
+        <w:t xml:space="preserve"> </w:t>
+      </w:r>
+      <w:proofErr w:type="spellStart"/>
+      <w:r>
+        <w:rPr>
+          <w:b/>
+        </w:rPr>
+        <w:t>câu</w:t>
+      </w:r>
+      <w:proofErr w:type="spellEnd"/>
+      <w:r>
+        <w:rPr>
+          <w:b/>
+        </w:rPr>
+        <w:t xml:space="preserve"> </w:t>
+      </w:r>
+      <w:proofErr w:type="spellStart"/>
+      <w:r>
+        <w:rPr>
+          <w:b/>
+        </w:rPr>
+        <w:t>trong</w:t>
+      </w:r>
+      <w:proofErr w:type="spellEnd"/>
+      <w:r>
+        <w:rPr>
+          <w:b/>
+        </w:rPr>
+        <w:t xml:space="preserve"> </w:t>
+      </w:r>
+      <w:proofErr w:type="spellStart"/>
+      <w:r>
+        <w:rPr>
+          <w:b/>
+        </w:rPr>
+        <w:t>bài</w:t>
+      </w:r>
+      <w:proofErr w:type="spellEnd"/>
+      <w:r>
+        <w:rPr>
+          <w:b/>
+        </w:rPr>
+        <w:t xml:space="preserve"> 5. </w:t>
       </w:r>
     </w:p>
     <w:p>
@@ -8838,7 +15162,6 @@
         <w:jc w:val="left"/>
       </w:pPr>
       <w:r>
-        <w:lastRenderedPageBreak/>
         <w:t xml:space="preserve"> </w:t>
       </w:r>
     </w:p>
@@ -9262,14 +15585,153 @@
       <w:rPr>
         <w:b/>
       </w:rPr>
-      <w:t xml:space="preserve"> – Trường đại học Đại Nam  </w:t>
+      <w:t xml:space="preserve"> – </w:t>
+    </w:r>
+    <w:proofErr w:type="spellStart"/>
+    <w:r>
+      <w:rPr>
+        <w:b/>
+      </w:rPr>
+      <w:t>Trường</w:t>
+    </w:r>
+    <w:proofErr w:type="spellEnd"/>
+    <w:r>
+      <w:rPr>
+        <w:b/>
+      </w:rPr>
+      <w:t xml:space="preserve"> </w:t>
+    </w:r>
+    <w:proofErr w:type="spellStart"/>
+    <w:r>
+      <w:rPr>
+        <w:b/>
+      </w:rPr>
+      <w:t>đại</w:t>
+    </w:r>
+    <w:proofErr w:type="spellEnd"/>
+    <w:r>
+      <w:rPr>
+        <w:b/>
+      </w:rPr>
+      <w:t xml:space="preserve"> </w:t>
+    </w:r>
+    <w:proofErr w:type="spellStart"/>
+    <w:r>
+      <w:rPr>
+        <w:b/>
+      </w:rPr>
+      <w:t>học</w:t>
+    </w:r>
+    <w:proofErr w:type="spellEnd"/>
+    <w:r>
+      <w:rPr>
+        <w:b/>
+      </w:rPr>
+      <w:t xml:space="preserve"> </w:t>
+    </w:r>
+    <w:proofErr w:type="spellStart"/>
+    <w:r>
+      <w:rPr>
+        <w:b/>
+      </w:rPr>
+      <w:t>Đại</w:t>
+    </w:r>
+    <w:proofErr w:type="spellEnd"/>
+    <w:r>
+      <w:rPr>
+        <w:b/>
+      </w:rPr>
+      <w:t xml:space="preserve"> Nam  </w:t>
     </w:r>
     <w:r>
       <w:rPr>
         <w:b/>
       </w:rPr>
       <w:tab/>
-      <w:t xml:space="preserve">Bài tập cơ sở dữ liệu </w:t>
+    </w:r>
+    <w:proofErr w:type="spellStart"/>
+    <w:r>
+      <w:rPr>
+        <w:b/>
+      </w:rPr>
+      <w:t>Bài</w:t>
+    </w:r>
+    <w:proofErr w:type="spellEnd"/>
+    <w:r>
+      <w:rPr>
+        <w:b/>
+      </w:rPr>
+      <w:t xml:space="preserve"> </w:t>
+    </w:r>
+    <w:proofErr w:type="spellStart"/>
+    <w:r>
+      <w:rPr>
+        <w:b/>
+      </w:rPr>
+      <w:t>tập</w:t>
+    </w:r>
+    <w:proofErr w:type="spellEnd"/>
+    <w:r>
+      <w:rPr>
+        <w:b/>
+      </w:rPr>
+      <w:t xml:space="preserve"> </w:t>
+    </w:r>
+    <w:proofErr w:type="spellStart"/>
+    <w:r>
+      <w:rPr>
+        <w:b/>
+      </w:rPr>
+      <w:t>cơ</w:t>
+    </w:r>
+    <w:proofErr w:type="spellEnd"/>
+    <w:r>
+      <w:rPr>
+        <w:b/>
+      </w:rPr>
+      <w:t xml:space="preserve"> </w:t>
+    </w:r>
+    <w:proofErr w:type="spellStart"/>
+    <w:r>
+      <w:rPr>
+        <w:b/>
+      </w:rPr>
+      <w:t>sơ</w:t>
+    </w:r>
+    <w:proofErr w:type="spellEnd"/>
+    <w:r>
+      <w:rPr>
+        <w:b/>
+      </w:rPr>
+      <w:t xml:space="preserve">̉ </w:t>
+    </w:r>
+    <w:proofErr w:type="spellStart"/>
+    <w:r>
+      <w:rPr>
+        <w:b/>
+      </w:rPr>
+      <w:t>dư</w:t>
+    </w:r>
+    <w:proofErr w:type="spellEnd"/>
+    <w:r>
+      <w:rPr>
+        <w:b/>
+      </w:rPr>
+      <w:t xml:space="preserve">̃ </w:t>
+    </w:r>
+    <w:proofErr w:type="spellStart"/>
+    <w:r>
+      <w:rPr>
+        <w:b/>
+      </w:rPr>
+      <w:t>liệu</w:t>
+    </w:r>
+    <w:proofErr w:type="spellEnd"/>
+    <w:r>
+      <w:rPr>
+        <w:b/>
+      </w:rPr>
+      <w:t xml:space="preserve"> </w:t>
     </w:r>
   </w:p>
 </w:hdr>
@@ -9510,14 +15972,153 @@
       <w:rPr>
         <w:b/>
       </w:rPr>
-      <w:t xml:space="preserve"> – Trường đại học Đại Nam  </w:t>
+      <w:t xml:space="preserve"> – </w:t>
+    </w:r>
+    <w:proofErr w:type="spellStart"/>
+    <w:r>
+      <w:rPr>
+        <w:b/>
+      </w:rPr>
+      <w:t>Trường</w:t>
+    </w:r>
+    <w:proofErr w:type="spellEnd"/>
+    <w:r>
+      <w:rPr>
+        <w:b/>
+      </w:rPr>
+      <w:t xml:space="preserve"> </w:t>
+    </w:r>
+    <w:proofErr w:type="spellStart"/>
+    <w:r>
+      <w:rPr>
+        <w:b/>
+      </w:rPr>
+      <w:t>đại</w:t>
+    </w:r>
+    <w:proofErr w:type="spellEnd"/>
+    <w:r>
+      <w:rPr>
+        <w:b/>
+      </w:rPr>
+      <w:t xml:space="preserve"> </w:t>
+    </w:r>
+    <w:proofErr w:type="spellStart"/>
+    <w:r>
+      <w:rPr>
+        <w:b/>
+      </w:rPr>
+      <w:t>học</w:t>
+    </w:r>
+    <w:proofErr w:type="spellEnd"/>
+    <w:r>
+      <w:rPr>
+        <w:b/>
+      </w:rPr>
+      <w:t xml:space="preserve"> </w:t>
+    </w:r>
+    <w:proofErr w:type="spellStart"/>
+    <w:r>
+      <w:rPr>
+        <w:b/>
+      </w:rPr>
+      <w:t>Đại</w:t>
+    </w:r>
+    <w:proofErr w:type="spellEnd"/>
+    <w:r>
+      <w:rPr>
+        <w:b/>
+      </w:rPr>
+      <w:t xml:space="preserve"> Nam  </w:t>
     </w:r>
     <w:r>
       <w:rPr>
         <w:b/>
       </w:rPr>
       <w:tab/>
-      <w:t xml:space="preserve">Bài tập cơ sở dữ liệu </w:t>
+    </w:r>
+    <w:proofErr w:type="spellStart"/>
+    <w:r>
+      <w:rPr>
+        <w:b/>
+      </w:rPr>
+      <w:t>Bài</w:t>
+    </w:r>
+    <w:proofErr w:type="spellEnd"/>
+    <w:r>
+      <w:rPr>
+        <w:b/>
+      </w:rPr>
+      <w:t xml:space="preserve"> </w:t>
+    </w:r>
+    <w:proofErr w:type="spellStart"/>
+    <w:r>
+      <w:rPr>
+        <w:b/>
+      </w:rPr>
+      <w:t>tập</w:t>
+    </w:r>
+    <w:proofErr w:type="spellEnd"/>
+    <w:r>
+      <w:rPr>
+        <w:b/>
+      </w:rPr>
+      <w:t xml:space="preserve"> </w:t>
+    </w:r>
+    <w:proofErr w:type="spellStart"/>
+    <w:r>
+      <w:rPr>
+        <w:b/>
+      </w:rPr>
+      <w:t>cơ</w:t>
+    </w:r>
+    <w:proofErr w:type="spellEnd"/>
+    <w:r>
+      <w:rPr>
+        <w:b/>
+      </w:rPr>
+      <w:t xml:space="preserve"> </w:t>
+    </w:r>
+    <w:proofErr w:type="spellStart"/>
+    <w:r>
+      <w:rPr>
+        <w:b/>
+      </w:rPr>
+      <w:t>sơ</w:t>
+    </w:r>
+    <w:proofErr w:type="spellEnd"/>
+    <w:r>
+      <w:rPr>
+        <w:b/>
+      </w:rPr>
+      <w:t xml:space="preserve">̉ </w:t>
+    </w:r>
+    <w:proofErr w:type="spellStart"/>
+    <w:r>
+      <w:rPr>
+        <w:b/>
+      </w:rPr>
+      <w:t>dư</w:t>
+    </w:r>
+    <w:proofErr w:type="spellEnd"/>
+    <w:r>
+      <w:rPr>
+        <w:b/>
+      </w:rPr>
+      <w:t xml:space="preserve">̃ </w:t>
+    </w:r>
+    <w:proofErr w:type="spellStart"/>
+    <w:r>
+      <w:rPr>
+        <w:b/>
+      </w:rPr>
+      <w:t>liệu</w:t>
+    </w:r>
+    <w:proofErr w:type="spellEnd"/>
+    <w:r>
+      <w:rPr>
+        <w:b/>
+      </w:rPr>
+      <w:t xml:space="preserve"> </w:t>
     </w:r>
   </w:p>
 </w:hdr>
@@ -9758,14 +16359,153 @@
       <w:rPr>
         <w:b/>
       </w:rPr>
-      <w:t xml:space="preserve"> – Trường đại học Đại Nam  </w:t>
+      <w:t xml:space="preserve"> – </w:t>
+    </w:r>
+    <w:proofErr w:type="spellStart"/>
+    <w:r>
+      <w:rPr>
+        <w:b/>
+      </w:rPr>
+      <w:t>Trường</w:t>
+    </w:r>
+    <w:proofErr w:type="spellEnd"/>
+    <w:r>
+      <w:rPr>
+        <w:b/>
+      </w:rPr>
+      <w:t xml:space="preserve"> </w:t>
+    </w:r>
+    <w:proofErr w:type="spellStart"/>
+    <w:r>
+      <w:rPr>
+        <w:b/>
+      </w:rPr>
+      <w:t>đại</w:t>
+    </w:r>
+    <w:proofErr w:type="spellEnd"/>
+    <w:r>
+      <w:rPr>
+        <w:b/>
+      </w:rPr>
+      <w:t xml:space="preserve"> </w:t>
+    </w:r>
+    <w:proofErr w:type="spellStart"/>
+    <w:r>
+      <w:rPr>
+        <w:b/>
+      </w:rPr>
+      <w:t>học</w:t>
+    </w:r>
+    <w:proofErr w:type="spellEnd"/>
+    <w:r>
+      <w:rPr>
+        <w:b/>
+      </w:rPr>
+      <w:t xml:space="preserve"> </w:t>
+    </w:r>
+    <w:proofErr w:type="spellStart"/>
+    <w:r>
+      <w:rPr>
+        <w:b/>
+      </w:rPr>
+      <w:t>Đại</w:t>
+    </w:r>
+    <w:proofErr w:type="spellEnd"/>
+    <w:r>
+      <w:rPr>
+        <w:b/>
+      </w:rPr>
+      <w:t xml:space="preserve"> Nam  </w:t>
     </w:r>
     <w:r>
       <w:rPr>
         <w:b/>
       </w:rPr>
       <w:tab/>
-      <w:t xml:space="preserve">Bài tập cơ sở dữ liệu </w:t>
+    </w:r>
+    <w:proofErr w:type="spellStart"/>
+    <w:r>
+      <w:rPr>
+        <w:b/>
+      </w:rPr>
+      <w:t>Bài</w:t>
+    </w:r>
+    <w:proofErr w:type="spellEnd"/>
+    <w:r>
+      <w:rPr>
+        <w:b/>
+      </w:rPr>
+      <w:t xml:space="preserve"> </w:t>
+    </w:r>
+    <w:proofErr w:type="spellStart"/>
+    <w:r>
+      <w:rPr>
+        <w:b/>
+      </w:rPr>
+      <w:t>tập</w:t>
+    </w:r>
+    <w:proofErr w:type="spellEnd"/>
+    <w:r>
+      <w:rPr>
+        <w:b/>
+      </w:rPr>
+      <w:t xml:space="preserve"> </w:t>
+    </w:r>
+    <w:proofErr w:type="spellStart"/>
+    <w:r>
+      <w:rPr>
+        <w:b/>
+      </w:rPr>
+      <w:t>cơ</w:t>
+    </w:r>
+    <w:proofErr w:type="spellEnd"/>
+    <w:r>
+      <w:rPr>
+        <w:b/>
+      </w:rPr>
+      <w:t xml:space="preserve"> </w:t>
+    </w:r>
+    <w:proofErr w:type="spellStart"/>
+    <w:r>
+      <w:rPr>
+        <w:b/>
+      </w:rPr>
+      <w:t>sơ</w:t>
+    </w:r>
+    <w:proofErr w:type="spellEnd"/>
+    <w:r>
+      <w:rPr>
+        <w:b/>
+      </w:rPr>
+      <w:t xml:space="preserve">̉ </w:t>
+    </w:r>
+    <w:proofErr w:type="spellStart"/>
+    <w:r>
+      <w:rPr>
+        <w:b/>
+      </w:rPr>
+      <w:t>dư</w:t>
+    </w:r>
+    <w:proofErr w:type="spellEnd"/>
+    <w:r>
+      <w:rPr>
+        <w:b/>
+      </w:rPr>
+      <w:t xml:space="preserve">̃ </w:t>
+    </w:r>
+    <w:proofErr w:type="spellStart"/>
+    <w:r>
+      <w:rPr>
+        <w:b/>
+      </w:rPr>
+      <w:t>liệu</w:t>
+    </w:r>
+    <w:proofErr w:type="spellEnd"/>
+    <w:r>
+      <w:rPr>
+        <w:b/>
+      </w:rPr>
+      <w:t xml:space="preserve"> </w:t>
     </w:r>
   </w:p>
 </w:hdr>
@@ -11297,6 +18037,7 @@
   <w:style w:type="character" w:default="1" w:styleId="DefaultParagraphFont">
     <w:name w:val="Default Paragraph Font"/>
     <w:uiPriority w:val="1"/>
+    <w:semiHidden/>
     <w:unhideWhenUsed/>
   </w:style>
   <w:style w:type="table" w:default="1" w:styleId="TableNormal">
